--- a/複評文件!!!!!!/第十章.docx
+++ b/複評文件!!!!!!/第十章.docx
@@ -2,7 +2,6 @@
 <file path=word/document.xml><?xml version="1.0" encoding="utf-8"?>
 <w:document xmlns:wpc="http://schemas.microsoft.com/office/word/2010/wordprocessingCanvas" xmlns:cx="http://schemas.microsoft.com/office/drawing/2014/chartex" xmlns:cx1="http://schemas.microsoft.com/office/drawing/2015/9/8/chartex" xmlns:cx2="http://schemas.microsoft.com/office/drawing/2015/10/21/chartex" xmlns:cx3="http://schemas.microsoft.com/office/drawing/2016/5/9/chartex" xmlns:cx4="http://schemas.microsoft.com/office/drawing/2016/5/10/chartex" xmlns:cx5="http://schemas.microsoft.com/office/drawing/2016/5/11/chartex" xmlns:cx6="http://schemas.microsoft.com/office/drawing/2016/5/12/chartex" xmlns:cx7="http://schemas.microsoft.com/office/drawing/2016/5/13/chartex" xmlns:cx8="http://schemas.microsoft.com/office/drawing/2016/5/14/chartex" xmlns:mc="http://schemas.openxmlformats.org/markup-compatibility/2006" xmlns:aink="http://schemas.microsoft.com/office/drawing/2016/ink" xmlns:am3d="http://schemas.microsoft.com/office/drawing/2017/model3d" xmlns:o="urn:schemas-microsoft-com:office:office" xmlns:oel="http://schemas.microsoft.com/office/2019/extlst" xmlns:r="http://schemas.openxmlformats.org/officeDocument/2006/relationships" xmlns:m="http://schemas.openxmlformats.org/officeDocument/2006/math" xmlns:v="urn:schemas-microsoft-com:vml" xmlns:wp14="http://schemas.microsoft.com/office/word/2010/wordprocessingDrawing" xmlns:wp="http://schemas.openxmlformats.org/drawingml/2006/wordprocessingDrawing" xmlns:w10="urn:schemas-microsoft-com:office:word" xmlns:w="http://schemas.openxmlformats.org/wordprocessingml/2006/main" xmlns:w14="http://schemas.microsoft.com/office/word/2010/wordml" xmlns:w15="http://schemas.microsoft.com/office/word/2012/wordml" xmlns:w16cex="http://schemas.microsoft.com/office/word/2018/wordml/cex" xmlns:w16cid="http://schemas.microsoft.com/office/word/2016/wordml/cid" xmlns:w16="http://schemas.microsoft.com/office/word/2018/wordml" xmlns:w16du="http://schemas.microsoft.com/office/word/2023/wordml/word16du" xmlns:w16sdtdh="http://schemas.microsoft.com/office/word/2020/wordml/sdtdatahash" xmlns:w16sdtfl="http://schemas.microsoft.com/office/word/2024/wordml/sdtformatlock" xmlns:w16se="http://schemas.microsoft.com/office/word/2015/wordml/symex" xmlns:wpg="http://schemas.microsoft.com/office/word/2010/wordprocessingGroup" xmlns:wpi="http://schemas.microsoft.com/office/word/2010/wordprocessingInk" xmlns:wne="http://schemas.microsoft.com/office/word/2006/wordml" xmlns:wps="http://schemas.microsoft.com/office/word/2010/wordprocessingShape" mc:Ignorable="w14 w15 w16se w16cid w16 w16cex w16sdtdh w16sdtfl w16du wp14">
   <w:body>
-    <w:bookmarkStart w:id="0" w:name="_Toc231231065"/>
     <w:p>
       <w:pPr>
         <w:ind w:left="3360" w:firstLineChars="100" w:firstLine="360"/>
@@ -14,6 +13,7 @@
           <w:szCs w:val="36"/>
         </w:rPr>
       </w:pPr>
+      <w:bookmarkStart w:id="0" w:name="_Toc231231065"/>
       <w:r>
         <w:rPr>
           <w:rFonts w:ascii="Times New Roman" w:eastAsia="標楷體" w:hAnsi="Times New Roman"/>
@@ -25,7 +25,7 @@
         <mc:AlternateContent>
           <mc:Choice Requires="wps">
             <w:drawing>
-              <wp:anchor distT="0" distB="0" distL="114300" distR="114300" simplePos="0" relativeHeight="251658240" behindDoc="0" locked="0" layoutInCell="1" allowOverlap="1" wp14:anchorId="1286E9E9" wp14:editId="499BD6D7">
+              <wp:anchor distT="0" distB="0" distL="114300" distR="114300" simplePos="0" relativeHeight="251659264" behindDoc="0" locked="0" layoutInCell="1" allowOverlap="1" wp14:anchorId="363A0AE4" wp14:editId="6BC09582">
                 <wp:simplePos x="0" y="0"/>
                 <wp:positionH relativeFrom="margin">
                   <wp:posOffset>5470525</wp:posOffset>
@@ -95,11 +95,11 @@
           </mc:Choice>
           <mc:Fallback>
             <w:pict>
-              <v:shapetype w14:anchorId="1286E9E9" id="_x0000_t202" coordsize="21600,21600" o:spt="202" path="m,l,21600r21600,l21600,xe">
+              <v:shapetype w14:anchorId="363A0AE4" id="_x0000_t202" coordsize="21600,21600" o:spt="202" path="m,l,21600r21600,l21600,xe">
                 <v:stroke joinstyle="miter"/>
                 <v:path gradientshapeok="t" o:connecttype="rect"/>
               </v:shapetype>
-              <v:shape id="文字方塊 2" o:spid="_x0000_s1026" type="#_x0000_t202" style="position:absolute;left:0;text-align:left;margin-left:430.75pt;margin-top:0;width:78.85pt;height:53.8pt;z-index:251658240;visibility:visible;mso-wrap-style:square;mso-width-percent:0;mso-height-percent:0;mso-wrap-distance-left:9pt;mso-wrap-distance-top:0;mso-wrap-distance-right:9pt;mso-wrap-distance-bottom:0;mso-position-horizontal:absolute;mso-position-horizontal-relative:margin;mso-position-vertical:absolute;mso-position-vertical-relative:margin;mso-width-percent:0;mso-height-percent:0;mso-width-relative:margin;mso-height-relative:margin;v-text-anchor:top" o:gfxdata="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" stroked="f">
+              <v:shape id="文字方塊 2" o:spid="_x0000_s1026" type="#_x0000_t202" style="position:absolute;left:0;text-align:left;margin-left:430.75pt;margin-top:0;width:78.85pt;height:53.8pt;z-index:251659264;visibility:visible;mso-wrap-style:square;mso-width-percent:0;mso-height-percent:0;mso-wrap-distance-left:9pt;mso-wrap-distance-top:0;mso-wrap-distance-right:9pt;mso-wrap-distance-bottom:0;mso-position-horizontal:absolute;mso-position-horizontal-relative:margin;mso-position-vertical:absolute;mso-position-vertical-relative:margin;mso-width-percent:0;mso-height-percent:0;mso-width-relative:margin;mso-height-relative:margin;v-text-anchor:top" o:gfxdata="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" stroked="f">
                 <v:textbox>
                   <w:txbxContent>
                     <w:p>
@@ -292,6 +292,14 @@
                 <w:bCs/>
                 <w:szCs w:val="28"/>
               </w:rPr>
+              <w:t>登入</w:t>
+            </w:r>
+            <w:r>
+              <w:rPr>
+                <w:rFonts w:ascii="Times New Roman" w:eastAsia="標楷體" w:hAnsi="Times New Roman"/>
+                <w:bCs/>
+                <w:szCs w:val="28"/>
+              </w:rPr>
               <w:t>Google</w:t>
             </w:r>
             <w:r>
@@ -308,7 +316,7 @@
                 <w:bCs/>
                 <w:szCs w:val="28"/>
               </w:rPr>
-              <w:t>登入</w:t>
+              <w:t xml:space="preserve"> </w:t>
             </w:r>
           </w:p>
         </w:tc>
@@ -540,7 +548,7 @@
                 <w:bCs/>
                 <w:szCs w:val="28"/>
               </w:rPr>
-              <w:t>離開家庭</w:t>
+              <w:t>非權限提醒</w:t>
             </w:r>
           </w:p>
         </w:tc>
@@ -593,7 +601,7 @@
         <w:tc>
           <w:tcPr>
             <w:tcW w:w="912" w:type="pct"/>
-            <w:vMerge w:val="restart"/>
+            <w:vMerge/>
             <w:vAlign w:val="center"/>
           </w:tcPr>
           <w:p>
@@ -607,14 +615,6 @@
                 <w:szCs w:val="28"/>
               </w:rPr>
             </w:pPr>
-            <w:r>
-              <w:rPr>
-                <w:rFonts w:ascii="Times New Roman" w:eastAsia="標楷體" w:hAnsi="Times New Roman"/>
-                <w:bCs/>
-                <w:szCs w:val="28"/>
-              </w:rPr>
-              <w:t>Growth AI</w:t>
-            </w:r>
           </w:p>
         </w:tc>
         <w:tc>
@@ -638,7 +638,7 @@
                 <w:bCs/>
                 <w:szCs w:val="28"/>
               </w:rPr>
-              <w:t>提問限制</w:t>
+              <w:t>離開家庭</w:t>
             </w:r>
           </w:p>
         </w:tc>
@@ -699,7 +699,33 @@
         <w:tc>
           <w:tcPr>
             <w:tcW w:w="912" w:type="pct"/>
-            <w:vMerge/>
+            <w:vMerge w:val="restart"/>
+            <w:vAlign w:val="center"/>
+          </w:tcPr>
+          <w:p>
+            <w:pPr>
+              <w:pStyle w:val="a5"/>
+              <w:ind w:left="0"/>
+              <w:jc w:val="center"/>
+              <w:rPr>
+                <w:rFonts w:ascii="Times New Roman" w:eastAsia="標楷體" w:hAnsi="Times New Roman"/>
+                <w:bCs/>
+                <w:szCs w:val="28"/>
+              </w:rPr>
+            </w:pPr>
+            <w:r>
+              <w:rPr>
+                <w:rFonts w:ascii="Times New Roman" w:eastAsia="標楷體" w:hAnsi="Times New Roman"/>
+                <w:bCs/>
+                <w:szCs w:val="28"/>
+              </w:rPr>
+              <w:t>Growth AI</w:t>
+            </w:r>
+          </w:p>
+        </w:tc>
+        <w:tc>
+          <w:tcPr>
+            <w:tcW w:w="1567" w:type="pct"/>
           </w:tcPr>
           <w:p>
             <w:pPr>
@@ -712,11 +738,43 @@
                 <w:szCs w:val="28"/>
               </w:rPr>
             </w:pPr>
-          </w:p>
-        </w:tc>
-        <w:tc>
-          <w:tcPr>
-            <w:tcW w:w="1567" w:type="pct"/>
+            <w:r>
+              <w:rPr>
+                <w:rFonts w:ascii="Times New Roman" w:eastAsia="標楷體" w:hAnsi="Times New Roman" w:hint="eastAsia"/>
+                <w:bCs/>
+                <w:szCs w:val="28"/>
+              </w:rPr>
+              <w:t>提問限制</w:t>
+            </w:r>
+          </w:p>
+        </w:tc>
+      </w:tr>
+      <w:tr>
+        <w:trPr>
+          <w:trHeight w:val="247"/>
+        </w:trPr>
+        <w:tc>
+          <w:tcPr>
+            <w:tcW w:w="889" w:type="pct"/>
+            <w:vMerge/>
+            <w:vAlign w:val="center"/>
+          </w:tcPr>
+          <w:p>
+            <w:pPr>
+              <w:pStyle w:val="a5"/>
+              <w:ind w:left="0"/>
+              <w:jc w:val="center"/>
+              <w:rPr>
+                <w:rFonts w:ascii="Times New Roman" w:eastAsia="標楷體" w:hAnsi="Times New Roman"/>
+                <w:bCs/>
+                <w:szCs w:val="28"/>
+              </w:rPr>
+            </w:pPr>
+          </w:p>
+        </w:tc>
+        <w:tc>
+          <w:tcPr>
+            <w:tcW w:w="1631" w:type="pct"/>
           </w:tcPr>
           <w:p>
             <w:pPr>
@@ -735,12 +793,66 @@
                 <w:bCs/>
                 <w:szCs w:val="28"/>
               </w:rPr>
-              <w:t>異常處理</w:t>
-            </w:r>
-          </w:p>
-        </w:tc>
-      </w:tr>
-      <w:tr>
+              <w:t>修改胎數</w:t>
+            </w:r>
+          </w:p>
+        </w:tc>
+        <w:tc>
+          <w:tcPr>
+            <w:tcW w:w="912" w:type="pct"/>
+            <w:vMerge/>
+          </w:tcPr>
+          <w:p>
+            <w:pPr>
+              <w:pStyle w:val="a5"/>
+              <w:ind w:left="0"/>
+              <w:jc w:val="both"/>
+              <w:rPr>
+                <w:rFonts w:ascii="Times New Roman" w:eastAsia="標楷體" w:hAnsi="Times New Roman"/>
+                <w:bCs/>
+                <w:szCs w:val="28"/>
+              </w:rPr>
+            </w:pPr>
+          </w:p>
+        </w:tc>
+        <w:tc>
+          <w:tcPr>
+            <w:tcW w:w="1567" w:type="pct"/>
+          </w:tcPr>
+          <w:p>
+            <w:pPr>
+              <w:pStyle w:val="a5"/>
+              <w:ind w:left="0"/>
+              <w:jc w:val="both"/>
+              <w:rPr>
+                <w:rFonts w:ascii="Times New Roman" w:eastAsia="標楷體" w:hAnsi="Times New Roman"/>
+                <w:bCs/>
+                <w:szCs w:val="28"/>
+              </w:rPr>
+            </w:pPr>
+            <w:r>
+              <w:rPr>
+                <w:rFonts w:ascii="Times New Roman" w:eastAsia="標楷體" w:hAnsi="Times New Roman"/>
+                <w:bCs/>
+                <w:szCs w:val="28"/>
+              </w:rPr>
+              <w:t>處理</w:t>
+            </w:r>
+            <w:r>
+              <w:rPr>
+                <w:rFonts w:ascii="Times New Roman" w:eastAsia="標楷體" w:hAnsi="Times New Roman" w:hint="eastAsia"/>
+                <w:bCs/>
+                <w:szCs w:val="28"/>
+              </w:rPr>
+              <w:t>異常</w:t>
+            </w:r>
+          </w:p>
+        </w:tc>
+      </w:tr>
+      <w:tr>
+        <w:trPr>
+          <w:trHeight w:val="247"/>
+        </w:trPr>
         <w:tc>
           <w:tcPr>
             <w:tcW w:w="889" w:type="pct"/>
@@ -809,6 +921,50 @@
           </w:tcPr>
           <w:p>
             <w:pPr>
+              <w:jc w:val="both"/>
+              <w:rPr>
+                <w:rFonts w:ascii="Times New Roman" w:eastAsia="標楷體" w:hAnsi="Times New Roman"/>
+                <w:bCs/>
+                <w:szCs w:val="28"/>
+              </w:rPr>
+            </w:pPr>
+            <w:r>
+              <w:rPr>
+                <w:rFonts w:ascii="Times New Roman" w:eastAsia="標楷體" w:hAnsi="Times New Roman" w:hint="eastAsia"/>
+                <w:bCs/>
+                <w:szCs w:val="28"/>
+              </w:rPr>
+              <w:t>瀏覽紀錄</w:t>
+            </w:r>
+          </w:p>
+        </w:tc>
+      </w:tr>
+      <w:tr>
+        <w:tc>
+          <w:tcPr>
+            <w:tcW w:w="889" w:type="pct"/>
+            <w:vMerge/>
+            <w:vAlign w:val="center"/>
+          </w:tcPr>
+          <w:p>
+            <w:pPr>
+              <w:pStyle w:val="a5"/>
+              <w:ind w:left="0"/>
+              <w:jc w:val="center"/>
+              <w:rPr>
+                <w:rFonts w:ascii="Times New Roman" w:eastAsia="標楷體" w:hAnsi="Times New Roman"/>
+                <w:bCs/>
+                <w:szCs w:val="28"/>
+              </w:rPr>
+            </w:pPr>
+          </w:p>
+        </w:tc>
+        <w:tc>
+          <w:tcPr>
+            <w:tcW w:w="1631" w:type="pct"/>
+          </w:tcPr>
+          <w:p>
+            <w:pPr>
               <w:pStyle w:val="a5"/>
               <w:ind w:left="0"/>
               <w:jc w:val="both"/>
@@ -820,11 +976,54 @@
             </w:pPr>
             <w:r>
               <w:rPr>
-                <w:rFonts w:ascii="Times New Roman" w:eastAsia="標楷體" w:hAnsi="Times New Roman" w:hint="eastAsia"/>
-                <w:bCs/>
-                <w:szCs w:val="28"/>
-              </w:rPr>
-              <w:t>紀錄瀏覽與刪除</w:t>
+                <w:rFonts w:ascii="Times New Roman" w:eastAsia="標楷體" w:hAnsi="Times New Roman"/>
+                <w:bCs/>
+                <w:szCs w:val="28"/>
+              </w:rPr>
+              <w:t>瀏覽孕期紀錄</w:t>
+            </w:r>
+          </w:p>
+        </w:tc>
+        <w:tc>
+          <w:tcPr>
+            <w:tcW w:w="912" w:type="pct"/>
+            <w:vMerge/>
+          </w:tcPr>
+          <w:p>
+            <w:pPr>
+              <w:pStyle w:val="a5"/>
+              <w:ind w:left="0"/>
+              <w:jc w:val="both"/>
+              <w:rPr>
+                <w:rFonts w:ascii="Times New Roman" w:eastAsia="標楷體" w:hAnsi="Times New Roman"/>
+                <w:bCs/>
+                <w:szCs w:val="28"/>
+              </w:rPr>
+            </w:pPr>
+          </w:p>
+        </w:tc>
+        <w:tc>
+          <w:tcPr>
+            <w:tcW w:w="1567" w:type="pct"/>
+          </w:tcPr>
+          <w:p>
+            <w:pPr>
+              <w:pStyle w:val="a5"/>
+              <w:ind w:left="0"/>
+              <w:jc w:val="both"/>
+              <w:rPr>
+                <w:rFonts w:ascii="Times New Roman" w:eastAsia="標楷體" w:hAnsi="Times New Roman"/>
+                <w:bCs/>
+                <w:szCs w:val="28"/>
+              </w:rPr>
+            </w:pPr>
+            <w:r>
+              <w:rPr>
+                <w:rFonts w:ascii="Times New Roman" w:eastAsia="標楷體" w:hAnsi="Times New Roman" w:hint="eastAsia"/>
+                <w:bCs/>
+                <w:szCs w:val="28"/>
+              </w:rPr>
+              <w:t>刪除紀錄</w:t>
             </w:r>
           </w:p>
         </w:tc>
@@ -870,47 +1069,97 @@
                 <w:bCs/>
                 <w:szCs w:val="28"/>
               </w:rPr>
-              <w:t>新增</w:t>
-            </w:r>
-            <w:r>
-              <w:rPr>
-                <w:rFonts w:ascii="Times New Roman" w:eastAsia="標楷體" w:hAnsi="Times New Roman" w:hint="eastAsia"/>
-                <w:bCs/>
-                <w:szCs w:val="28"/>
-              </w:rPr>
-              <w:t>/</w:t>
-            </w:r>
-            <w:r>
-              <w:rPr>
-                <w:rFonts w:ascii="Times New Roman" w:eastAsia="標楷體" w:hAnsi="Times New Roman"/>
-                <w:bCs/>
-                <w:szCs w:val="28"/>
-              </w:rPr>
-              <w:t>修改</w:t>
-            </w:r>
-            <w:r>
-              <w:rPr>
-                <w:rFonts w:ascii="Times New Roman" w:eastAsia="標楷體" w:hAnsi="Times New Roman" w:hint="eastAsia"/>
-                <w:bCs/>
-                <w:szCs w:val="28"/>
-              </w:rPr>
-              <w:t>/</w:t>
-            </w:r>
-            <w:r>
-              <w:rPr>
-                <w:rFonts w:ascii="Times New Roman" w:eastAsia="標楷體" w:hAnsi="Times New Roman" w:hint="eastAsia"/>
-                <w:bCs/>
-                <w:szCs w:val="28"/>
-              </w:rPr>
-              <w:t>刪除</w:t>
-            </w:r>
-            <w:r>
-              <w:rPr>
-                <w:rFonts w:ascii="Times New Roman" w:eastAsia="標楷體" w:hAnsi="Times New Roman"/>
-                <w:bCs/>
-                <w:szCs w:val="28"/>
-              </w:rPr>
-              <w:t>孕期紀錄</w:t>
+              <w:t>新增孕期紀錄</w:t>
+            </w:r>
+          </w:p>
+        </w:tc>
+        <w:tc>
+          <w:tcPr>
+            <w:tcW w:w="912" w:type="pct"/>
+            <w:vMerge/>
+            <w:vAlign w:val="center"/>
+          </w:tcPr>
+          <w:p>
+            <w:pPr>
+              <w:pStyle w:val="a5"/>
+              <w:ind w:left="0"/>
+              <w:jc w:val="both"/>
+              <w:rPr>
+                <w:rFonts w:ascii="Times New Roman" w:eastAsia="標楷體" w:hAnsi="Times New Roman"/>
+                <w:bCs/>
+                <w:szCs w:val="28"/>
+              </w:rPr>
+            </w:pPr>
+          </w:p>
+        </w:tc>
+        <w:tc>
+          <w:tcPr>
+            <w:tcW w:w="1567" w:type="pct"/>
+          </w:tcPr>
+          <w:p>
+            <w:pPr>
+              <w:pStyle w:val="a5"/>
+              <w:ind w:left="0"/>
+              <w:jc w:val="both"/>
+              <w:rPr>
+                <w:rFonts w:ascii="Times New Roman" w:eastAsia="標楷體" w:hAnsi="Times New Roman"/>
+                <w:bCs/>
+                <w:szCs w:val="28"/>
+              </w:rPr>
+            </w:pPr>
+            <w:r>
+              <w:rPr>
+                <w:rFonts w:ascii="Times New Roman" w:eastAsia="標楷體" w:hAnsi="Times New Roman" w:hint="eastAsia"/>
+                <w:bCs/>
+                <w:szCs w:val="28"/>
+              </w:rPr>
+              <w:t>確認回覆內容</w:t>
+            </w:r>
+          </w:p>
+        </w:tc>
+      </w:tr>
+      <w:tr>
+        <w:tc>
+          <w:tcPr>
+            <w:tcW w:w="889" w:type="pct"/>
+            <w:vMerge/>
+            <w:vAlign w:val="center"/>
+          </w:tcPr>
+          <w:p>
+            <w:pPr>
+              <w:pStyle w:val="a5"/>
+              <w:ind w:left="0"/>
+              <w:jc w:val="center"/>
+              <w:rPr>
+                <w:rFonts w:ascii="Times New Roman" w:eastAsia="標楷體" w:hAnsi="Times New Roman"/>
+                <w:bCs/>
+                <w:szCs w:val="28"/>
+              </w:rPr>
+            </w:pPr>
+          </w:p>
+        </w:tc>
+        <w:tc>
+          <w:tcPr>
+            <w:tcW w:w="1631" w:type="pct"/>
+          </w:tcPr>
+          <w:p>
+            <w:pPr>
+              <w:pStyle w:val="a5"/>
+              <w:ind w:left="0"/>
+              <w:jc w:val="both"/>
+              <w:rPr>
+                <w:rFonts w:ascii="Times New Roman" w:eastAsia="標楷體" w:hAnsi="Times New Roman"/>
+                <w:bCs/>
+                <w:szCs w:val="28"/>
+              </w:rPr>
+            </w:pPr>
+            <w:r>
+              <w:rPr>
+                <w:rFonts w:ascii="Times New Roman" w:eastAsia="標楷體" w:hAnsi="Times New Roman" w:hint="eastAsia"/>
+                <w:bCs/>
+                <w:szCs w:val="28"/>
+              </w:rPr>
+              <w:t>修改孕期紀錄</w:t>
             </w:r>
           </w:p>
         </w:tc>
@@ -958,6 +1207,14 @@
             </w:pPr>
             <w:r>
               <w:rPr>
+                <w:rFonts w:ascii="Times New Roman" w:eastAsia="標楷體" w:hAnsi="Times New Roman" w:hint="eastAsia"/>
+                <w:bCs/>
+                <w:szCs w:val="28"/>
+              </w:rPr>
+              <w:t>查看</w:t>
+            </w:r>
+            <w:r>
+              <w:rPr>
                 <w:rFonts w:ascii="Times New Roman" w:eastAsia="標楷體" w:hAnsi="Times New Roman"/>
                 <w:bCs/>
                 <w:szCs w:val="28"/>
@@ -1008,23 +1265,7 @@
                 <w:bCs/>
                 <w:szCs w:val="28"/>
               </w:rPr>
-              <w:t>審核</w:t>
-            </w:r>
-            <w:r>
-              <w:rPr>
-                <w:rFonts w:ascii="Times New Roman" w:eastAsia="標楷體" w:hAnsi="Times New Roman" w:hint="eastAsia"/>
-                <w:bCs/>
-                <w:szCs w:val="28"/>
-              </w:rPr>
-              <w:t>協助者</w:t>
-            </w:r>
-            <w:r>
-              <w:rPr>
-                <w:rFonts w:ascii="Times New Roman" w:eastAsia="標楷體" w:hAnsi="Times New Roman"/>
-                <w:bCs/>
-                <w:szCs w:val="28"/>
-              </w:rPr>
-              <w:t>加入申請</w:t>
+              <w:t>刪除孕期紀錄</w:t>
             </w:r>
           </w:p>
         </w:tc>
@@ -1063,11 +1304,27 @@
             </w:pPr>
             <w:r>
               <w:rPr>
-                <w:rFonts w:ascii="Times New Roman" w:eastAsia="標楷體" w:hAnsi="Times New Roman" w:hint="eastAsia"/>
-                <w:bCs/>
-                <w:szCs w:val="28"/>
-              </w:rPr>
-              <w:t>修改基本資料</w:t>
+                <w:rFonts w:ascii="Times New Roman" w:eastAsia="標楷體" w:hAnsi="Times New Roman"/>
+                <w:bCs/>
+                <w:szCs w:val="28"/>
+              </w:rPr>
+              <w:t>修改</w:t>
+            </w:r>
+            <w:r>
+              <w:rPr>
+                <w:rFonts w:ascii="Times New Roman" w:eastAsia="標楷體" w:hAnsi="Times New Roman" w:hint="eastAsia"/>
+                <w:bCs/>
+                <w:szCs w:val="28"/>
+              </w:rPr>
+              <w:t>嬰幼兒</w:t>
+            </w:r>
+            <w:r>
+              <w:rPr>
+                <w:rFonts w:ascii="Times New Roman" w:eastAsia="標楷體" w:hAnsi="Times New Roman"/>
+                <w:bCs/>
+                <w:szCs w:val="28"/>
+              </w:rPr>
+              <w:t>基本資料</w:t>
             </w:r>
           </w:p>
         </w:tc>
@@ -1113,7 +1370,7 @@
                 <w:bCs/>
                 <w:szCs w:val="28"/>
               </w:rPr>
-              <w:t>修改協助者權限</w:t>
+              <w:t>審核協助者加入申請</w:t>
             </w:r>
           </w:p>
         </w:tc>
@@ -1156,7 +1413,15 @@
                 <w:bCs/>
                 <w:szCs w:val="28"/>
               </w:rPr>
-              <w:t>圖片上傳</w:t>
+              <w:t>上傳</w:t>
+            </w:r>
+            <w:r>
+              <w:rPr>
+                <w:rFonts w:ascii="Times New Roman" w:eastAsia="標楷體" w:hAnsi="Times New Roman" w:hint="eastAsia"/>
+                <w:bCs/>
+                <w:szCs w:val="28"/>
+              </w:rPr>
+              <w:t>圖片</w:t>
             </w:r>
           </w:p>
         </w:tc>
@@ -1202,7 +1467,7 @@
                 <w:bCs/>
                 <w:szCs w:val="28"/>
               </w:rPr>
-              <w:t>移除協助者</w:t>
+              <w:t>修改協助者權限</w:t>
             </w:r>
           </w:p>
         </w:tc>
@@ -1241,11 +1506,19 @@
             </w:pPr>
             <w:r>
               <w:rPr>
-                <w:rFonts w:ascii="Times New Roman" w:eastAsia="標楷體" w:hAnsi="Times New Roman" w:hint="eastAsia"/>
-                <w:bCs/>
-                <w:szCs w:val="28"/>
-              </w:rPr>
-              <w:t>圖表顯示</w:t>
+                <w:rFonts w:ascii="Times New Roman" w:eastAsia="標楷體" w:hAnsi="Times New Roman"/>
+                <w:bCs/>
+                <w:szCs w:val="28"/>
+              </w:rPr>
+              <w:t>顯示</w:t>
+            </w:r>
+            <w:r>
+              <w:rPr>
+                <w:rFonts w:ascii="Times New Roman" w:eastAsia="標楷體" w:hAnsi="Times New Roman" w:hint="eastAsia"/>
+                <w:bCs/>
+                <w:szCs w:val="28"/>
+              </w:rPr>
+              <w:t>圖表</w:t>
             </w:r>
           </w:p>
         </w:tc>
@@ -1278,51 +1551,20 @@
             <w:pPr>
               <w:pStyle w:val="a5"/>
               <w:ind w:left="0"/>
-              <w:rPr>
-                <w:rFonts w:ascii="Times New Roman" w:eastAsia="標楷體" w:hAnsi="Times New Roman"/>
-                <w:bCs/>
-                <w:szCs w:val="28"/>
-              </w:rPr>
-            </w:pPr>
-            <w:r>
-              <w:rPr>
-                <w:rFonts w:ascii="Times New Roman" w:eastAsia="標楷體" w:hAnsi="Times New Roman" w:hint="eastAsia"/>
-                <w:bCs/>
-                <w:szCs w:val="28"/>
-              </w:rPr>
-              <w:t>新增</w:t>
-            </w:r>
-            <w:r>
-              <w:rPr>
-                <w:rFonts w:ascii="Times New Roman" w:eastAsia="標楷體" w:hAnsi="Times New Roman" w:hint="eastAsia"/>
-                <w:bCs/>
-                <w:szCs w:val="28"/>
-              </w:rPr>
-              <w:t>/</w:t>
-            </w:r>
-            <w:r>
-              <w:rPr>
-                <w:rFonts w:ascii="Times New Roman" w:eastAsia="標楷體" w:hAnsi="Times New Roman"/>
-                <w:bCs/>
-                <w:szCs w:val="28"/>
-              </w:rPr>
-              <w:t>修改</w:t>
-            </w:r>
-            <w:r>
-              <w:rPr>
-                <w:rFonts w:ascii="Times New Roman" w:eastAsia="標楷體" w:hAnsi="Times New Roman" w:hint="eastAsia"/>
-                <w:bCs/>
-                <w:szCs w:val="28"/>
-              </w:rPr>
-              <w:t>/</w:t>
-            </w:r>
-            <w:r>
-              <w:rPr>
-                <w:rFonts w:ascii="Times New Roman" w:eastAsia="標楷體" w:hAnsi="Times New Roman" w:hint="eastAsia"/>
-                <w:bCs/>
-                <w:szCs w:val="28"/>
-              </w:rPr>
-              <w:t>刪除待辦清單</w:t>
+              <w:jc w:val="both"/>
+              <w:rPr>
+                <w:rFonts w:ascii="Times New Roman" w:eastAsia="標楷體" w:hAnsi="Times New Roman"/>
+                <w:bCs/>
+                <w:szCs w:val="28"/>
+              </w:rPr>
+            </w:pPr>
+            <w:r>
+              <w:rPr>
+                <w:rFonts w:ascii="Times New Roman" w:eastAsia="標楷體" w:hAnsi="Times New Roman" w:hint="eastAsia"/>
+                <w:bCs/>
+                <w:szCs w:val="28"/>
+              </w:rPr>
+              <w:t>移除協助者</w:t>
             </w:r>
           </w:p>
         </w:tc>
@@ -1365,6 +1607,14 @@
                 <w:bCs/>
                 <w:szCs w:val="28"/>
               </w:rPr>
+              <w:t>顯示</w:t>
+            </w:r>
+            <w:r>
+              <w:rPr>
+                <w:rFonts w:ascii="Times New Roman" w:eastAsia="標楷體" w:hAnsi="Times New Roman" w:hint="eastAsia"/>
+                <w:bCs/>
+                <w:szCs w:val="28"/>
+              </w:rPr>
               <w:t>歷史回顧</w:t>
             </w:r>
           </w:p>
@@ -1405,6 +1655,14 @@
                 <w:szCs w:val="28"/>
               </w:rPr>
             </w:pPr>
+            <w:r>
+              <w:rPr>
+                <w:rFonts w:ascii="Times New Roman" w:eastAsia="標楷體" w:hAnsi="Times New Roman"/>
+                <w:bCs/>
+                <w:szCs w:val="28"/>
+              </w:rPr>
+              <w:t>新增待辦清單</w:t>
+            </w:r>
           </w:p>
         </w:tc>
         <w:tc>
@@ -1479,13 +1737,20 @@
             <w:pPr>
               <w:pStyle w:val="a5"/>
               <w:ind w:left="0"/>
-              <w:jc w:val="both"/>
-              <w:rPr>
-                <w:rFonts w:ascii="Times New Roman" w:eastAsia="標楷體" w:hAnsi="Times New Roman"/>
-                <w:bCs/>
-                <w:szCs w:val="28"/>
-              </w:rPr>
-            </w:pPr>
+              <w:rPr>
+                <w:rFonts w:ascii="Times New Roman" w:eastAsia="標楷體" w:hAnsi="Times New Roman"/>
+                <w:bCs/>
+                <w:szCs w:val="28"/>
+              </w:rPr>
+            </w:pPr>
+            <w:r>
+              <w:rPr>
+                <w:rFonts w:ascii="Times New Roman" w:eastAsia="標楷體" w:hAnsi="Times New Roman" w:hint="eastAsia"/>
+                <w:bCs/>
+                <w:szCs w:val="28"/>
+              </w:rPr>
+              <w:t>修改待辦清單</w:t>
+            </w:r>
           </w:p>
         </w:tc>
         <w:tc>
@@ -1527,7 +1792,104 @@
                 <w:bCs/>
                 <w:szCs w:val="28"/>
               </w:rPr>
-              <w:t>成長紀錄顯示</w:t>
+              <w:t>顯示成長</w:t>
+            </w:r>
+            <w:r>
+              <w:rPr>
+                <w:rFonts w:ascii="Times New Roman" w:eastAsia="標楷體" w:hAnsi="Times New Roman" w:hint="eastAsia"/>
+                <w:bCs/>
+                <w:szCs w:val="28"/>
+              </w:rPr>
+              <w:t>里程碑</w:t>
+            </w:r>
+          </w:p>
+        </w:tc>
+      </w:tr>
+      <w:tr>
+        <w:tc>
+          <w:tcPr>
+            <w:tcW w:w="889" w:type="pct"/>
+            <w:vMerge/>
+            <w:vAlign w:val="center"/>
+          </w:tcPr>
+          <w:p>
+            <w:pPr>
+              <w:pStyle w:val="a5"/>
+              <w:ind w:left="0"/>
+              <w:jc w:val="center"/>
+              <w:rPr>
+                <w:rFonts w:ascii="Times New Roman" w:eastAsia="標楷體" w:hAnsi="Times New Roman"/>
+                <w:bCs/>
+                <w:szCs w:val="28"/>
+              </w:rPr>
+            </w:pPr>
+          </w:p>
+        </w:tc>
+        <w:tc>
+          <w:tcPr>
+            <w:tcW w:w="1631" w:type="pct"/>
+          </w:tcPr>
+          <w:p>
+            <w:pPr>
+              <w:pStyle w:val="a5"/>
+              <w:ind w:left="0"/>
+              <w:jc w:val="both"/>
+              <w:rPr>
+                <w:rFonts w:ascii="Times New Roman" w:eastAsia="標楷體" w:hAnsi="Times New Roman"/>
+                <w:bCs/>
+                <w:szCs w:val="28"/>
+              </w:rPr>
+            </w:pPr>
+            <w:r>
+              <w:rPr>
+                <w:rFonts w:ascii="Times New Roman" w:eastAsia="標楷體" w:hAnsi="Times New Roman" w:hint="eastAsia"/>
+                <w:bCs/>
+                <w:szCs w:val="28"/>
+              </w:rPr>
+              <w:t>刪除待辦清單</w:t>
+            </w:r>
+          </w:p>
+        </w:tc>
+        <w:tc>
+          <w:tcPr>
+            <w:tcW w:w="912" w:type="pct"/>
+            <w:vMerge/>
+          </w:tcPr>
+          <w:p>
+            <w:pPr>
+              <w:pStyle w:val="a5"/>
+              <w:ind w:left="0"/>
+              <w:jc w:val="center"/>
+              <w:rPr>
+                <w:rFonts w:ascii="Times New Roman" w:eastAsia="標楷體" w:hAnsi="Times New Roman"/>
+                <w:bCs/>
+                <w:szCs w:val="28"/>
+              </w:rPr>
+            </w:pPr>
+          </w:p>
+        </w:tc>
+        <w:tc>
+          <w:tcPr>
+            <w:tcW w:w="1567" w:type="pct"/>
+          </w:tcPr>
+          <w:p>
+            <w:pPr>
+              <w:pStyle w:val="a5"/>
+              <w:ind w:left="0"/>
+              <w:jc w:val="both"/>
+              <w:rPr>
+                <w:rFonts w:ascii="Times New Roman" w:eastAsia="標楷體" w:hAnsi="Times New Roman"/>
+                <w:bCs/>
+                <w:szCs w:val="28"/>
+              </w:rPr>
+            </w:pPr>
+            <w:r>
+              <w:rPr>
+                <w:rFonts w:ascii="Times New Roman" w:eastAsia="標楷體" w:hAnsi="Times New Roman" w:hint="eastAsia"/>
+                <w:bCs/>
+                <w:szCs w:val="28"/>
+              </w:rPr>
+              <w:t>成長評估助手</w:t>
             </w:r>
           </w:p>
         </w:tc>
@@ -1580,7 +1942,7 @@
         <w:ind w:left="0"/>
         <w:jc w:val="center"/>
         <w:rPr>
-          <w:rFonts w:ascii="Times New Roman" w:eastAsia="標楷體" w:hAnsi="Times New Roman" w:hint="eastAsia"/>
+          <w:rFonts w:ascii="Times New Roman" w:eastAsia="標楷體" w:hAnsi="Times New Roman"/>
           <w:bCs/>
           <w:szCs w:val="28"/>
         </w:rPr>
@@ -1623,15 +1985,7 @@
           <w:bCs/>
           <w:szCs w:val="28"/>
         </w:rPr>
-        <w:t>登入測</w:t>
-      </w:r>
-      <w:r>
-        <w:rPr>
-          <w:rFonts w:ascii="Times New Roman" w:eastAsia="標楷體" w:hAnsi="Times New Roman" w:hint="eastAsia"/>
-          <w:bCs/>
-          <w:szCs w:val="28"/>
-        </w:rPr>
-        <w:t>試</w:t>
+        <w:t>登入測試</w:t>
       </w:r>
     </w:p>
     <w:tbl>
@@ -1729,40 +2083,27 @@
             </w:pPr>
             <w:r>
               <w:rPr>
-                <w:rFonts w:ascii="Times New Roman" w:eastAsia="標楷體" w:hAnsi="Times New Roman" w:hint="eastAsia"/>
-                <w:bCs/>
-                <w:szCs w:val="28"/>
-              </w:rPr>
-              <w:t>Google</w:t>
-            </w:r>
-            <w:r>
-              <w:rPr>
-                <w:rFonts w:ascii="Times New Roman" w:eastAsia="標楷體" w:hAnsi="Times New Roman" w:hint="eastAsia"/>
-                <w:bCs/>
-                <w:szCs w:val="28"/>
-              </w:rPr>
-              <w:t>、</w:t>
-            </w:r>
-            <w:r>
-              <w:rPr>
-                <w:rFonts w:ascii="Times New Roman" w:eastAsia="標楷體" w:hAnsi="Times New Roman" w:hint="eastAsia"/>
-                <w:bCs/>
-                <w:szCs w:val="28"/>
-              </w:rPr>
-              <w:t xml:space="preserve">LINE </w:t>
-            </w:r>
-            <w:r>
-              <w:rPr>
-                <w:rFonts w:ascii="Times New Roman" w:eastAsia="標楷體" w:hAnsi="Times New Roman" w:hint="eastAsia"/>
+                <w:rFonts w:ascii="Times New Roman" w:eastAsia="標楷體" w:hAnsi="Times New Roman"/>
                 <w:bCs/>
                 <w:szCs w:val="28"/>
               </w:rPr>
               <w:t>登入</w:t>
             </w:r>
-          </w:p>
-        </w:tc>
-      </w:tr>
-      <w:tr>
+            <w:r>
+              <w:rPr>
+                <w:rFonts w:ascii="Times New Roman" w:eastAsia="標楷體" w:hAnsi="Times New Roman"/>
+                <w:bCs/>
+                <w:szCs w:val="28"/>
+              </w:rPr>
+              <w:t xml:space="preserve"> Google/LINE</w:t>
+            </w:r>
+          </w:p>
+        </w:tc>
+      </w:tr>
+      <w:tr>
+        <w:trPr>
+          <w:trHeight w:val="177"/>
+        </w:trPr>
         <w:tc>
           <w:tcPr>
             <w:tcW w:w="2405" w:type="dxa"/>
@@ -1800,7 +2141,7 @@
             </w:pPr>
             <w:r>
               <w:rPr>
-                <w:rFonts w:ascii="Times New Roman" w:eastAsia="標楷體" w:hAnsi="Times New Roman" w:hint="eastAsia"/>
+                <w:rFonts w:ascii="Times New Roman" w:eastAsia="標楷體" w:hAnsi="Times New Roman"/>
                 <w:bCs/>
                 <w:szCs w:val="28"/>
               </w:rPr>
@@ -1808,7 +2149,7 @@
             </w:r>
             <w:r>
               <w:rPr>
-                <w:rFonts w:ascii="Times New Roman" w:eastAsia="標楷體" w:hAnsi="Times New Roman" w:hint="eastAsia"/>
+                <w:rFonts w:ascii="Times New Roman" w:eastAsia="標楷體" w:hAnsi="Times New Roman"/>
                 <w:bCs/>
                 <w:szCs w:val="28"/>
               </w:rPr>
@@ -1816,7 +2157,7 @@
             </w:r>
             <w:r>
               <w:rPr>
-                <w:rFonts w:ascii="Times New Roman" w:eastAsia="標楷體" w:hAnsi="Times New Roman" w:hint="eastAsia"/>
+                <w:rFonts w:ascii="Times New Roman" w:eastAsia="標楷體" w:hAnsi="Times New Roman"/>
                 <w:bCs/>
                 <w:szCs w:val="28"/>
               </w:rPr>
@@ -1824,7 +2165,7 @@
             </w:r>
             <w:r>
               <w:rPr>
-                <w:rFonts w:ascii="Times New Roman" w:eastAsia="標楷體" w:hAnsi="Times New Roman" w:hint="eastAsia"/>
+                <w:rFonts w:ascii="Times New Roman" w:eastAsia="標楷體" w:hAnsi="Times New Roman"/>
                 <w:bCs/>
                 <w:szCs w:val="28"/>
               </w:rPr>
@@ -1832,7 +2173,7 @@
             </w:r>
             <w:r>
               <w:rPr>
-                <w:rFonts w:ascii="Times New Roman" w:eastAsia="標楷體" w:hAnsi="Times New Roman" w:hint="eastAsia"/>
+                <w:rFonts w:ascii="Times New Roman" w:eastAsia="標楷體" w:hAnsi="Times New Roman"/>
                 <w:bCs/>
                 <w:szCs w:val="28"/>
               </w:rPr>
@@ -2028,7 +2369,7 @@
         <w:ind w:left="0"/>
         <w:jc w:val="center"/>
         <w:rPr>
-          <w:rFonts w:ascii="Times New Roman" w:eastAsia="標楷體" w:hAnsi="Times New Roman" w:hint="eastAsia"/>
+          <w:rFonts w:ascii="Times New Roman" w:eastAsia="標楷體" w:hAnsi="Times New Roman"/>
           <w:bCs/>
           <w:szCs w:val="28"/>
         </w:rPr>
@@ -2047,23 +2388,7 @@
           <w:bCs/>
           <w:szCs w:val="28"/>
         </w:rPr>
-        <w:t xml:space="preserve"> 10-2-</w:t>
-      </w:r>
-      <w:r>
-        <w:rPr>
-          <w:rFonts w:ascii="Times New Roman" w:eastAsia="標楷體" w:hAnsi="Times New Roman" w:hint="eastAsia"/>
-          <w:bCs/>
-          <w:szCs w:val="28"/>
-        </w:rPr>
-        <w:t>2</w:t>
-      </w:r>
-      <w:r>
-        <w:rPr>
-          <w:rFonts w:ascii="Times New Roman" w:eastAsia="標楷體" w:hAnsi="Times New Roman"/>
-          <w:bCs/>
-          <w:szCs w:val="28"/>
-        </w:rPr>
-        <w:t xml:space="preserve"> </w:t>
+        <w:t xml:space="preserve"> 10-2-2 </w:t>
       </w:r>
       <w:r>
         <w:rPr>
@@ -2123,6 +2448,8 @@
             <w:r>
               <w:rPr>
                 <w:rFonts w:ascii="Times New Roman" w:eastAsia="標楷體" w:hAnsi="Times New Roman"/>
+                <w:bCs/>
+                <w:szCs w:val="28"/>
               </w:rPr>
               <w:t>A2</w:t>
             </w:r>
@@ -2167,7 +2494,9 @@
             </w:pPr>
             <w:r>
               <w:rPr>
-                <w:rFonts w:ascii="Times New Roman" w:eastAsia="標楷體" w:hAnsi="Times New Roman" w:hint="eastAsia"/>
+                <w:rFonts w:ascii="Times New Roman" w:eastAsia="標楷體" w:hAnsi="Times New Roman"/>
+                <w:bCs/>
+                <w:szCs w:val="28"/>
               </w:rPr>
               <w:t>瀏覽個人資訊</w:t>
             </w:r>
@@ -2175,6 +2504,9 @@
         </w:tc>
       </w:tr>
       <w:tr>
+        <w:trPr>
+          <w:trHeight w:val="177"/>
+        </w:trPr>
         <w:tc>
           <w:tcPr>
             <w:tcW w:w="2405" w:type="dxa"/>
@@ -2212,7 +2544,9 @@
             </w:pPr>
             <w:r>
               <w:rPr>
-                <w:rFonts w:ascii="Times New Roman" w:eastAsia="標楷體" w:hAnsi="Times New Roman" w:hint="eastAsia"/>
+                <w:rFonts w:ascii="Times New Roman" w:eastAsia="標楷體" w:hAnsi="Times New Roman"/>
+                <w:bCs/>
+                <w:szCs w:val="28"/>
               </w:rPr>
               <w:t>確認使用者可以查看目前儲存的個人資訊</w:t>
             </w:r>
@@ -2258,8 +2592,10 @@
             <w:r>
               <w:rPr>
                 <w:rFonts w:ascii="Times New Roman" w:eastAsia="標楷體" w:hAnsi="Times New Roman" w:hint="eastAsia"/>
-              </w:rPr>
-              <w:t>登入系統後進入個人資訊頁面，查看個人資料</w:t>
+                <w:bCs/>
+                <w:szCs w:val="28"/>
+              </w:rPr>
+              <w:t>登入系統後進入個人資訊頁面，查看目前的個人資料</w:t>
             </w:r>
           </w:p>
         </w:tc>
@@ -2303,8 +2639,10 @@
             <w:r>
               <w:rPr>
                 <w:rFonts w:ascii="Times New Roman" w:eastAsia="標楷體" w:hAnsi="Times New Roman" w:hint="eastAsia"/>
-              </w:rPr>
-              <w:t>正常顯示使用者個人資訊</w:t>
+                <w:bCs/>
+                <w:szCs w:val="28"/>
+              </w:rPr>
+              <w:t>正常顯示使用者個人資訊，且內容與已儲存資料一致</w:t>
             </w:r>
           </w:p>
         </w:tc>
@@ -2329,6 +2667,7 @@
                 <w:bCs/>
                 <w:szCs w:val="28"/>
               </w:rPr>
+              <w:lastRenderedPageBreak/>
               <w:t>測試結果</w:t>
             </w:r>
           </w:p>
@@ -2348,6 +2687,8 @@
             <w:r>
               <w:rPr>
                 <w:rFonts w:ascii="Times New Roman" w:eastAsia="標楷體" w:hAnsi="Times New Roman" w:hint="eastAsia"/>
+                <w:bCs/>
+                <w:szCs w:val="28"/>
               </w:rPr>
               <w:t>正常</w:t>
             </w:r>
@@ -2368,7 +2709,7 @@
         <w:ind w:left="0"/>
         <w:jc w:val="center"/>
         <w:rPr>
-          <w:rFonts w:ascii="Times New Roman" w:eastAsia="標楷體" w:hAnsi="Times New Roman" w:hint="eastAsia"/>
+          <w:rFonts w:ascii="Times New Roman" w:eastAsia="標楷體" w:hAnsi="Times New Roman"/>
           <w:bCs/>
           <w:szCs w:val="28"/>
         </w:rPr>
@@ -2387,23 +2728,7 @@
           <w:bCs/>
           <w:szCs w:val="28"/>
         </w:rPr>
-        <w:t xml:space="preserve"> 10-2-</w:t>
-      </w:r>
-      <w:r>
-        <w:rPr>
-          <w:rFonts w:ascii="Times New Roman" w:eastAsia="標楷體" w:hAnsi="Times New Roman" w:hint="eastAsia"/>
-          <w:bCs/>
-          <w:szCs w:val="28"/>
-        </w:rPr>
-        <w:t>3</w:t>
-      </w:r>
-      <w:r>
-        <w:rPr>
-          <w:rFonts w:ascii="Times New Roman" w:eastAsia="標楷體" w:hAnsi="Times New Roman"/>
-          <w:bCs/>
-          <w:szCs w:val="28"/>
-        </w:rPr>
-        <w:t xml:space="preserve"> </w:t>
+        <w:t xml:space="preserve"> 10-2-3 </w:t>
       </w:r>
       <w:r>
         <w:rPr>
@@ -2463,6 +2788,8 @@
             <w:r>
               <w:rPr>
                 <w:rFonts w:ascii="Times New Roman" w:eastAsia="標楷體" w:hAnsi="Times New Roman"/>
+                <w:bCs/>
+                <w:szCs w:val="28"/>
               </w:rPr>
               <w:t>A3</w:t>
             </w:r>
@@ -2489,7 +2816,6 @@
                 <w:bCs/>
                 <w:szCs w:val="28"/>
               </w:rPr>
-              <w:lastRenderedPageBreak/>
               <w:t>功能名稱</w:t>
             </w:r>
           </w:p>
@@ -2508,7 +2834,9 @@
             </w:pPr>
             <w:r>
               <w:rPr>
-                <w:rFonts w:ascii="Times New Roman" w:eastAsia="標楷體" w:hAnsi="Times New Roman" w:hint="eastAsia"/>
+                <w:rFonts w:ascii="Times New Roman" w:eastAsia="標楷體" w:hAnsi="Times New Roman"/>
+                <w:bCs/>
+                <w:szCs w:val="28"/>
               </w:rPr>
               <w:t>修改個人資訊</w:t>
             </w:r>
@@ -2516,6 +2844,9 @@
         </w:tc>
       </w:tr>
       <w:tr>
+        <w:trPr>
+          <w:trHeight w:val="177"/>
+        </w:trPr>
         <w:tc>
           <w:tcPr>
             <w:tcW w:w="2405" w:type="dxa"/>
@@ -2553,7 +2884,9 @@
             </w:pPr>
             <w:r>
               <w:rPr>
-                <w:rFonts w:ascii="Times New Roman" w:eastAsia="標楷體" w:hAnsi="Times New Roman" w:hint="eastAsia"/>
+                <w:rFonts w:ascii="Times New Roman" w:eastAsia="標楷體" w:hAnsi="Times New Roman"/>
+                <w:bCs/>
+                <w:szCs w:val="28"/>
               </w:rPr>
               <w:t>確認使用者可以修改並儲存個人資訊</w:t>
             </w:r>
@@ -2599,8 +2932,10 @@
             <w:r>
               <w:rPr>
                 <w:rFonts w:ascii="Times New Roman" w:eastAsia="標楷體" w:hAnsi="Times New Roman" w:hint="eastAsia"/>
-              </w:rPr>
-              <w:t>進入個人資訊頁面，修改資料後儲存</w:t>
+                <w:bCs/>
+                <w:szCs w:val="28"/>
+              </w:rPr>
+              <w:t>進入個人資訊頁面，修改個人資料後儲存</w:t>
             </w:r>
           </w:p>
         </w:tc>
@@ -2644,6 +2979,8 @@
             <w:r>
               <w:rPr>
                 <w:rFonts w:ascii="Times New Roman" w:eastAsia="標楷體" w:hAnsi="Times New Roman" w:hint="eastAsia"/>
+                <w:bCs/>
+                <w:szCs w:val="28"/>
               </w:rPr>
               <w:t>修改後的個人資訊成功儲存並正確顯示</w:t>
             </w:r>
@@ -2689,6 +3026,8 @@
             <w:r>
               <w:rPr>
                 <w:rFonts w:ascii="Times New Roman" w:eastAsia="標楷體" w:hAnsi="Times New Roman" w:hint="eastAsia"/>
+                <w:bCs/>
+                <w:szCs w:val="28"/>
               </w:rPr>
               <w:t>正常</w:t>
             </w:r>
@@ -2709,7 +3048,7 @@
         <w:ind w:left="0"/>
         <w:jc w:val="center"/>
         <w:rPr>
-          <w:rFonts w:ascii="Times New Roman" w:eastAsia="標楷體" w:hAnsi="Times New Roman" w:hint="eastAsia"/>
+          <w:rFonts w:ascii="Times New Roman" w:eastAsia="標楷體" w:hAnsi="Times New Roman"/>
           <w:bCs/>
           <w:szCs w:val="28"/>
         </w:rPr>
@@ -2728,23 +3067,7 @@
           <w:bCs/>
           <w:szCs w:val="28"/>
         </w:rPr>
-        <w:t xml:space="preserve"> 10-2-</w:t>
-      </w:r>
-      <w:r>
-        <w:rPr>
-          <w:rFonts w:ascii="Times New Roman" w:eastAsia="標楷體" w:hAnsi="Times New Roman" w:hint="eastAsia"/>
-          <w:bCs/>
-          <w:szCs w:val="28"/>
-        </w:rPr>
-        <w:t>4</w:t>
-      </w:r>
-      <w:r>
-        <w:rPr>
-          <w:rFonts w:ascii="Times New Roman" w:eastAsia="標楷體" w:hAnsi="Times New Roman"/>
-          <w:bCs/>
-          <w:szCs w:val="28"/>
-        </w:rPr>
-        <w:t xml:space="preserve"> </w:t>
+        <w:t xml:space="preserve"> 10-2-4 </w:t>
       </w:r>
       <w:r>
         <w:rPr>
@@ -2804,6 +3127,8 @@
             <w:r>
               <w:rPr>
                 <w:rFonts w:ascii="Times New Roman" w:eastAsia="標楷體" w:hAnsi="Times New Roman"/>
+                <w:bCs/>
+                <w:szCs w:val="28"/>
               </w:rPr>
               <w:t>A4</w:t>
             </w:r>
@@ -2848,7 +3173,9 @@
             </w:pPr>
             <w:r>
               <w:rPr>
-                <w:rFonts w:ascii="Times New Roman" w:eastAsia="標楷體" w:hAnsi="Times New Roman" w:hint="eastAsia"/>
+                <w:rFonts w:ascii="Times New Roman" w:eastAsia="標楷體" w:hAnsi="Times New Roman"/>
+                <w:bCs/>
+                <w:szCs w:val="28"/>
               </w:rPr>
               <w:t>登出帳號</w:t>
             </w:r>
@@ -2856,6 +3183,9 @@
         </w:tc>
       </w:tr>
       <w:tr>
+        <w:trPr>
+          <w:trHeight w:val="177"/>
+        </w:trPr>
         <w:tc>
           <w:tcPr>
             <w:tcW w:w="2405" w:type="dxa"/>
@@ -2893,7 +3223,9 @@
             </w:pPr>
             <w:r>
               <w:rPr>
-                <w:rFonts w:ascii="Times New Roman" w:eastAsia="標楷體" w:hAnsi="Times New Roman" w:hint="eastAsia"/>
+                <w:rFonts w:ascii="Times New Roman" w:eastAsia="標楷體" w:hAnsi="Times New Roman"/>
+                <w:bCs/>
+                <w:szCs w:val="28"/>
               </w:rPr>
               <w:t>確認使用者可以正常登出系統</w:t>
             </w:r>
@@ -2939,6 +3271,8 @@
             <w:r>
               <w:rPr>
                 <w:rFonts w:ascii="Times New Roman" w:eastAsia="標楷體" w:hAnsi="Times New Roman" w:hint="eastAsia"/>
+                <w:bCs/>
+                <w:szCs w:val="28"/>
               </w:rPr>
               <w:t>登入系統後選擇登出帳號</w:t>
             </w:r>
@@ -2984,8 +3318,10 @@
             <w:r>
               <w:rPr>
                 <w:rFonts w:ascii="Times New Roman" w:eastAsia="標楷體" w:hAnsi="Times New Roman" w:hint="eastAsia"/>
-              </w:rPr>
-              <w:t>成功登出並返回登入頁面</w:t>
+                <w:bCs/>
+                <w:szCs w:val="28"/>
+              </w:rPr>
+              <w:t>成功登出系統並返回登入頁面</w:t>
             </w:r>
           </w:p>
         </w:tc>
@@ -3051,7 +3387,7 @@
         <w:ind w:left="0"/>
         <w:jc w:val="center"/>
         <w:rPr>
-          <w:rFonts w:ascii="Times New Roman" w:eastAsia="標楷體" w:hAnsi="Times New Roman" w:hint="eastAsia"/>
+          <w:rFonts w:ascii="Times New Roman" w:eastAsia="標楷體" w:hAnsi="Times New Roman"/>
           <w:bCs/>
           <w:szCs w:val="28"/>
         </w:rPr>
@@ -3070,15 +3406,7 @@
           <w:bCs/>
           <w:szCs w:val="28"/>
         </w:rPr>
-        <w:t xml:space="preserve"> 10-2-</w:t>
-      </w:r>
-      <w:r>
-        <w:rPr>
-          <w:rFonts w:ascii="Times New Roman" w:eastAsia="標楷體" w:hAnsi="Times New Roman" w:hint="eastAsia"/>
-          <w:bCs/>
-          <w:szCs w:val="28"/>
-        </w:rPr>
-        <w:t>5</w:t>
+        <w:t xml:space="preserve"> 10-2-5 </w:t>
       </w:r>
       <w:r>
         <w:rPr>
@@ -3086,23 +3414,7 @@
           <w:bCs/>
           <w:szCs w:val="28"/>
         </w:rPr>
-        <w:t xml:space="preserve"> </w:t>
-      </w:r>
-      <w:r>
-        <w:rPr>
-          <w:rFonts w:ascii="Times New Roman" w:eastAsia="標楷體" w:hAnsi="Times New Roman"/>
-          <w:bCs/>
-          <w:szCs w:val="28"/>
-        </w:rPr>
-        <w:t>建立胎數與加入碼</w:t>
-      </w:r>
-      <w:r>
-        <w:rPr>
-          <w:rFonts w:ascii="Times New Roman" w:eastAsia="標楷體" w:hAnsi="Times New Roman"/>
-          <w:bCs/>
-          <w:szCs w:val="28"/>
-        </w:rPr>
-        <w:t>測試</w:t>
+        <w:t>建立胎數與加入碼測試</w:t>
       </w:r>
     </w:p>
     <w:tbl>
@@ -3146,14 +3458,16 @@
           <w:p>
             <w:pPr>
               <w:rPr>
-                <w:rFonts w:ascii="Times New Roman" w:eastAsia="標楷體" w:hAnsi="Times New Roman" w:hint="eastAsia"/>
-                <w:bCs/>
-                <w:szCs w:val="28"/>
-              </w:rPr>
-            </w:pPr>
-            <w:r>
-              <w:rPr>
-                <w:rFonts w:ascii="Times New Roman" w:eastAsia="標楷體" w:hAnsi="Times New Roman" w:hint="eastAsia"/>
+                <w:rFonts w:ascii="Times New Roman" w:eastAsia="標楷體" w:hAnsi="Times New Roman"/>
+                <w:bCs/>
+                <w:szCs w:val="28"/>
+              </w:rPr>
+            </w:pPr>
+            <w:r>
+              <w:rPr>
+                <w:rFonts w:ascii="Times New Roman" w:eastAsia="標楷體" w:hAnsi="Times New Roman"/>
+                <w:bCs/>
+                <w:szCs w:val="28"/>
               </w:rPr>
               <w:t>B1</w:t>
             </w:r>
@@ -3198,7 +3512,9 @@
             </w:pPr>
             <w:r>
               <w:rPr>
-                <w:rFonts w:ascii="Times New Roman" w:eastAsia="標楷體" w:hAnsi="Times New Roman" w:hint="eastAsia"/>
+                <w:rFonts w:ascii="Times New Roman" w:eastAsia="標楷體" w:hAnsi="Times New Roman"/>
+                <w:bCs/>
+                <w:szCs w:val="28"/>
               </w:rPr>
               <w:t>建立胎數與加入碼</w:t>
             </w:r>
@@ -3206,6 +3522,9 @@
         </w:tc>
       </w:tr>
       <w:tr>
+        <w:trPr>
+          <w:trHeight w:val="177"/>
+        </w:trPr>
         <w:tc>
           <w:tcPr>
             <w:tcW w:w="2405" w:type="dxa"/>
@@ -3243,9 +3562,11 @@
             </w:pPr>
             <w:r>
               <w:rPr>
-                <w:rFonts w:ascii="Times New Roman" w:eastAsia="標楷體" w:hAnsi="Times New Roman" w:hint="eastAsia"/>
-              </w:rPr>
-              <w:t>確認養育者可以建立孕期資料並產生家庭加入碼</w:t>
+                <w:rFonts w:ascii="Times New Roman" w:eastAsia="標楷體" w:hAnsi="Times New Roman"/>
+                <w:bCs/>
+                <w:szCs w:val="28"/>
+              </w:rPr>
+              <w:t>確認養育者可以建立胎數資料並產生家庭加入碼</w:t>
             </w:r>
           </w:p>
         </w:tc>
@@ -3289,6 +3610,8 @@
             <w:r>
               <w:rPr>
                 <w:rFonts w:ascii="Times New Roman" w:eastAsia="標楷體" w:hAnsi="Times New Roman" w:hint="eastAsia"/>
+                <w:bCs/>
+                <w:szCs w:val="28"/>
               </w:rPr>
               <w:t>進入孕期功能，建立胎數資料並確認系統產生加入碼</w:t>
             </w:r>
@@ -3334,6 +3657,8 @@
             <w:r>
               <w:rPr>
                 <w:rFonts w:ascii="Times New Roman" w:eastAsia="標楷體" w:hAnsi="Times New Roman" w:hint="eastAsia"/>
+                <w:bCs/>
+                <w:szCs w:val="28"/>
               </w:rPr>
               <w:t>成功建立胎數資料並產生可供協助者使用的加入碼</w:t>
             </w:r>
@@ -3401,7 +3726,7 @@
         <w:ind w:left="0"/>
         <w:jc w:val="center"/>
         <w:rPr>
-          <w:rFonts w:ascii="Times New Roman" w:eastAsia="標楷體" w:hAnsi="Times New Roman" w:hint="eastAsia"/>
+          <w:rFonts w:ascii="Times New Roman" w:eastAsia="標楷體" w:hAnsi="Times New Roman"/>
           <w:bCs/>
           <w:szCs w:val="28"/>
         </w:rPr>
@@ -3420,15 +3745,7 @@
           <w:bCs/>
           <w:szCs w:val="28"/>
         </w:rPr>
-        <w:t xml:space="preserve"> 10-2-</w:t>
-      </w:r>
-      <w:r>
-        <w:rPr>
-          <w:rFonts w:ascii="Times New Roman" w:eastAsia="標楷體" w:hAnsi="Times New Roman" w:hint="eastAsia"/>
-          <w:bCs/>
-          <w:szCs w:val="28"/>
-        </w:rPr>
-        <w:t>6</w:t>
+        <w:t xml:space="preserve"> 10-2-6 </w:t>
       </w:r>
       <w:r>
         <w:rPr>
@@ -3436,15 +3753,7 @@
           <w:bCs/>
           <w:szCs w:val="28"/>
         </w:rPr>
-        <w:t xml:space="preserve"> </w:t>
-      </w:r>
-      <w:r>
-        <w:rPr>
-          <w:rFonts w:ascii="Times New Roman" w:eastAsia="標楷體" w:hAnsi="Times New Roman"/>
-          <w:bCs/>
-          <w:szCs w:val="28"/>
-        </w:rPr>
-        <w:t>登出帳號測試</w:t>
+        <w:t>修改胎數測試</w:t>
       </w:r>
     </w:p>
     <w:tbl>
@@ -3488,22 +3797,18 @@
           <w:p>
             <w:pPr>
               <w:rPr>
-                <w:rFonts w:ascii="Times New Roman" w:eastAsia="標楷體" w:hAnsi="Times New Roman" w:hint="eastAsia"/>
-                <w:bCs/>
-                <w:szCs w:val="28"/>
-              </w:rPr>
-            </w:pPr>
-            <w:r>
-              <w:rPr>
-                <w:rFonts w:ascii="Times New Roman" w:eastAsia="標楷體" w:hAnsi="Times New Roman" w:hint="eastAsia"/>
-              </w:rPr>
-              <w:t>B</w:t>
-            </w:r>
-            <w:r>
-              <w:rPr>
-                <w:rFonts w:ascii="Times New Roman" w:eastAsia="標楷體" w:hAnsi="Times New Roman" w:hint="eastAsia"/>
-              </w:rPr>
-              <w:t>2</w:t>
+                <w:rFonts w:ascii="Times New Roman" w:eastAsia="標楷體" w:hAnsi="Times New Roman"/>
+                <w:bCs/>
+                <w:szCs w:val="28"/>
+              </w:rPr>
+            </w:pPr>
+            <w:r>
+              <w:rPr>
+                <w:rFonts w:ascii="Times New Roman" w:eastAsia="標楷體" w:hAnsi="Times New Roman"/>
+                <w:bCs/>
+                <w:szCs w:val="28"/>
+              </w:rPr>
+              <w:t>B2</w:t>
             </w:r>
           </w:p>
         </w:tc>
@@ -3546,14 +3851,19 @@
             </w:pPr>
             <w:r>
               <w:rPr>
-                <w:rFonts w:ascii="Times New Roman" w:eastAsia="標楷體" w:hAnsi="Times New Roman" w:hint="eastAsia"/>
-              </w:rPr>
-              <w:t>刪除胎數</w:t>
-            </w:r>
-          </w:p>
-        </w:tc>
-      </w:tr>
-      <w:tr>
+                <w:rFonts w:ascii="Times New Roman" w:eastAsia="標楷體" w:hAnsi="Times New Roman"/>
+                <w:bCs/>
+                <w:szCs w:val="28"/>
+              </w:rPr>
+              <w:t>修改胎數</w:t>
+            </w:r>
+          </w:p>
+        </w:tc>
+      </w:tr>
+      <w:tr>
+        <w:trPr>
+          <w:trHeight w:val="177"/>
+        </w:trPr>
         <w:tc>
           <w:tcPr>
             <w:tcW w:w="2405" w:type="dxa"/>
@@ -3591,9 +3901,11 @@
             </w:pPr>
             <w:r>
               <w:rPr>
-                <w:rFonts w:ascii="Times New Roman" w:eastAsia="標楷體" w:hAnsi="Times New Roman" w:hint="eastAsia"/>
-              </w:rPr>
-              <w:t>確認使用者可以刪除不需要的胎數資料</w:t>
+                <w:rFonts w:ascii="Times New Roman" w:eastAsia="標楷體" w:hAnsi="Times New Roman"/>
+                <w:bCs/>
+                <w:szCs w:val="28"/>
+              </w:rPr>
+              <w:t>確認養育者可以修改已建立的胎數資料</w:t>
             </w:r>
           </w:p>
         </w:tc>
@@ -3637,8 +3949,10 @@
             <w:r>
               <w:rPr>
                 <w:rFonts w:ascii="Times New Roman" w:eastAsia="標楷體" w:hAnsi="Times New Roman" w:hint="eastAsia"/>
-              </w:rPr>
-              <w:t>選擇已建立的胎數資料並執行刪除</w:t>
+                <w:bCs/>
+                <w:szCs w:val="28"/>
+              </w:rPr>
+              <w:t>選擇已建立的胎數資料，修改相關資訊後儲存</w:t>
             </w:r>
           </w:p>
         </w:tc>
@@ -3682,8 +3996,10 @@
             <w:r>
               <w:rPr>
                 <w:rFonts w:ascii="Times New Roman" w:eastAsia="標楷體" w:hAnsi="Times New Roman" w:hint="eastAsia"/>
-              </w:rPr>
-              <w:t>該胎數資料成功刪除，系統畫面同步更新</w:t>
+                <w:bCs/>
+                <w:szCs w:val="28"/>
+              </w:rPr>
+              <w:t>修改後的胎數資料成功儲存並正確顯示</w:t>
             </w:r>
           </w:p>
         </w:tc>
@@ -3749,7 +4065,7 @@
         <w:ind w:left="0"/>
         <w:jc w:val="center"/>
         <w:rPr>
-          <w:rFonts w:ascii="Times New Roman" w:eastAsia="標楷體" w:hAnsi="Times New Roman" w:hint="eastAsia"/>
+          <w:rFonts w:ascii="Times New Roman" w:eastAsia="標楷體" w:hAnsi="Times New Roman"/>
           <w:bCs/>
           <w:szCs w:val="28"/>
         </w:rPr>
@@ -3768,15 +4084,7 @@
           <w:bCs/>
           <w:szCs w:val="28"/>
         </w:rPr>
-        <w:t xml:space="preserve"> 10-2-</w:t>
-      </w:r>
-      <w:r>
-        <w:rPr>
-          <w:rFonts w:ascii="Times New Roman" w:eastAsia="標楷體" w:hAnsi="Times New Roman" w:hint="eastAsia"/>
-          <w:bCs/>
-          <w:szCs w:val="28"/>
-        </w:rPr>
-        <w:t>7</w:t>
+        <w:t xml:space="preserve"> 10-2-7 </w:t>
       </w:r>
       <w:r>
         <w:rPr>
@@ -3784,15 +4092,7 @@
           <w:bCs/>
           <w:szCs w:val="28"/>
         </w:rPr>
-        <w:t xml:space="preserve"> </w:t>
-      </w:r>
-      <w:r>
-        <w:rPr>
-          <w:rFonts w:ascii="Times New Roman" w:eastAsia="標楷體" w:hAnsi="Times New Roman"/>
-          <w:bCs/>
-          <w:szCs w:val="28"/>
-        </w:rPr>
-        <w:t>新增、修改、刪除孕期紀錄測試</w:t>
+        <w:t>刪除胎數測試</w:t>
       </w:r>
     </w:p>
     <w:tbl>
@@ -3836,26 +4136,18 @@
           <w:p>
             <w:pPr>
               <w:rPr>
-                <w:rFonts w:ascii="Times New Roman" w:eastAsia="標楷體" w:hAnsi="Times New Roman" w:hint="eastAsia"/>
-                <w:bCs/>
-                <w:szCs w:val="28"/>
-              </w:rPr>
-            </w:pPr>
-            <w:r>
-              <w:rPr>
-                <w:rFonts w:ascii="Times New Roman" w:eastAsia="標楷體" w:hAnsi="Times New Roman" w:hint="eastAsia"/>
-                <w:bCs/>
-                <w:szCs w:val="28"/>
-              </w:rPr>
-              <w:t>B</w:t>
-            </w:r>
-            <w:r>
-              <w:rPr>
-                <w:rFonts w:ascii="Times New Roman" w:eastAsia="標楷體" w:hAnsi="Times New Roman" w:hint="eastAsia"/>
-                <w:bCs/>
-                <w:szCs w:val="28"/>
-              </w:rPr>
-              <w:t>3</w:t>
+                <w:rFonts w:ascii="Times New Roman" w:eastAsia="標楷體" w:hAnsi="Times New Roman"/>
+                <w:bCs/>
+                <w:szCs w:val="28"/>
+              </w:rPr>
+            </w:pPr>
+            <w:r>
+              <w:rPr>
+                <w:rFonts w:ascii="Times New Roman" w:eastAsia="標楷體" w:hAnsi="Times New Roman"/>
+                <w:bCs/>
+                <w:szCs w:val="28"/>
+              </w:rPr>
+              <w:t>B3</w:t>
             </w:r>
           </w:p>
         </w:tc>
@@ -3898,14 +4190,19 @@
             </w:pPr>
             <w:r>
               <w:rPr>
-                <w:rFonts w:ascii="Times New Roman" w:eastAsia="標楷體" w:hAnsi="Times New Roman" w:hint="eastAsia"/>
-              </w:rPr>
-              <w:t>新增、修改、刪除孕期紀錄</w:t>
-            </w:r>
-          </w:p>
-        </w:tc>
-      </w:tr>
-      <w:tr>
+                <w:rFonts w:ascii="Times New Roman" w:eastAsia="標楷體" w:hAnsi="Times New Roman"/>
+                <w:bCs/>
+                <w:szCs w:val="28"/>
+              </w:rPr>
+              <w:t>刪除胎數</w:t>
+            </w:r>
+          </w:p>
+        </w:tc>
+      </w:tr>
+      <w:tr>
+        <w:trPr>
+          <w:trHeight w:val="177"/>
+        </w:trPr>
         <w:tc>
           <w:tcPr>
             <w:tcW w:w="2405" w:type="dxa"/>
@@ -3943,9 +4240,11 @@
             </w:pPr>
             <w:r>
               <w:rPr>
-                <w:rFonts w:ascii="Times New Roman" w:eastAsia="標楷體" w:hAnsi="Times New Roman" w:hint="eastAsia"/>
-              </w:rPr>
-              <w:t>確認養育者可以正常管理孕期紀錄</w:t>
+                <w:rFonts w:ascii="Times New Roman" w:eastAsia="標楷體" w:hAnsi="Times New Roman"/>
+                <w:bCs/>
+                <w:szCs w:val="28"/>
+              </w:rPr>
+              <w:t>確認養育者可以刪除不需要的胎數資料</w:t>
             </w:r>
           </w:p>
         </w:tc>
@@ -3989,8 +4288,10 @@
             <w:r>
               <w:rPr>
                 <w:rFonts w:ascii="Times New Roman" w:eastAsia="標楷體" w:hAnsi="Times New Roman" w:hint="eastAsia"/>
-              </w:rPr>
-              <w:t>新增一筆孕期紀錄，確認資料後進行修改，再刪除該筆紀錄</w:t>
+                <w:bCs/>
+                <w:szCs w:val="28"/>
+              </w:rPr>
+              <w:t>選擇已建立的胎數資料並執行刪除</w:t>
             </w:r>
           </w:p>
         </w:tc>
@@ -4034,8 +4335,10 @@
             <w:r>
               <w:rPr>
                 <w:rFonts w:ascii="Times New Roman" w:eastAsia="標楷體" w:hAnsi="Times New Roman" w:hint="eastAsia"/>
-              </w:rPr>
-              <w:t>孕期紀錄可正常新增、修改及刪除</w:t>
+                <w:bCs/>
+                <w:szCs w:val="28"/>
+              </w:rPr>
+              <w:t>該胎數資料成功刪除，系統畫面同步更新</w:t>
             </w:r>
           </w:p>
         </w:tc>
@@ -4101,7 +4404,7 @@
         <w:ind w:left="0"/>
         <w:jc w:val="center"/>
         <w:rPr>
-          <w:rFonts w:ascii="Times New Roman" w:eastAsia="標楷體" w:hAnsi="Times New Roman" w:hint="eastAsia"/>
+          <w:rFonts w:ascii="Times New Roman" w:eastAsia="標楷體" w:hAnsi="Times New Roman"/>
           <w:bCs/>
           <w:szCs w:val="28"/>
         </w:rPr>
@@ -4120,15 +4423,7 @@
           <w:bCs/>
           <w:szCs w:val="28"/>
         </w:rPr>
-        <w:t xml:space="preserve"> 10-2-</w:t>
-      </w:r>
-      <w:r>
-        <w:rPr>
-          <w:rFonts w:ascii="Times New Roman" w:eastAsia="標楷體" w:hAnsi="Times New Roman" w:hint="eastAsia"/>
-          <w:bCs/>
-          <w:szCs w:val="28"/>
-        </w:rPr>
-        <w:t>8</w:t>
+        <w:t xml:space="preserve"> 10-2-8 </w:t>
       </w:r>
       <w:r>
         <w:rPr>
@@ -4136,23 +4431,7 @@
           <w:bCs/>
           <w:szCs w:val="28"/>
         </w:rPr>
-        <w:t xml:space="preserve"> </w:t>
-      </w:r>
-      <w:r>
-        <w:rPr>
-          <w:rFonts w:ascii="Times New Roman" w:eastAsia="標楷體" w:hAnsi="Times New Roman"/>
-          <w:bCs/>
-          <w:szCs w:val="28"/>
-        </w:rPr>
-        <w:t>審核協助者加入申請</w:t>
-      </w:r>
-      <w:r>
-        <w:rPr>
-          <w:rFonts w:ascii="Times New Roman" w:eastAsia="標楷體" w:hAnsi="Times New Roman"/>
-          <w:bCs/>
-          <w:szCs w:val="28"/>
-        </w:rPr>
-        <w:t>測試</w:t>
+        <w:t>瀏覽孕期紀錄測試</w:t>
       </w:r>
     </w:p>
     <w:tbl>
@@ -4196,26 +4475,18 @@
           <w:p>
             <w:pPr>
               <w:rPr>
-                <w:rFonts w:ascii="Times New Roman" w:eastAsia="標楷體" w:hAnsi="Times New Roman" w:hint="eastAsia"/>
-                <w:bCs/>
-                <w:szCs w:val="28"/>
-              </w:rPr>
-            </w:pPr>
-            <w:r>
-              <w:rPr>
-                <w:rFonts w:ascii="Times New Roman" w:eastAsia="標楷體" w:hAnsi="Times New Roman" w:hint="eastAsia"/>
-                <w:bCs/>
-                <w:szCs w:val="28"/>
-              </w:rPr>
-              <w:t>B</w:t>
-            </w:r>
-            <w:r>
-              <w:rPr>
-                <w:rFonts w:ascii="Times New Roman" w:eastAsia="標楷體" w:hAnsi="Times New Roman" w:hint="eastAsia"/>
-                <w:bCs/>
-                <w:szCs w:val="28"/>
-              </w:rPr>
-              <w:t>4</w:t>
+                <w:rFonts w:ascii="Times New Roman" w:eastAsia="標楷體" w:hAnsi="Times New Roman"/>
+                <w:bCs/>
+                <w:szCs w:val="28"/>
+              </w:rPr>
+            </w:pPr>
+            <w:r>
+              <w:rPr>
+                <w:rFonts w:ascii="Times New Roman" w:eastAsia="標楷體" w:hAnsi="Times New Roman"/>
+                <w:bCs/>
+                <w:szCs w:val="28"/>
+              </w:rPr>
+              <w:t>B4</w:t>
             </w:r>
           </w:p>
         </w:tc>
@@ -4258,14 +4529,19 @@
             </w:pPr>
             <w:r>
               <w:rPr>
-                <w:rFonts w:ascii="Times New Roman" w:eastAsia="標楷體" w:hAnsi="Times New Roman" w:hint="eastAsia"/>
-              </w:rPr>
-              <w:t>審核協助者加入申請</w:t>
-            </w:r>
-          </w:p>
-        </w:tc>
-      </w:tr>
-      <w:tr>
+                <w:rFonts w:ascii="Times New Roman" w:eastAsia="標楷體" w:hAnsi="Times New Roman"/>
+                <w:bCs/>
+                <w:szCs w:val="28"/>
+              </w:rPr>
+              <w:t>瀏覽孕期紀錄</w:t>
+            </w:r>
+          </w:p>
+        </w:tc>
+      </w:tr>
+      <w:tr>
+        <w:trPr>
+          <w:trHeight w:val="177"/>
+        </w:trPr>
         <w:tc>
           <w:tcPr>
             <w:tcW w:w="2405" w:type="dxa"/>
@@ -4285,7 +4561,6 @@
                 <w:bCs/>
                 <w:szCs w:val="28"/>
               </w:rPr>
-              <w:lastRenderedPageBreak/>
               <w:t>測試目的</w:t>
             </w:r>
           </w:p>
@@ -4304,9 +4579,11 @@
             </w:pPr>
             <w:r>
               <w:rPr>
-                <w:rFonts w:ascii="Times New Roman" w:eastAsia="標楷體" w:hAnsi="Times New Roman" w:hint="eastAsia"/>
-              </w:rPr>
-              <w:t>確認養育者可以審核協助者的家庭加入申請</w:t>
+                <w:rFonts w:ascii="Times New Roman" w:eastAsia="標楷體" w:hAnsi="Times New Roman"/>
+                <w:bCs/>
+                <w:szCs w:val="28"/>
+              </w:rPr>
+              <w:t>確認養育者可以查看已建立的孕期紀錄列表</w:t>
             </w:r>
           </w:p>
         </w:tc>
@@ -4350,8 +4627,10 @@
             <w:r>
               <w:rPr>
                 <w:rFonts w:ascii="Times New Roman" w:eastAsia="標楷體" w:hAnsi="Times New Roman" w:hint="eastAsia"/>
-              </w:rPr>
-              <w:t>協助者提出加入申請後，養育者進入申請頁面進行審核</w:t>
+                <w:bCs/>
+                <w:szCs w:val="28"/>
+              </w:rPr>
+              <w:t>進入孕期紀錄頁面，查看已建立的孕期紀錄列表</w:t>
             </w:r>
           </w:p>
         </w:tc>
@@ -4395,8 +4674,10 @@
             <w:r>
               <w:rPr>
                 <w:rFonts w:ascii="Times New Roman" w:eastAsia="標楷體" w:hAnsi="Times New Roman" w:hint="eastAsia"/>
-              </w:rPr>
-              <w:t>成功完成申請審核，並依審核結果更新家庭成員</w:t>
+                <w:bCs/>
+                <w:szCs w:val="28"/>
+              </w:rPr>
+              <w:t>孕期紀錄列表正常顯示，且內容與已儲存的紀錄一致</w:t>
             </w:r>
           </w:p>
         </w:tc>
@@ -4462,7 +4743,7 @@
         <w:ind w:left="0"/>
         <w:jc w:val="center"/>
         <w:rPr>
-          <w:rFonts w:ascii="Times New Roman" w:eastAsia="標楷體" w:hAnsi="Times New Roman" w:hint="eastAsia"/>
+          <w:rFonts w:ascii="Times New Roman" w:eastAsia="標楷體" w:hAnsi="Times New Roman"/>
           <w:bCs/>
           <w:szCs w:val="28"/>
         </w:rPr>
@@ -4481,15 +4762,7 @@
           <w:bCs/>
           <w:szCs w:val="28"/>
         </w:rPr>
-        <w:t xml:space="preserve"> 10-2-</w:t>
-      </w:r>
-      <w:r>
-        <w:rPr>
-          <w:rFonts w:ascii="Times New Roman" w:eastAsia="標楷體" w:hAnsi="Times New Roman" w:hint="eastAsia"/>
-          <w:bCs/>
-          <w:szCs w:val="28"/>
-        </w:rPr>
-        <w:t>9</w:t>
+        <w:t xml:space="preserve"> 10-2-9 </w:t>
       </w:r>
       <w:r>
         <w:rPr>
@@ -4497,23 +4770,7 @@
           <w:bCs/>
           <w:szCs w:val="28"/>
         </w:rPr>
-        <w:t xml:space="preserve"> </w:t>
-      </w:r>
-      <w:r>
-        <w:rPr>
-          <w:rFonts w:ascii="Times New Roman" w:eastAsia="標楷體" w:hAnsi="Times New Roman"/>
-          <w:bCs/>
-          <w:szCs w:val="28"/>
-        </w:rPr>
-        <w:t>審核協助者加入申請</w:t>
-      </w:r>
-      <w:r>
-        <w:rPr>
-          <w:rFonts w:ascii="Times New Roman" w:eastAsia="標楷體" w:hAnsi="Times New Roman"/>
-          <w:bCs/>
-          <w:szCs w:val="28"/>
-        </w:rPr>
-        <w:t>測試</w:t>
+        <w:t>新增孕期紀錄測試</w:t>
       </w:r>
     </w:p>
     <w:tbl>
@@ -4557,26 +4814,18 @@
           <w:p>
             <w:pPr>
               <w:rPr>
-                <w:rFonts w:ascii="Times New Roman" w:eastAsia="標楷體" w:hAnsi="Times New Roman" w:hint="eastAsia"/>
-                <w:bCs/>
-                <w:szCs w:val="28"/>
-              </w:rPr>
-            </w:pPr>
-            <w:r>
-              <w:rPr>
-                <w:rFonts w:ascii="Times New Roman" w:eastAsia="標楷體" w:hAnsi="Times New Roman" w:hint="eastAsia"/>
-                <w:bCs/>
-                <w:szCs w:val="28"/>
-              </w:rPr>
-              <w:t>B</w:t>
-            </w:r>
-            <w:r>
-              <w:rPr>
-                <w:rFonts w:ascii="Times New Roman" w:eastAsia="標楷體" w:hAnsi="Times New Roman" w:hint="eastAsia"/>
-                <w:bCs/>
-                <w:szCs w:val="28"/>
-              </w:rPr>
-              <w:t>5</w:t>
+                <w:rFonts w:ascii="Times New Roman" w:eastAsia="標楷體" w:hAnsi="Times New Roman"/>
+                <w:bCs/>
+                <w:szCs w:val="28"/>
+              </w:rPr>
+            </w:pPr>
+            <w:r>
+              <w:rPr>
+                <w:rFonts w:ascii="Times New Roman" w:eastAsia="標楷體" w:hAnsi="Times New Roman"/>
+                <w:bCs/>
+                <w:szCs w:val="28"/>
+              </w:rPr>
+              <w:t>B5</w:t>
             </w:r>
           </w:p>
         </w:tc>
@@ -4619,14 +4868,19 @@
             </w:pPr>
             <w:r>
               <w:rPr>
-                <w:rFonts w:ascii="Times New Roman" w:eastAsia="標楷體" w:hAnsi="Times New Roman" w:hint="eastAsia"/>
-              </w:rPr>
-              <w:t>修改協助者權限</w:t>
-            </w:r>
-          </w:p>
-        </w:tc>
-      </w:tr>
-      <w:tr>
+                <w:rFonts w:ascii="Times New Roman" w:eastAsia="標楷體" w:hAnsi="Times New Roman"/>
+                <w:bCs/>
+                <w:szCs w:val="28"/>
+              </w:rPr>
+              <w:t>新增孕期紀錄</w:t>
+            </w:r>
+          </w:p>
+        </w:tc>
+      </w:tr>
+      <w:tr>
+        <w:trPr>
+          <w:trHeight w:val="177"/>
+        </w:trPr>
         <w:tc>
           <w:tcPr>
             <w:tcW w:w="2405" w:type="dxa"/>
@@ -4664,9 +4918,11 @@
             </w:pPr>
             <w:r>
               <w:rPr>
-                <w:rFonts w:ascii="Times New Roman" w:eastAsia="標楷體" w:hAnsi="Times New Roman" w:hint="eastAsia"/>
-              </w:rPr>
-              <w:t>確認養育者可以調整協助者的使用權限</w:t>
+                <w:rFonts w:ascii="Times New Roman" w:eastAsia="標楷體" w:hAnsi="Times New Roman"/>
+                <w:bCs/>
+                <w:szCs w:val="28"/>
+              </w:rPr>
+              <w:t>確認養育者可以新增孕期相關紀錄</w:t>
             </w:r>
           </w:p>
         </w:tc>
@@ -4710,8 +4966,10 @@
             <w:r>
               <w:rPr>
                 <w:rFonts w:ascii="Times New Roman" w:eastAsia="標楷體" w:hAnsi="Times New Roman" w:hint="eastAsia"/>
-              </w:rPr>
-              <w:t>選擇家庭中的協助者並修改其權限</w:t>
+                <w:bCs/>
+                <w:szCs w:val="28"/>
+              </w:rPr>
+              <w:t>進入孕期紀錄頁面，輸入孕期相關資料後儲存</w:t>
             </w:r>
           </w:p>
         </w:tc>
@@ -4755,8 +5013,10 @@
             <w:r>
               <w:rPr>
                 <w:rFonts w:ascii="Times New Roman" w:eastAsia="標楷體" w:hAnsi="Times New Roman" w:hint="eastAsia"/>
-              </w:rPr>
-              <w:t>協助者權限成功更新並套用至相關功能</w:t>
+                <w:bCs/>
+                <w:szCs w:val="28"/>
+              </w:rPr>
+              <w:t>新增的孕期紀錄成功儲存並正常顯示</w:t>
             </w:r>
           </w:p>
         </w:tc>
@@ -4822,7 +5082,7 @@
         <w:ind w:left="0"/>
         <w:jc w:val="center"/>
         <w:rPr>
-          <w:rFonts w:ascii="Times New Roman" w:eastAsia="標楷體" w:hAnsi="Times New Roman" w:hint="eastAsia"/>
+          <w:rFonts w:ascii="Times New Roman" w:eastAsia="標楷體" w:hAnsi="Times New Roman"/>
           <w:bCs/>
           <w:szCs w:val="28"/>
         </w:rPr>
@@ -4841,15 +5101,7 @@
           <w:bCs/>
           <w:szCs w:val="28"/>
         </w:rPr>
-        <w:t xml:space="preserve"> 10-2-</w:t>
-      </w:r>
-      <w:r>
-        <w:rPr>
-          <w:rFonts w:ascii="Times New Roman" w:eastAsia="標楷體" w:hAnsi="Times New Roman" w:hint="eastAsia"/>
-          <w:bCs/>
-          <w:szCs w:val="28"/>
-        </w:rPr>
-        <w:t>10</w:t>
+        <w:t xml:space="preserve"> 10-2-10 </w:t>
       </w:r>
       <w:r>
         <w:rPr>
@@ -4857,23 +5109,7 @@
           <w:bCs/>
           <w:szCs w:val="28"/>
         </w:rPr>
-        <w:t xml:space="preserve"> </w:t>
-      </w:r>
-      <w:r>
-        <w:rPr>
-          <w:rFonts w:ascii="Times New Roman" w:eastAsia="標楷體" w:hAnsi="Times New Roman"/>
-          <w:bCs/>
-          <w:szCs w:val="28"/>
-        </w:rPr>
-        <w:t>審核協助者加入申請</w:t>
-      </w:r>
-      <w:r>
-        <w:rPr>
-          <w:rFonts w:ascii="Times New Roman" w:eastAsia="標楷體" w:hAnsi="Times New Roman"/>
-          <w:bCs/>
-          <w:szCs w:val="28"/>
-        </w:rPr>
-        <w:t>測試</w:t>
+        <w:t>修改孕期紀錄測試</w:t>
       </w:r>
     </w:p>
     <w:tbl>
@@ -4917,26 +5153,18 @@
           <w:p>
             <w:pPr>
               <w:rPr>
-                <w:rFonts w:ascii="Times New Roman" w:eastAsia="標楷體" w:hAnsi="Times New Roman" w:hint="eastAsia"/>
-                <w:bCs/>
-                <w:szCs w:val="28"/>
-              </w:rPr>
-            </w:pPr>
-            <w:r>
-              <w:rPr>
-                <w:rFonts w:ascii="Times New Roman" w:eastAsia="標楷體" w:hAnsi="Times New Roman" w:hint="eastAsia"/>
-                <w:bCs/>
-                <w:szCs w:val="28"/>
-              </w:rPr>
-              <w:t>B</w:t>
-            </w:r>
-            <w:r>
-              <w:rPr>
-                <w:rFonts w:ascii="Times New Roman" w:eastAsia="標楷體" w:hAnsi="Times New Roman" w:hint="eastAsia"/>
-                <w:bCs/>
-                <w:szCs w:val="28"/>
-              </w:rPr>
-              <w:t>6</w:t>
+                <w:rFonts w:ascii="Times New Roman" w:eastAsia="標楷體" w:hAnsi="Times New Roman"/>
+                <w:bCs/>
+                <w:szCs w:val="28"/>
+              </w:rPr>
+            </w:pPr>
+            <w:r>
+              <w:rPr>
+                <w:rFonts w:ascii="Times New Roman" w:eastAsia="標楷體" w:hAnsi="Times New Roman"/>
+                <w:bCs/>
+                <w:szCs w:val="28"/>
+              </w:rPr>
+              <w:t>B6</w:t>
             </w:r>
           </w:p>
         </w:tc>
@@ -4979,14 +5207,19 @@
             </w:pPr>
             <w:r>
               <w:rPr>
-                <w:rFonts w:ascii="Times New Roman" w:eastAsia="標楷體" w:hAnsi="Times New Roman" w:hint="eastAsia"/>
-              </w:rPr>
-              <w:t>移除協助者</w:t>
-            </w:r>
-          </w:p>
-        </w:tc>
-      </w:tr>
-      <w:tr>
+                <w:rFonts w:ascii="Times New Roman" w:eastAsia="標楷體" w:hAnsi="Times New Roman"/>
+                <w:bCs/>
+                <w:szCs w:val="28"/>
+              </w:rPr>
+              <w:t>修改孕期紀錄</w:t>
+            </w:r>
+          </w:p>
+        </w:tc>
+      </w:tr>
+      <w:tr>
+        <w:trPr>
+          <w:trHeight w:val="177"/>
+        </w:trPr>
         <w:tc>
           <w:tcPr>
             <w:tcW w:w="2405" w:type="dxa"/>
@@ -5024,9 +5257,11 @@
             </w:pPr>
             <w:r>
               <w:rPr>
-                <w:rFonts w:ascii="Times New Roman" w:eastAsia="標楷體" w:hAnsi="Times New Roman" w:hint="eastAsia"/>
-              </w:rPr>
-              <w:t>確認養育者可以將協助者移出家庭</w:t>
+                <w:rFonts w:ascii="Times New Roman" w:eastAsia="標楷體" w:hAnsi="Times New Roman"/>
+                <w:bCs/>
+                <w:szCs w:val="28"/>
+              </w:rPr>
+              <w:t>確認養育者可以修改已建立的孕期紀錄</w:t>
             </w:r>
           </w:p>
         </w:tc>
@@ -5070,8 +5305,10 @@
             <w:r>
               <w:rPr>
                 <w:rFonts w:ascii="Times New Roman" w:eastAsia="標楷體" w:hAnsi="Times New Roman" w:hint="eastAsia"/>
-              </w:rPr>
-              <w:t>選擇協助者並執行移除操作</w:t>
+                <w:bCs/>
+                <w:szCs w:val="28"/>
+              </w:rPr>
+              <w:t>選擇既有孕期紀錄，修改相關資料後儲存</w:t>
             </w:r>
           </w:p>
         </w:tc>
@@ -5115,8 +5352,10 @@
             <w:r>
               <w:rPr>
                 <w:rFonts w:ascii="Times New Roman" w:eastAsia="標楷體" w:hAnsi="Times New Roman" w:hint="eastAsia"/>
-              </w:rPr>
-              <w:t>協助者成功從家庭成員中移除</w:t>
+                <w:bCs/>
+                <w:szCs w:val="28"/>
+              </w:rPr>
+              <w:t>修改後的孕期紀錄成功儲存並正確顯示</w:t>
             </w:r>
           </w:p>
         </w:tc>
@@ -5182,7 +5421,7 @@
         <w:ind w:left="0"/>
         <w:jc w:val="center"/>
         <w:rPr>
-          <w:rFonts w:ascii="Times New Roman" w:eastAsia="標楷體" w:hAnsi="Times New Roman" w:hint="eastAsia"/>
+          <w:rFonts w:ascii="Times New Roman" w:eastAsia="標楷體" w:hAnsi="Times New Roman"/>
           <w:bCs/>
           <w:szCs w:val="28"/>
         </w:rPr>
@@ -5201,15 +5440,7 @@
           <w:bCs/>
           <w:szCs w:val="28"/>
         </w:rPr>
-        <w:t xml:space="preserve"> 10-2-</w:t>
-      </w:r>
-      <w:r>
-        <w:rPr>
-          <w:rFonts w:ascii="Times New Roman" w:eastAsia="標楷體" w:hAnsi="Times New Roman" w:hint="eastAsia"/>
-          <w:bCs/>
-          <w:szCs w:val="28"/>
-        </w:rPr>
-        <w:t>11</w:t>
+        <w:t xml:space="preserve"> 10-2-11 </w:t>
       </w:r>
       <w:r>
         <w:rPr>
@@ -5217,7 +5448,338 @@
           <w:bCs/>
           <w:szCs w:val="28"/>
         </w:rPr>
-        <w:t xml:space="preserve"> </w:t>
+        <w:t>刪除孕期紀錄測試</w:t>
+      </w:r>
+    </w:p>
+    <w:tbl>
+      <w:tblPr>
+        <w:tblStyle w:val="a8"/>
+        <w:tblW w:w="0" w:type="auto"/>
+        <w:tblLook w:val="04A0" w:firstRow="1" w:lastRow="0" w:firstColumn="1" w:lastColumn="0" w:noHBand="0" w:noVBand="1"/>
+      </w:tblPr>
+      <w:tblGrid>
+        <w:gridCol w:w="2405"/>
+        <w:gridCol w:w="7789"/>
+      </w:tblGrid>
+      <w:tr>
+        <w:tc>
+          <w:tcPr>
+            <w:tcW w:w="2405" w:type="dxa"/>
+            <w:shd w:val="clear" w:color="auto" w:fill="BFBFBF" w:themeFill="background1" w:themeFillShade="BF"/>
+          </w:tcPr>
+          <w:p>
+            <w:pPr>
+              <w:rPr>
+                <w:rFonts w:ascii="Times New Roman" w:eastAsia="標楷體" w:hAnsi="Times New Roman"/>
+                <w:bCs/>
+                <w:szCs w:val="28"/>
+              </w:rPr>
+            </w:pPr>
+            <w:r>
+              <w:rPr>
+                <w:rFonts w:ascii="Times New Roman" w:eastAsia="標楷體" w:hAnsi="Times New Roman" w:hint="eastAsia"/>
+                <w:bCs/>
+                <w:szCs w:val="28"/>
+              </w:rPr>
+              <w:t>測試標號</w:t>
+            </w:r>
+          </w:p>
+        </w:tc>
+        <w:tc>
+          <w:tcPr>
+            <w:tcW w:w="7789" w:type="dxa"/>
+          </w:tcPr>
+          <w:p>
+            <w:pPr>
+              <w:rPr>
+                <w:rFonts w:ascii="Times New Roman" w:eastAsia="標楷體" w:hAnsi="Times New Roman"/>
+                <w:bCs/>
+                <w:szCs w:val="28"/>
+              </w:rPr>
+            </w:pPr>
+            <w:r>
+              <w:rPr>
+                <w:rFonts w:ascii="Times New Roman" w:eastAsia="標楷體" w:hAnsi="Times New Roman"/>
+                <w:bCs/>
+                <w:szCs w:val="28"/>
+              </w:rPr>
+              <w:t>B7</w:t>
+            </w:r>
+          </w:p>
+        </w:tc>
+      </w:tr>
+      <w:tr>
+        <w:tc>
+          <w:tcPr>
+            <w:tcW w:w="2405" w:type="dxa"/>
+            <w:shd w:val="clear" w:color="auto" w:fill="BFBFBF" w:themeFill="background1" w:themeFillShade="BF"/>
+          </w:tcPr>
+          <w:p>
+            <w:pPr>
+              <w:rPr>
+                <w:rFonts w:ascii="Times New Roman" w:eastAsia="標楷體" w:hAnsi="Times New Roman"/>
+                <w:bCs/>
+                <w:szCs w:val="28"/>
+              </w:rPr>
+            </w:pPr>
+            <w:r>
+              <w:rPr>
+                <w:rFonts w:ascii="Times New Roman" w:eastAsia="標楷體" w:hAnsi="Times New Roman" w:hint="eastAsia"/>
+                <w:bCs/>
+                <w:szCs w:val="28"/>
+              </w:rPr>
+              <w:t>功能名稱</w:t>
+            </w:r>
+          </w:p>
+        </w:tc>
+        <w:tc>
+          <w:tcPr>
+            <w:tcW w:w="7789" w:type="dxa"/>
+          </w:tcPr>
+          <w:p>
+            <w:pPr>
+              <w:rPr>
+                <w:rFonts w:ascii="Times New Roman" w:eastAsia="標楷體" w:hAnsi="Times New Roman"/>
+                <w:bCs/>
+                <w:szCs w:val="28"/>
+              </w:rPr>
+            </w:pPr>
+            <w:r>
+              <w:rPr>
+                <w:rFonts w:ascii="Times New Roman" w:eastAsia="標楷體" w:hAnsi="Times New Roman"/>
+                <w:bCs/>
+                <w:szCs w:val="28"/>
+              </w:rPr>
+              <w:t>刪除孕期紀錄</w:t>
+            </w:r>
+          </w:p>
+        </w:tc>
+      </w:tr>
+      <w:tr>
+        <w:trPr>
+          <w:trHeight w:val="177"/>
+        </w:trPr>
+        <w:tc>
+          <w:tcPr>
+            <w:tcW w:w="2405" w:type="dxa"/>
+            <w:shd w:val="clear" w:color="auto" w:fill="BFBFBF" w:themeFill="background1" w:themeFillShade="BF"/>
+          </w:tcPr>
+          <w:p>
+            <w:pPr>
+              <w:rPr>
+                <w:rFonts w:ascii="Times New Roman" w:eastAsia="標楷體" w:hAnsi="Times New Roman"/>
+                <w:bCs/>
+                <w:szCs w:val="28"/>
+              </w:rPr>
+            </w:pPr>
+            <w:r>
+              <w:rPr>
+                <w:rFonts w:ascii="Times New Roman" w:eastAsia="標楷體" w:hAnsi="Times New Roman" w:hint="eastAsia"/>
+                <w:bCs/>
+                <w:szCs w:val="28"/>
+              </w:rPr>
+              <w:t>測試目的</w:t>
+            </w:r>
+          </w:p>
+        </w:tc>
+        <w:tc>
+          <w:tcPr>
+            <w:tcW w:w="7789" w:type="dxa"/>
+          </w:tcPr>
+          <w:p>
+            <w:pPr>
+              <w:rPr>
+                <w:rFonts w:ascii="Times New Roman" w:eastAsia="標楷體" w:hAnsi="Times New Roman"/>
+                <w:bCs/>
+                <w:szCs w:val="28"/>
+              </w:rPr>
+            </w:pPr>
+            <w:r>
+              <w:rPr>
+                <w:rFonts w:ascii="Times New Roman" w:eastAsia="標楷體" w:hAnsi="Times New Roman"/>
+                <w:bCs/>
+                <w:szCs w:val="28"/>
+              </w:rPr>
+              <w:t>確認養育者可以刪除不需要的孕期紀錄</w:t>
+            </w:r>
+          </w:p>
+        </w:tc>
+      </w:tr>
+      <w:tr>
+        <w:tc>
+          <w:tcPr>
+            <w:tcW w:w="2405" w:type="dxa"/>
+            <w:shd w:val="clear" w:color="auto" w:fill="BFBFBF" w:themeFill="background1" w:themeFillShade="BF"/>
+          </w:tcPr>
+          <w:p>
+            <w:pPr>
+              <w:rPr>
+                <w:rFonts w:ascii="Times New Roman" w:eastAsia="標楷體" w:hAnsi="Times New Roman"/>
+                <w:bCs/>
+                <w:szCs w:val="28"/>
+              </w:rPr>
+            </w:pPr>
+            <w:r>
+              <w:rPr>
+                <w:rFonts w:ascii="Times New Roman" w:eastAsia="標楷體" w:hAnsi="Times New Roman" w:hint="eastAsia"/>
+                <w:bCs/>
+                <w:szCs w:val="28"/>
+              </w:rPr>
+              <w:t>測試流程</w:t>
+            </w:r>
+          </w:p>
+        </w:tc>
+        <w:tc>
+          <w:tcPr>
+            <w:tcW w:w="7789" w:type="dxa"/>
+          </w:tcPr>
+          <w:p>
+            <w:pPr>
+              <w:rPr>
+                <w:rFonts w:ascii="Times New Roman" w:eastAsia="標楷體" w:hAnsi="Times New Roman"/>
+                <w:bCs/>
+                <w:szCs w:val="28"/>
+              </w:rPr>
+            </w:pPr>
+            <w:r>
+              <w:rPr>
+                <w:rFonts w:ascii="Times New Roman" w:eastAsia="標楷體" w:hAnsi="Times New Roman" w:hint="eastAsia"/>
+                <w:bCs/>
+                <w:szCs w:val="28"/>
+              </w:rPr>
+              <w:t>選擇既有孕期紀錄並執行刪除</w:t>
+            </w:r>
+          </w:p>
+        </w:tc>
+      </w:tr>
+      <w:tr>
+        <w:tc>
+          <w:tcPr>
+            <w:tcW w:w="2405" w:type="dxa"/>
+            <w:shd w:val="clear" w:color="auto" w:fill="BFBFBF" w:themeFill="background1" w:themeFillShade="BF"/>
+          </w:tcPr>
+          <w:p>
+            <w:pPr>
+              <w:rPr>
+                <w:rFonts w:ascii="Times New Roman" w:eastAsia="標楷體" w:hAnsi="Times New Roman"/>
+                <w:bCs/>
+                <w:szCs w:val="28"/>
+              </w:rPr>
+            </w:pPr>
+            <w:r>
+              <w:rPr>
+                <w:rFonts w:ascii="Times New Roman" w:eastAsia="標楷體" w:hAnsi="Times New Roman" w:hint="eastAsia"/>
+                <w:bCs/>
+                <w:szCs w:val="28"/>
+              </w:rPr>
+              <w:t>預期成果</w:t>
+            </w:r>
+          </w:p>
+        </w:tc>
+        <w:tc>
+          <w:tcPr>
+            <w:tcW w:w="7789" w:type="dxa"/>
+          </w:tcPr>
+          <w:p>
+            <w:pPr>
+              <w:rPr>
+                <w:rFonts w:ascii="Times New Roman" w:eastAsia="標楷體" w:hAnsi="Times New Roman"/>
+                <w:bCs/>
+                <w:szCs w:val="28"/>
+              </w:rPr>
+            </w:pPr>
+            <w:r>
+              <w:rPr>
+                <w:rFonts w:ascii="Times New Roman" w:eastAsia="標楷體" w:hAnsi="Times New Roman" w:hint="eastAsia"/>
+                <w:bCs/>
+                <w:szCs w:val="28"/>
+              </w:rPr>
+              <w:t>指定孕期紀錄成功刪除，且紀錄列表同步更新</w:t>
+            </w:r>
+          </w:p>
+        </w:tc>
+      </w:tr>
+      <w:tr>
+        <w:tc>
+          <w:tcPr>
+            <w:tcW w:w="2405" w:type="dxa"/>
+            <w:shd w:val="clear" w:color="auto" w:fill="BFBFBF" w:themeFill="background1" w:themeFillShade="BF"/>
+          </w:tcPr>
+          <w:p>
+            <w:pPr>
+              <w:rPr>
+                <w:rFonts w:ascii="Times New Roman" w:eastAsia="標楷體" w:hAnsi="Times New Roman"/>
+                <w:bCs/>
+                <w:szCs w:val="28"/>
+              </w:rPr>
+            </w:pPr>
+            <w:r>
+              <w:rPr>
+                <w:rFonts w:ascii="Times New Roman" w:eastAsia="標楷體" w:hAnsi="Times New Roman" w:hint="eastAsia"/>
+                <w:bCs/>
+                <w:szCs w:val="28"/>
+              </w:rPr>
+              <w:t>測試結果</w:t>
+            </w:r>
+          </w:p>
+        </w:tc>
+        <w:tc>
+          <w:tcPr>
+            <w:tcW w:w="7789" w:type="dxa"/>
+          </w:tcPr>
+          <w:p>
+            <w:pPr>
+              <w:rPr>
+                <w:rFonts w:ascii="Times New Roman" w:eastAsia="標楷體" w:hAnsi="Times New Roman"/>
+                <w:bCs/>
+                <w:szCs w:val="28"/>
+              </w:rPr>
+            </w:pPr>
+            <w:r>
+              <w:rPr>
+                <w:rFonts w:ascii="Times New Roman" w:eastAsia="標楷體" w:hAnsi="Times New Roman" w:hint="eastAsia"/>
+                <w:bCs/>
+                <w:szCs w:val="28"/>
+              </w:rPr>
+              <w:t>正常</w:t>
+            </w:r>
+          </w:p>
+        </w:tc>
+      </w:tr>
+    </w:tbl>
+    <w:p>
+      <w:pPr>
+        <w:rPr>
+          <w:rFonts w:ascii="Times New Roman" w:eastAsia="標楷體" w:hAnsi="Times New Roman"/>
+        </w:rPr>
+      </w:pPr>
+    </w:p>
+    <w:p>
+      <w:pPr>
+        <w:pStyle w:val="a5"/>
+        <w:ind w:left="0"/>
+        <w:jc w:val="center"/>
+        <w:rPr>
+          <w:rFonts w:ascii="Times New Roman" w:eastAsia="標楷體" w:hAnsi="Times New Roman"/>
+          <w:bCs/>
+          <w:szCs w:val="28"/>
+        </w:rPr>
+      </w:pPr>
+      <w:r>
+        <w:rPr>
+          <w:rFonts w:ascii="Times New Roman" w:eastAsia="標楷體" w:hAnsi="Times New Roman"/>
+          <w:bCs/>
+          <w:szCs w:val="28"/>
+        </w:rPr>
+        <w:t>表</w:t>
+      </w:r>
+      <w:r>
+        <w:rPr>
+          <w:rFonts w:ascii="Times New Roman" w:eastAsia="標楷體" w:hAnsi="Times New Roman"/>
+          <w:bCs/>
+          <w:szCs w:val="28"/>
+        </w:rPr>
+        <w:t xml:space="preserve"> 10-2-12 </w:t>
       </w:r>
       <w:r>
         <w:rPr>
@@ -5269,26 +5831,18 @@
           <w:p>
             <w:pPr>
               <w:rPr>
-                <w:rFonts w:ascii="Times New Roman" w:eastAsia="標楷體" w:hAnsi="Times New Roman" w:hint="eastAsia"/>
-                <w:bCs/>
-                <w:szCs w:val="28"/>
-              </w:rPr>
-            </w:pPr>
-            <w:r>
-              <w:rPr>
-                <w:rFonts w:ascii="Times New Roman" w:eastAsia="標楷體" w:hAnsi="Times New Roman" w:hint="eastAsia"/>
-                <w:bCs/>
-                <w:szCs w:val="28"/>
-              </w:rPr>
-              <w:t>B</w:t>
-            </w:r>
-            <w:r>
-              <w:rPr>
-                <w:rFonts w:ascii="Times New Roman" w:eastAsia="標楷體" w:hAnsi="Times New Roman" w:hint="eastAsia"/>
-                <w:bCs/>
-                <w:szCs w:val="28"/>
-              </w:rPr>
-              <w:t>7</w:t>
+                <w:rFonts w:ascii="Times New Roman" w:eastAsia="標楷體" w:hAnsi="Times New Roman"/>
+                <w:bCs/>
+                <w:szCs w:val="28"/>
+              </w:rPr>
+            </w:pPr>
+            <w:r>
+              <w:rPr>
+                <w:rFonts w:ascii="Times New Roman" w:eastAsia="標楷體" w:hAnsi="Times New Roman"/>
+                <w:bCs/>
+                <w:szCs w:val="28"/>
+              </w:rPr>
+              <w:t>B8</w:t>
             </w:r>
           </w:p>
         </w:tc>
@@ -5331,14 +5885,19 @@
             </w:pPr>
             <w:r>
               <w:rPr>
-                <w:rFonts w:ascii="Times New Roman" w:eastAsia="標楷體" w:hAnsi="Times New Roman" w:hint="eastAsia"/>
-              </w:rPr>
-              <w:t>新增、修改、刪除待辦清單</w:t>
-            </w:r>
-          </w:p>
-        </w:tc>
-      </w:tr>
-      <w:tr>
+                <w:rFonts w:ascii="Times New Roman" w:eastAsia="標楷體" w:hAnsi="Times New Roman"/>
+                <w:bCs/>
+                <w:szCs w:val="28"/>
+              </w:rPr>
+              <w:t>審核協助者加入申請</w:t>
+            </w:r>
+          </w:p>
+        </w:tc>
+      </w:tr>
+      <w:tr>
+        <w:trPr>
+          <w:trHeight w:val="177"/>
+        </w:trPr>
         <w:tc>
           <w:tcPr>
             <w:tcW w:w="2405" w:type="dxa"/>
@@ -5376,9 +5935,11 @@
             </w:pPr>
             <w:r>
               <w:rPr>
-                <w:rFonts w:ascii="Times New Roman" w:eastAsia="標楷體" w:hAnsi="Times New Roman" w:hint="eastAsia"/>
-              </w:rPr>
-              <w:t>確認養育者可以正常管理待辦清單</w:t>
+                <w:rFonts w:ascii="Times New Roman" w:eastAsia="標楷體" w:hAnsi="Times New Roman"/>
+                <w:bCs/>
+                <w:szCs w:val="28"/>
+              </w:rPr>
+              <w:t>確認養育者可以審核協助者提出的家庭加入申請</w:t>
             </w:r>
           </w:p>
         </w:tc>
@@ -5422,8 +5983,10 @@
             <w:r>
               <w:rPr>
                 <w:rFonts w:ascii="Times New Roman" w:eastAsia="標楷體" w:hAnsi="Times New Roman" w:hint="eastAsia"/>
-              </w:rPr>
-              <w:t>新增一筆待辦事項，確認顯示後修改內容並儲存，再刪除該筆待辦事項</w:t>
+                <w:bCs/>
+                <w:szCs w:val="28"/>
+              </w:rPr>
+              <w:t>協助者提出加入申請後，養育者進入申請頁面查看並進行審核</w:t>
             </w:r>
           </w:p>
         </w:tc>
@@ -5467,8 +6030,10 @@
             <w:r>
               <w:rPr>
                 <w:rFonts w:ascii="Times New Roman" w:eastAsia="標楷體" w:hAnsi="Times New Roman" w:hint="eastAsia"/>
-              </w:rPr>
-              <w:t>待辦事項可正常新增、修改及刪除，清單畫面同步更新</w:t>
+                <w:bCs/>
+                <w:szCs w:val="28"/>
+              </w:rPr>
+              <w:t>成功完成申請審核，並依審核結果更新家庭成員</w:t>
             </w:r>
           </w:p>
         </w:tc>
@@ -5534,7 +6099,347 @@
         <w:ind w:left="0"/>
         <w:jc w:val="center"/>
         <w:rPr>
-          <w:rFonts w:ascii="Times New Roman" w:eastAsia="標楷體" w:hAnsi="Times New Roman" w:hint="eastAsia"/>
+          <w:rFonts w:ascii="Times New Roman" w:eastAsia="標楷體" w:hAnsi="Times New Roman"/>
+          <w:bCs/>
+          <w:szCs w:val="28"/>
+        </w:rPr>
+      </w:pPr>
+      <w:r>
+        <w:rPr>
+          <w:rFonts w:ascii="Times New Roman" w:eastAsia="標楷體" w:hAnsi="Times New Roman"/>
+          <w:bCs/>
+          <w:szCs w:val="28"/>
+        </w:rPr>
+        <w:lastRenderedPageBreak/>
+        <w:t>表</w:t>
+      </w:r>
+      <w:r>
+        <w:rPr>
+          <w:rFonts w:ascii="Times New Roman" w:eastAsia="標楷體" w:hAnsi="Times New Roman"/>
+          <w:bCs/>
+          <w:szCs w:val="28"/>
+        </w:rPr>
+        <w:t xml:space="preserve"> 10-2-13 </w:t>
+      </w:r>
+      <w:r>
+        <w:rPr>
+          <w:rFonts w:ascii="Times New Roman" w:eastAsia="標楷體" w:hAnsi="Times New Roman"/>
+          <w:bCs/>
+          <w:szCs w:val="28"/>
+        </w:rPr>
+        <w:t>修改協助者權限測試</w:t>
+      </w:r>
+    </w:p>
+    <w:tbl>
+      <w:tblPr>
+        <w:tblStyle w:val="a8"/>
+        <w:tblW w:w="0" w:type="auto"/>
+        <w:tblLook w:val="04A0" w:firstRow="1" w:lastRow="0" w:firstColumn="1" w:lastColumn="0" w:noHBand="0" w:noVBand="1"/>
+      </w:tblPr>
+      <w:tblGrid>
+        <w:gridCol w:w="2405"/>
+        <w:gridCol w:w="7789"/>
+      </w:tblGrid>
+      <w:tr>
+        <w:tc>
+          <w:tcPr>
+            <w:tcW w:w="2405" w:type="dxa"/>
+            <w:shd w:val="clear" w:color="auto" w:fill="BFBFBF" w:themeFill="background1" w:themeFillShade="BF"/>
+          </w:tcPr>
+          <w:p>
+            <w:pPr>
+              <w:rPr>
+                <w:rFonts w:ascii="Times New Roman" w:eastAsia="標楷體" w:hAnsi="Times New Roman"/>
+                <w:bCs/>
+                <w:szCs w:val="28"/>
+              </w:rPr>
+            </w:pPr>
+            <w:r>
+              <w:rPr>
+                <w:rFonts w:ascii="Times New Roman" w:eastAsia="標楷體" w:hAnsi="Times New Roman" w:hint="eastAsia"/>
+                <w:bCs/>
+                <w:szCs w:val="28"/>
+              </w:rPr>
+              <w:t>測試標號</w:t>
+            </w:r>
+          </w:p>
+        </w:tc>
+        <w:tc>
+          <w:tcPr>
+            <w:tcW w:w="7789" w:type="dxa"/>
+          </w:tcPr>
+          <w:p>
+            <w:pPr>
+              <w:rPr>
+                <w:rFonts w:ascii="Times New Roman" w:eastAsia="標楷體" w:hAnsi="Times New Roman"/>
+                <w:bCs/>
+                <w:szCs w:val="28"/>
+              </w:rPr>
+            </w:pPr>
+            <w:r>
+              <w:rPr>
+                <w:rFonts w:ascii="Times New Roman" w:eastAsia="標楷體" w:hAnsi="Times New Roman"/>
+                <w:bCs/>
+                <w:szCs w:val="28"/>
+              </w:rPr>
+              <w:t>B9</w:t>
+            </w:r>
+          </w:p>
+        </w:tc>
+      </w:tr>
+      <w:tr>
+        <w:tc>
+          <w:tcPr>
+            <w:tcW w:w="2405" w:type="dxa"/>
+            <w:shd w:val="clear" w:color="auto" w:fill="BFBFBF" w:themeFill="background1" w:themeFillShade="BF"/>
+          </w:tcPr>
+          <w:p>
+            <w:pPr>
+              <w:rPr>
+                <w:rFonts w:ascii="Times New Roman" w:eastAsia="標楷體" w:hAnsi="Times New Roman"/>
+                <w:bCs/>
+                <w:szCs w:val="28"/>
+              </w:rPr>
+            </w:pPr>
+            <w:r>
+              <w:rPr>
+                <w:rFonts w:ascii="Times New Roman" w:eastAsia="標楷體" w:hAnsi="Times New Roman" w:hint="eastAsia"/>
+                <w:bCs/>
+                <w:szCs w:val="28"/>
+              </w:rPr>
+              <w:t>功能名稱</w:t>
+            </w:r>
+          </w:p>
+        </w:tc>
+        <w:tc>
+          <w:tcPr>
+            <w:tcW w:w="7789" w:type="dxa"/>
+          </w:tcPr>
+          <w:p>
+            <w:pPr>
+              <w:rPr>
+                <w:rFonts w:ascii="Times New Roman" w:eastAsia="標楷體" w:hAnsi="Times New Roman"/>
+                <w:bCs/>
+                <w:szCs w:val="28"/>
+              </w:rPr>
+            </w:pPr>
+            <w:r>
+              <w:rPr>
+                <w:rFonts w:ascii="Times New Roman" w:eastAsia="標楷體" w:hAnsi="Times New Roman"/>
+                <w:bCs/>
+                <w:szCs w:val="28"/>
+              </w:rPr>
+              <w:t>修改協助者權限</w:t>
+            </w:r>
+          </w:p>
+        </w:tc>
+      </w:tr>
+      <w:tr>
+        <w:trPr>
+          <w:trHeight w:val="177"/>
+        </w:trPr>
+        <w:tc>
+          <w:tcPr>
+            <w:tcW w:w="2405" w:type="dxa"/>
+            <w:shd w:val="clear" w:color="auto" w:fill="BFBFBF" w:themeFill="background1" w:themeFillShade="BF"/>
+          </w:tcPr>
+          <w:p>
+            <w:pPr>
+              <w:rPr>
+                <w:rFonts w:ascii="Times New Roman" w:eastAsia="標楷體" w:hAnsi="Times New Roman"/>
+                <w:bCs/>
+                <w:szCs w:val="28"/>
+              </w:rPr>
+            </w:pPr>
+            <w:r>
+              <w:rPr>
+                <w:rFonts w:ascii="Times New Roman" w:eastAsia="標楷體" w:hAnsi="Times New Roman" w:hint="eastAsia"/>
+                <w:bCs/>
+                <w:szCs w:val="28"/>
+              </w:rPr>
+              <w:t>測試目的</w:t>
+            </w:r>
+          </w:p>
+        </w:tc>
+        <w:tc>
+          <w:tcPr>
+            <w:tcW w:w="7789" w:type="dxa"/>
+          </w:tcPr>
+          <w:p>
+            <w:pPr>
+              <w:rPr>
+                <w:rFonts w:ascii="Times New Roman" w:eastAsia="標楷體" w:hAnsi="Times New Roman"/>
+                <w:bCs/>
+                <w:szCs w:val="28"/>
+              </w:rPr>
+            </w:pPr>
+            <w:r>
+              <w:rPr>
+                <w:rFonts w:ascii="Times New Roman" w:eastAsia="標楷體" w:hAnsi="Times New Roman"/>
+                <w:bCs/>
+                <w:szCs w:val="28"/>
+              </w:rPr>
+              <w:t>確認養育者可以調整協助者的使用權限</w:t>
+            </w:r>
+          </w:p>
+        </w:tc>
+      </w:tr>
+      <w:tr>
+        <w:tc>
+          <w:tcPr>
+            <w:tcW w:w="2405" w:type="dxa"/>
+            <w:shd w:val="clear" w:color="auto" w:fill="BFBFBF" w:themeFill="background1" w:themeFillShade="BF"/>
+          </w:tcPr>
+          <w:p>
+            <w:pPr>
+              <w:rPr>
+                <w:rFonts w:ascii="Times New Roman" w:eastAsia="標楷體" w:hAnsi="Times New Roman"/>
+                <w:bCs/>
+                <w:szCs w:val="28"/>
+              </w:rPr>
+            </w:pPr>
+            <w:r>
+              <w:rPr>
+                <w:rFonts w:ascii="Times New Roman" w:eastAsia="標楷體" w:hAnsi="Times New Roman" w:hint="eastAsia"/>
+                <w:bCs/>
+                <w:szCs w:val="28"/>
+              </w:rPr>
+              <w:t>測試流程</w:t>
+            </w:r>
+          </w:p>
+        </w:tc>
+        <w:tc>
+          <w:tcPr>
+            <w:tcW w:w="7789" w:type="dxa"/>
+          </w:tcPr>
+          <w:p>
+            <w:pPr>
+              <w:rPr>
+                <w:rFonts w:ascii="Times New Roman" w:eastAsia="標楷體" w:hAnsi="Times New Roman"/>
+                <w:bCs/>
+                <w:szCs w:val="28"/>
+              </w:rPr>
+            </w:pPr>
+            <w:r>
+              <w:rPr>
+                <w:rFonts w:ascii="Times New Roman" w:eastAsia="標楷體" w:hAnsi="Times New Roman" w:hint="eastAsia"/>
+                <w:bCs/>
+                <w:szCs w:val="28"/>
+              </w:rPr>
+              <w:t>選擇家庭中的協助者，修改其使用權限後儲存</w:t>
+            </w:r>
+          </w:p>
+        </w:tc>
+      </w:tr>
+      <w:tr>
+        <w:tc>
+          <w:tcPr>
+            <w:tcW w:w="2405" w:type="dxa"/>
+            <w:shd w:val="clear" w:color="auto" w:fill="BFBFBF" w:themeFill="background1" w:themeFillShade="BF"/>
+          </w:tcPr>
+          <w:p>
+            <w:pPr>
+              <w:rPr>
+                <w:rFonts w:ascii="Times New Roman" w:eastAsia="標楷體" w:hAnsi="Times New Roman"/>
+                <w:bCs/>
+                <w:szCs w:val="28"/>
+              </w:rPr>
+            </w:pPr>
+            <w:r>
+              <w:rPr>
+                <w:rFonts w:ascii="Times New Roman" w:eastAsia="標楷體" w:hAnsi="Times New Roman" w:hint="eastAsia"/>
+                <w:bCs/>
+                <w:szCs w:val="28"/>
+              </w:rPr>
+              <w:t>預期成果</w:t>
+            </w:r>
+          </w:p>
+        </w:tc>
+        <w:tc>
+          <w:tcPr>
+            <w:tcW w:w="7789" w:type="dxa"/>
+          </w:tcPr>
+          <w:p>
+            <w:pPr>
+              <w:rPr>
+                <w:rFonts w:ascii="Times New Roman" w:eastAsia="標楷體" w:hAnsi="Times New Roman"/>
+                <w:bCs/>
+                <w:szCs w:val="28"/>
+              </w:rPr>
+            </w:pPr>
+            <w:r>
+              <w:rPr>
+                <w:rFonts w:ascii="Times New Roman" w:eastAsia="標楷體" w:hAnsi="Times New Roman" w:hint="eastAsia"/>
+                <w:bCs/>
+                <w:szCs w:val="28"/>
+              </w:rPr>
+              <w:t>協助者權限成功更新，並套用至相關功能</w:t>
+            </w:r>
+          </w:p>
+        </w:tc>
+      </w:tr>
+      <w:tr>
+        <w:tc>
+          <w:tcPr>
+            <w:tcW w:w="2405" w:type="dxa"/>
+            <w:shd w:val="clear" w:color="auto" w:fill="BFBFBF" w:themeFill="background1" w:themeFillShade="BF"/>
+          </w:tcPr>
+          <w:p>
+            <w:pPr>
+              <w:rPr>
+                <w:rFonts w:ascii="Times New Roman" w:eastAsia="標楷體" w:hAnsi="Times New Roman"/>
+                <w:bCs/>
+                <w:szCs w:val="28"/>
+              </w:rPr>
+            </w:pPr>
+            <w:r>
+              <w:rPr>
+                <w:rFonts w:ascii="Times New Roman" w:eastAsia="標楷體" w:hAnsi="Times New Roman" w:hint="eastAsia"/>
+                <w:bCs/>
+                <w:szCs w:val="28"/>
+              </w:rPr>
+              <w:t>測試結果</w:t>
+            </w:r>
+          </w:p>
+        </w:tc>
+        <w:tc>
+          <w:tcPr>
+            <w:tcW w:w="7789" w:type="dxa"/>
+          </w:tcPr>
+          <w:p>
+            <w:pPr>
+              <w:rPr>
+                <w:rFonts w:ascii="Times New Roman" w:eastAsia="標楷體" w:hAnsi="Times New Roman"/>
+                <w:bCs/>
+                <w:szCs w:val="28"/>
+              </w:rPr>
+            </w:pPr>
+            <w:r>
+              <w:rPr>
+                <w:rFonts w:ascii="Times New Roman" w:eastAsia="標楷體" w:hAnsi="Times New Roman" w:hint="eastAsia"/>
+                <w:bCs/>
+                <w:szCs w:val="28"/>
+              </w:rPr>
+              <w:t>正常</w:t>
+            </w:r>
+          </w:p>
+        </w:tc>
+      </w:tr>
+    </w:tbl>
+    <w:p>
+      <w:pPr>
+        <w:rPr>
+          <w:rFonts w:ascii="Times New Roman" w:eastAsia="標楷體" w:hAnsi="Times New Roman"/>
+        </w:rPr>
+      </w:pPr>
+    </w:p>
+    <w:p>
+      <w:pPr>
+        <w:pStyle w:val="a5"/>
+        <w:ind w:left="0"/>
+        <w:jc w:val="center"/>
+        <w:rPr>
+          <w:rFonts w:ascii="Times New Roman" w:eastAsia="標楷體" w:hAnsi="Times New Roman"/>
           <w:bCs/>
           <w:szCs w:val="28"/>
         </w:rPr>
@@ -5553,23 +6458,7 @@
           <w:bCs/>
           <w:szCs w:val="28"/>
         </w:rPr>
-        <w:t xml:space="preserve"> 10-2-</w:t>
-      </w:r>
-      <w:r>
-        <w:rPr>
-          <w:rFonts w:ascii="Times New Roman" w:eastAsia="標楷體" w:hAnsi="Times New Roman" w:hint="eastAsia"/>
-          <w:bCs/>
-          <w:szCs w:val="28"/>
-        </w:rPr>
-        <w:t>1</w:t>
-      </w:r>
-      <w:r>
-        <w:rPr>
-          <w:rFonts w:ascii="Times New Roman" w:eastAsia="標楷體" w:hAnsi="Times New Roman" w:hint="eastAsia"/>
-          <w:bCs/>
-          <w:szCs w:val="28"/>
-        </w:rPr>
-        <w:t>2</w:t>
+        <w:t xml:space="preserve"> 10-2-14 </w:t>
       </w:r>
       <w:r>
         <w:rPr>
@@ -5577,7 +6466,1355 @@
           <w:bCs/>
           <w:szCs w:val="28"/>
         </w:rPr>
-        <w:t xml:space="preserve"> </w:t>
+        <w:t>移除協助者測試</w:t>
+      </w:r>
+    </w:p>
+    <w:tbl>
+      <w:tblPr>
+        <w:tblStyle w:val="a8"/>
+        <w:tblW w:w="0" w:type="auto"/>
+        <w:tblLook w:val="04A0" w:firstRow="1" w:lastRow="0" w:firstColumn="1" w:lastColumn="0" w:noHBand="0" w:noVBand="1"/>
+      </w:tblPr>
+      <w:tblGrid>
+        <w:gridCol w:w="2405"/>
+        <w:gridCol w:w="7789"/>
+      </w:tblGrid>
+      <w:tr>
+        <w:tc>
+          <w:tcPr>
+            <w:tcW w:w="2405" w:type="dxa"/>
+            <w:shd w:val="clear" w:color="auto" w:fill="BFBFBF" w:themeFill="background1" w:themeFillShade="BF"/>
+          </w:tcPr>
+          <w:p>
+            <w:pPr>
+              <w:rPr>
+                <w:rFonts w:ascii="Times New Roman" w:eastAsia="標楷體" w:hAnsi="Times New Roman"/>
+                <w:bCs/>
+                <w:szCs w:val="28"/>
+              </w:rPr>
+            </w:pPr>
+            <w:r>
+              <w:rPr>
+                <w:rFonts w:ascii="Times New Roman" w:eastAsia="標楷體" w:hAnsi="Times New Roman" w:hint="eastAsia"/>
+                <w:bCs/>
+                <w:szCs w:val="28"/>
+              </w:rPr>
+              <w:t>測試標號</w:t>
+            </w:r>
+          </w:p>
+        </w:tc>
+        <w:tc>
+          <w:tcPr>
+            <w:tcW w:w="7789" w:type="dxa"/>
+          </w:tcPr>
+          <w:p>
+            <w:pPr>
+              <w:rPr>
+                <w:rFonts w:ascii="Times New Roman" w:eastAsia="標楷體" w:hAnsi="Times New Roman"/>
+                <w:bCs/>
+                <w:szCs w:val="28"/>
+              </w:rPr>
+            </w:pPr>
+            <w:r>
+              <w:rPr>
+                <w:rFonts w:ascii="Times New Roman" w:eastAsia="標楷體" w:hAnsi="Times New Roman"/>
+                <w:bCs/>
+                <w:szCs w:val="28"/>
+              </w:rPr>
+              <w:t>B10</w:t>
+            </w:r>
+          </w:p>
+        </w:tc>
+      </w:tr>
+      <w:tr>
+        <w:tc>
+          <w:tcPr>
+            <w:tcW w:w="2405" w:type="dxa"/>
+            <w:shd w:val="clear" w:color="auto" w:fill="BFBFBF" w:themeFill="background1" w:themeFillShade="BF"/>
+          </w:tcPr>
+          <w:p>
+            <w:pPr>
+              <w:rPr>
+                <w:rFonts w:ascii="Times New Roman" w:eastAsia="標楷體" w:hAnsi="Times New Roman"/>
+                <w:bCs/>
+                <w:szCs w:val="28"/>
+              </w:rPr>
+            </w:pPr>
+            <w:r>
+              <w:rPr>
+                <w:rFonts w:ascii="Times New Roman" w:eastAsia="標楷體" w:hAnsi="Times New Roman" w:hint="eastAsia"/>
+                <w:bCs/>
+                <w:szCs w:val="28"/>
+              </w:rPr>
+              <w:t>功能名稱</w:t>
+            </w:r>
+          </w:p>
+        </w:tc>
+        <w:tc>
+          <w:tcPr>
+            <w:tcW w:w="7789" w:type="dxa"/>
+          </w:tcPr>
+          <w:p>
+            <w:pPr>
+              <w:rPr>
+                <w:rFonts w:ascii="Times New Roman" w:eastAsia="標楷體" w:hAnsi="Times New Roman"/>
+                <w:bCs/>
+                <w:szCs w:val="28"/>
+              </w:rPr>
+            </w:pPr>
+            <w:r>
+              <w:rPr>
+                <w:rFonts w:ascii="Times New Roman" w:eastAsia="標楷體" w:hAnsi="Times New Roman"/>
+                <w:bCs/>
+                <w:szCs w:val="28"/>
+              </w:rPr>
+              <w:t>移除協助者</w:t>
+            </w:r>
+          </w:p>
+        </w:tc>
+      </w:tr>
+      <w:tr>
+        <w:trPr>
+          <w:trHeight w:val="177"/>
+        </w:trPr>
+        <w:tc>
+          <w:tcPr>
+            <w:tcW w:w="2405" w:type="dxa"/>
+            <w:shd w:val="clear" w:color="auto" w:fill="BFBFBF" w:themeFill="background1" w:themeFillShade="BF"/>
+          </w:tcPr>
+          <w:p>
+            <w:pPr>
+              <w:rPr>
+                <w:rFonts w:ascii="Times New Roman" w:eastAsia="標楷體" w:hAnsi="Times New Roman"/>
+                <w:bCs/>
+                <w:szCs w:val="28"/>
+              </w:rPr>
+            </w:pPr>
+            <w:r>
+              <w:rPr>
+                <w:rFonts w:ascii="Times New Roman" w:eastAsia="標楷體" w:hAnsi="Times New Roman" w:hint="eastAsia"/>
+                <w:bCs/>
+                <w:szCs w:val="28"/>
+              </w:rPr>
+              <w:t>測試目的</w:t>
+            </w:r>
+          </w:p>
+        </w:tc>
+        <w:tc>
+          <w:tcPr>
+            <w:tcW w:w="7789" w:type="dxa"/>
+          </w:tcPr>
+          <w:p>
+            <w:pPr>
+              <w:rPr>
+                <w:rFonts w:ascii="Times New Roman" w:eastAsia="標楷體" w:hAnsi="Times New Roman"/>
+                <w:bCs/>
+                <w:szCs w:val="28"/>
+              </w:rPr>
+            </w:pPr>
+            <w:r>
+              <w:rPr>
+                <w:rFonts w:ascii="Times New Roman" w:eastAsia="標楷體" w:hAnsi="Times New Roman"/>
+                <w:bCs/>
+                <w:szCs w:val="28"/>
+              </w:rPr>
+              <w:t>確認養育者可以將協助者移出家庭</w:t>
+            </w:r>
+          </w:p>
+        </w:tc>
+      </w:tr>
+      <w:tr>
+        <w:tc>
+          <w:tcPr>
+            <w:tcW w:w="2405" w:type="dxa"/>
+            <w:shd w:val="clear" w:color="auto" w:fill="BFBFBF" w:themeFill="background1" w:themeFillShade="BF"/>
+          </w:tcPr>
+          <w:p>
+            <w:pPr>
+              <w:rPr>
+                <w:rFonts w:ascii="Times New Roman" w:eastAsia="標楷體" w:hAnsi="Times New Roman"/>
+                <w:bCs/>
+                <w:szCs w:val="28"/>
+              </w:rPr>
+            </w:pPr>
+            <w:r>
+              <w:rPr>
+                <w:rFonts w:ascii="Times New Roman" w:eastAsia="標楷體" w:hAnsi="Times New Roman" w:hint="eastAsia"/>
+                <w:bCs/>
+                <w:szCs w:val="28"/>
+              </w:rPr>
+              <w:t>測試流程</w:t>
+            </w:r>
+          </w:p>
+        </w:tc>
+        <w:tc>
+          <w:tcPr>
+            <w:tcW w:w="7789" w:type="dxa"/>
+          </w:tcPr>
+          <w:p>
+            <w:pPr>
+              <w:rPr>
+                <w:rFonts w:ascii="Times New Roman" w:eastAsia="標楷體" w:hAnsi="Times New Roman"/>
+                <w:bCs/>
+                <w:szCs w:val="28"/>
+              </w:rPr>
+            </w:pPr>
+            <w:r>
+              <w:rPr>
+                <w:rFonts w:ascii="Times New Roman" w:eastAsia="標楷體" w:hAnsi="Times New Roman" w:hint="eastAsia"/>
+                <w:bCs/>
+                <w:szCs w:val="28"/>
+              </w:rPr>
+              <w:t>選擇家庭中的協助者並執行移除操作</w:t>
+            </w:r>
+          </w:p>
+        </w:tc>
+      </w:tr>
+      <w:tr>
+        <w:tc>
+          <w:tcPr>
+            <w:tcW w:w="2405" w:type="dxa"/>
+            <w:shd w:val="clear" w:color="auto" w:fill="BFBFBF" w:themeFill="background1" w:themeFillShade="BF"/>
+          </w:tcPr>
+          <w:p>
+            <w:pPr>
+              <w:rPr>
+                <w:rFonts w:ascii="Times New Roman" w:eastAsia="標楷體" w:hAnsi="Times New Roman"/>
+                <w:bCs/>
+                <w:szCs w:val="28"/>
+              </w:rPr>
+            </w:pPr>
+            <w:r>
+              <w:rPr>
+                <w:rFonts w:ascii="Times New Roman" w:eastAsia="標楷體" w:hAnsi="Times New Roman" w:hint="eastAsia"/>
+                <w:bCs/>
+                <w:szCs w:val="28"/>
+              </w:rPr>
+              <w:t>預期成果</w:t>
+            </w:r>
+          </w:p>
+        </w:tc>
+        <w:tc>
+          <w:tcPr>
+            <w:tcW w:w="7789" w:type="dxa"/>
+          </w:tcPr>
+          <w:p>
+            <w:pPr>
+              <w:rPr>
+                <w:rFonts w:ascii="Times New Roman" w:eastAsia="標楷體" w:hAnsi="Times New Roman"/>
+                <w:bCs/>
+                <w:szCs w:val="28"/>
+              </w:rPr>
+            </w:pPr>
+            <w:r>
+              <w:rPr>
+                <w:rFonts w:ascii="Times New Roman" w:eastAsia="標楷體" w:hAnsi="Times New Roman" w:hint="eastAsia"/>
+                <w:bCs/>
+                <w:szCs w:val="28"/>
+              </w:rPr>
+              <w:t>協助者成功從家庭成員中移除，且無法繼續存取該家庭資料</w:t>
+            </w:r>
+          </w:p>
+        </w:tc>
+      </w:tr>
+      <w:tr>
+        <w:tc>
+          <w:tcPr>
+            <w:tcW w:w="2405" w:type="dxa"/>
+            <w:shd w:val="clear" w:color="auto" w:fill="BFBFBF" w:themeFill="background1" w:themeFillShade="BF"/>
+          </w:tcPr>
+          <w:p>
+            <w:pPr>
+              <w:rPr>
+                <w:rFonts w:ascii="Times New Roman" w:eastAsia="標楷體" w:hAnsi="Times New Roman"/>
+                <w:bCs/>
+                <w:szCs w:val="28"/>
+              </w:rPr>
+            </w:pPr>
+            <w:r>
+              <w:rPr>
+                <w:rFonts w:ascii="Times New Roman" w:eastAsia="標楷體" w:hAnsi="Times New Roman" w:hint="eastAsia"/>
+                <w:bCs/>
+                <w:szCs w:val="28"/>
+              </w:rPr>
+              <w:t>測試結果</w:t>
+            </w:r>
+          </w:p>
+        </w:tc>
+        <w:tc>
+          <w:tcPr>
+            <w:tcW w:w="7789" w:type="dxa"/>
+          </w:tcPr>
+          <w:p>
+            <w:pPr>
+              <w:rPr>
+                <w:rFonts w:ascii="Times New Roman" w:eastAsia="標楷體" w:hAnsi="Times New Roman"/>
+                <w:bCs/>
+                <w:szCs w:val="28"/>
+              </w:rPr>
+            </w:pPr>
+            <w:r>
+              <w:rPr>
+                <w:rFonts w:ascii="Times New Roman" w:eastAsia="標楷體" w:hAnsi="Times New Roman" w:hint="eastAsia"/>
+                <w:bCs/>
+                <w:szCs w:val="28"/>
+              </w:rPr>
+              <w:t>正常</w:t>
+            </w:r>
+          </w:p>
+        </w:tc>
+      </w:tr>
+    </w:tbl>
+    <w:p>
+      <w:pPr>
+        <w:rPr>
+          <w:rFonts w:ascii="Times New Roman" w:eastAsia="標楷體" w:hAnsi="Times New Roman"/>
+        </w:rPr>
+      </w:pPr>
+    </w:p>
+    <w:p>
+      <w:pPr>
+        <w:pStyle w:val="a5"/>
+        <w:ind w:left="0"/>
+        <w:jc w:val="center"/>
+        <w:rPr>
+          <w:rFonts w:ascii="Times New Roman" w:eastAsia="標楷體" w:hAnsi="Times New Roman"/>
+          <w:bCs/>
+          <w:szCs w:val="28"/>
+        </w:rPr>
+      </w:pPr>
+      <w:r>
+        <w:rPr>
+          <w:rFonts w:ascii="Times New Roman" w:eastAsia="標楷體" w:hAnsi="Times New Roman"/>
+          <w:bCs/>
+          <w:szCs w:val="28"/>
+        </w:rPr>
+        <w:t>表</w:t>
+      </w:r>
+      <w:r>
+        <w:rPr>
+          <w:rFonts w:ascii="Times New Roman" w:eastAsia="標楷體" w:hAnsi="Times New Roman"/>
+          <w:bCs/>
+          <w:szCs w:val="28"/>
+        </w:rPr>
+        <w:t xml:space="preserve"> 10-2-15 </w:t>
+      </w:r>
+      <w:r>
+        <w:rPr>
+          <w:rFonts w:ascii="Times New Roman" w:eastAsia="標楷體" w:hAnsi="Times New Roman"/>
+          <w:bCs/>
+          <w:szCs w:val="28"/>
+        </w:rPr>
+        <w:t>新增待辦清單測試</w:t>
+      </w:r>
+    </w:p>
+    <w:tbl>
+      <w:tblPr>
+        <w:tblStyle w:val="a8"/>
+        <w:tblW w:w="0" w:type="auto"/>
+        <w:tblLook w:val="04A0" w:firstRow="1" w:lastRow="0" w:firstColumn="1" w:lastColumn="0" w:noHBand="0" w:noVBand="1"/>
+      </w:tblPr>
+      <w:tblGrid>
+        <w:gridCol w:w="2405"/>
+        <w:gridCol w:w="7789"/>
+      </w:tblGrid>
+      <w:tr>
+        <w:tc>
+          <w:tcPr>
+            <w:tcW w:w="2405" w:type="dxa"/>
+            <w:shd w:val="clear" w:color="auto" w:fill="BFBFBF" w:themeFill="background1" w:themeFillShade="BF"/>
+          </w:tcPr>
+          <w:p>
+            <w:pPr>
+              <w:rPr>
+                <w:rFonts w:ascii="Times New Roman" w:eastAsia="標楷體" w:hAnsi="Times New Roman"/>
+                <w:bCs/>
+                <w:szCs w:val="28"/>
+              </w:rPr>
+            </w:pPr>
+            <w:r>
+              <w:rPr>
+                <w:rFonts w:ascii="Times New Roman" w:eastAsia="標楷體" w:hAnsi="Times New Roman" w:hint="eastAsia"/>
+                <w:bCs/>
+                <w:szCs w:val="28"/>
+              </w:rPr>
+              <w:t>測試標號</w:t>
+            </w:r>
+          </w:p>
+        </w:tc>
+        <w:tc>
+          <w:tcPr>
+            <w:tcW w:w="7789" w:type="dxa"/>
+          </w:tcPr>
+          <w:p>
+            <w:pPr>
+              <w:rPr>
+                <w:rFonts w:ascii="Times New Roman" w:eastAsia="標楷體" w:hAnsi="Times New Roman"/>
+                <w:bCs/>
+                <w:szCs w:val="28"/>
+              </w:rPr>
+            </w:pPr>
+            <w:r>
+              <w:rPr>
+                <w:rFonts w:ascii="Times New Roman" w:eastAsia="標楷體" w:hAnsi="Times New Roman"/>
+                <w:bCs/>
+                <w:szCs w:val="28"/>
+              </w:rPr>
+              <w:t>B11</w:t>
+            </w:r>
+          </w:p>
+        </w:tc>
+      </w:tr>
+      <w:tr>
+        <w:tc>
+          <w:tcPr>
+            <w:tcW w:w="2405" w:type="dxa"/>
+            <w:shd w:val="clear" w:color="auto" w:fill="BFBFBF" w:themeFill="background1" w:themeFillShade="BF"/>
+          </w:tcPr>
+          <w:p>
+            <w:pPr>
+              <w:rPr>
+                <w:rFonts w:ascii="Times New Roman" w:eastAsia="標楷體" w:hAnsi="Times New Roman"/>
+                <w:bCs/>
+                <w:szCs w:val="28"/>
+              </w:rPr>
+            </w:pPr>
+            <w:r>
+              <w:rPr>
+                <w:rFonts w:ascii="Times New Roman" w:eastAsia="標楷體" w:hAnsi="Times New Roman" w:hint="eastAsia"/>
+                <w:bCs/>
+                <w:szCs w:val="28"/>
+              </w:rPr>
+              <w:t>功能名稱</w:t>
+            </w:r>
+          </w:p>
+        </w:tc>
+        <w:tc>
+          <w:tcPr>
+            <w:tcW w:w="7789" w:type="dxa"/>
+          </w:tcPr>
+          <w:p>
+            <w:pPr>
+              <w:rPr>
+                <w:rFonts w:ascii="Times New Roman" w:eastAsia="標楷體" w:hAnsi="Times New Roman"/>
+                <w:bCs/>
+                <w:szCs w:val="28"/>
+              </w:rPr>
+            </w:pPr>
+            <w:r>
+              <w:rPr>
+                <w:rFonts w:ascii="Times New Roman" w:eastAsia="標楷體" w:hAnsi="Times New Roman"/>
+                <w:bCs/>
+                <w:szCs w:val="28"/>
+              </w:rPr>
+              <w:t>新增待辦清單</w:t>
+            </w:r>
+          </w:p>
+        </w:tc>
+      </w:tr>
+      <w:tr>
+        <w:trPr>
+          <w:trHeight w:val="177"/>
+        </w:trPr>
+        <w:tc>
+          <w:tcPr>
+            <w:tcW w:w="2405" w:type="dxa"/>
+            <w:shd w:val="clear" w:color="auto" w:fill="BFBFBF" w:themeFill="background1" w:themeFillShade="BF"/>
+          </w:tcPr>
+          <w:p>
+            <w:pPr>
+              <w:rPr>
+                <w:rFonts w:ascii="Times New Roman" w:eastAsia="標楷體" w:hAnsi="Times New Roman"/>
+                <w:bCs/>
+                <w:szCs w:val="28"/>
+              </w:rPr>
+            </w:pPr>
+            <w:r>
+              <w:rPr>
+                <w:rFonts w:ascii="Times New Roman" w:eastAsia="標楷體" w:hAnsi="Times New Roman" w:hint="eastAsia"/>
+                <w:bCs/>
+                <w:szCs w:val="28"/>
+              </w:rPr>
+              <w:t>測試目的</w:t>
+            </w:r>
+          </w:p>
+        </w:tc>
+        <w:tc>
+          <w:tcPr>
+            <w:tcW w:w="7789" w:type="dxa"/>
+          </w:tcPr>
+          <w:p>
+            <w:pPr>
+              <w:rPr>
+                <w:rFonts w:ascii="Times New Roman" w:eastAsia="標楷體" w:hAnsi="Times New Roman"/>
+                <w:bCs/>
+                <w:szCs w:val="28"/>
+              </w:rPr>
+            </w:pPr>
+            <w:r>
+              <w:rPr>
+                <w:rFonts w:ascii="Times New Roman" w:eastAsia="標楷體" w:hAnsi="Times New Roman"/>
+                <w:bCs/>
+                <w:szCs w:val="28"/>
+              </w:rPr>
+              <w:t>確認養育者可以新增待辦事項</w:t>
+            </w:r>
+          </w:p>
+        </w:tc>
+      </w:tr>
+      <w:tr>
+        <w:tc>
+          <w:tcPr>
+            <w:tcW w:w="2405" w:type="dxa"/>
+            <w:shd w:val="clear" w:color="auto" w:fill="BFBFBF" w:themeFill="background1" w:themeFillShade="BF"/>
+          </w:tcPr>
+          <w:p>
+            <w:pPr>
+              <w:rPr>
+                <w:rFonts w:ascii="Times New Roman" w:eastAsia="標楷體" w:hAnsi="Times New Roman"/>
+                <w:bCs/>
+                <w:szCs w:val="28"/>
+              </w:rPr>
+            </w:pPr>
+            <w:r>
+              <w:rPr>
+                <w:rFonts w:ascii="Times New Roman" w:eastAsia="標楷體" w:hAnsi="Times New Roman" w:hint="eastAsia"/>
+                <w:bCs/>
+                <w:szCs w:val="28"/>
+              </w:rPr>
+              <w:t>測試流程</w:t>
+            </w:r>
+          </w:p>
+        </w:tc>
+        <w:tc>
+          <w:tcPr>
+            <w:tcW w:w="7789" w:type="dxa"/>
+          </w:tcPr>
+          <w:p>
+            <w:pPr>
+              <w:rPr>
+                <w:rFonts w:ascii="Times New Roman" w:eastAsia="標楷體" w:hAnsi="Times New Roman"/>
+                <w:bCs/>
+                <w:szCs w:val="28"/>
+              </w:rPr>
+            </w:pPr>
+            <w:r>
+              <w:rPr>
+                <w:rFonts w:ascii="Times New Roman" w:eastAsia="標楷體" w:hAnsi="Times New Roman" w:hint="eastAsia"/>
+                <w:bCs/>
+                <w:szCs w:val="28"/>
+              </w:rPr>
+              <w:t>進入待辦清單，輸入待辦事項內容後儲存</w:t>
+            </w:r>
+          </w:p>
+        </w:tc>
+      </w:tr>
+      <w:tr>
+        <w:tc>
+          <w:tcPr>
+            <w:tcW w:w="2405" w:type="dxa"/>
+            <w:shd w:val="clear" w:color="auto" w:fill="BFBFBF" w:themeFill="background1" w:themeFillShade="BF"/>
+          </w:tcPr>
+          <w:p>
+            <w:pPr>
+              <w:rPr>
+                <w:rFonts w:ascii="Times New Roman" w:eastAsia="標楷體" w:hAnsi="Times New Roman"/>
+                <w:bCs/>
+                <w:szCs w:val="28"/>
+              </w:rPr>
+            </w:pPr>
+            <w:r>
+              <w:rPr>
+                <w:rFonts w:ascii="Times New Roman" w:eastAsia="標楷體" w:hAnsi="Times New Roman" w:hint="eastAsia"/>
+                <w:bCs/>
+                <w:szCs w:val="28"/>
+              </w:rPr>
+              <w:t>預期成果</w:t>
+            </w:r>
+          </w:p>
+        </w:tc>
+        <w:tc>
+          <w:tcPr>
+            <w:tcW w:w="7789" w:type="dxa"/>
+          </w:tcPr>
+          <w:p>
+            <w:pPr>
+              <w:rPr>
+                <w:rFonts w:ascii="Times New Roman" w:eastAsia="標楷體" w:hAnsi="Times New Roman"/>
+                <w:bCs/>
+                <w:szCs w:val="28"/>
+              </w:rPr>
+            </w:pPr>
+            <w:r>
+              <w:rPr>
+                <w:rFonts w:ascii="Times New Roman" w:eastAsia="標楷體" w:hAnsi="Times New Roman" w:hint="eastAsia"/>
+                <w:bCs/>
+                <w:szCs w:val="28"/>
+              </w:rPr>
+              <w:t>新增的待辦事項成功儲存並顯示於待辦清單</w:t>
+            </w:r>
+          </w:p>
+        </w:tc>
+      </w:tr>
+      <w:tr>
+        <w:tc>
+          <w:tcPr>
+            <w:tcW w:w="2405" w:type="dxa"/>
+            <w:shd w:val="clear" w:color="auto" w:fill="BFBFBF" w:themeFill="background1" w:themeFillShade="BF"/>
+          </w:tcPr>
+          <w:p>
+            <w:pPr>
+              <w:rPr>
+                <w:rFonts w:ascii="Times New Roman" w:eastAsia="標楷體" w:hAnsi="Times New Roman"/>
+                <w:bCs/>
+                <w:szCs w:val="28"/>
+              </w:rPr>
+            </w:pPr>
+            <w:r>
+              <w:rPr>
+                <w:rFonts w:ascii="Times New Roman" w:eastAsia="標楷體" w:hAnsi="Times New Roman" w:hint="eastAsia"/>
+                <w:bCs/>
+                <w:szCs w:val="28"/>
+              </w:rPr>
+              <w:t>測試結果</w:t>
+            </w:r>
+          </w:p>
+        </w:tc>
+        <w:tc>
+          <w:tcPr>
+            <w:tcW w:w="7789" w:type="dxa"/>
+          </w:tcPr>
+          <w:p>
+            <w:pPr>
+              <w:rPr>
+                <w:rFonts w:ascii="Times New Roman" w:eastAsia="標楷體" w:hAnsi="Times New Roman"/>
+                <w:bCs/>
+                <w:szCs w:val="28"/>
+              </w:rPr>
+            </w:pPr>
+            <w:r>
+              <w:rPr>
+                <w:rFonts w:ascii="Times New Roman" w:eastAsia="標楷體" w:hAnsi="Times New Roman" w:hint="eastAsia"/>
+                <w:bCs/>
+                <w:szCs w:val="28"/>
+              </w:rPr>
+              <w:t>正常</w:t>
+            </w:r>
+          </w:p>
+        </w:tc>
+      </w:tr>
+    </w:tbl>
+    <w:p>
+      <w:pPr>
+        <w:rPr>
+          <w:rFonts w:ascii="Times New Roman" w:eastAsia="標楷體" w:hAnsi="Times New Roman"/>
+        </w:rPr>
+      </w:pPr>
+    </w:p>
+    <w:p>
+      <w:pPr>
+        <w:pStyle w:val="a5"/>
+        <w:ind w:left="0"/>
+        <w:jc w:val="center"/>
+        <w:rPr>
+          <w:rFonts w:ascii="Times New Roman" w:eastAsia="標楷體" w:hAnsi="Times New Roman"/>
+          <w:bCs/>
+          <w:szCs w:val="28"/>
+        </w:rPr>
+      </w:pPr>
+      <w:r>
+        <w:rPr>
+          <w:rFonts w:ascii="Times New Roman" w:eastAsia="標楷體" w:hAnsi="Times New Roman"/>
+          <w:bCs/>
+          <w:szCs w:val="28"/>
+        </w:rPr>
+        <w:t>表</w:t>
+      </w:r>
+      <w:r>
+        <w:rPr>
+          <w:rFonts w:ascii="Times New Roman" w:eastAsia="標楷體" w:hAnsi="Times New Roman"/>
+          <w:bCs/>
+          <w:szCs w:val="28"/>
+        </w:rPr>
+        <w:t xml:space="preserve"> 10-2-16 </w:t>
+      </w:r>
+      <w:r>
+        <w:rPr>
+          <w:rFonts w:ascii="Times New Roman" w:eastAsia="標楷體" w:hAnsi="Times New Roman"/>
+          <w:bCs/>
+          <w:szCs w:val="28"/>
+        </w:rPr>
+        <w:t>修改待辦清單測試</w:t>
+      </w:r>
+    </w:p>
+    <w:tbl>
+      <w:tblPr>
+        <w:tblStyle w:val="a8"/>
+        <w:tblW w:w="0" w:type="auto"/>
+        <w:tblLook w:val="04A0" w:firstRow="1" w:lastRow="0" w:firstColumn="1" w:lastColumn="0" w:noHBand="0" w:noVBand="1"/>
+      </w:tblPr>
+      <w:tblGrid>
+        <w:gridCol w:w="2405"/>
+        <w:gridCol w:w="7789"/>
+      </w:tblGrid>
+      <w:tr>
+        <w:tc>
+          <w:tcPr>
+            <w:tcW w:w="2405" w:type="dxa"/>
+            <w:shd w:val="clear" w:color="auto" w:fill="BFBFBF" w:themeFill="background1" w:themeFillShade="BF"/>
+          </w:tcPr>
+          <w:p>
+            <w:pPr>
+              <w:rPr>
+                <w:rFonts w:ascii="Times New Roman" w:eastAsia="標楷體" w:hAnsi="Times New Roman"/>
+                <w:bCs/>
+                <w:szCs w:val="28"/>
+              </w:rPr>
+            </w:pPr>
+            <w:r>
+              <w:rPr>
+                <w:rFonts w:ascii="Times New Roman" w:eastAsia="標楷體" w:hAnsi="Times New Roman" w:hint="eastAsia"/>
+                <w:bCs/>
+                <w:szCs w:val="28"/>
+              </w:rPr>
+              <w:t>測試標號</w:t>
+            </w:r>
+          </w:p>
+        </w:tc>
+        <w:tc>
+          <w:tcPr>
+            <w:tcW w:w="7789" w:type="dxa"/>
+          </w:tcPr>
+          <w:p>
+            <w:pPr>
+              <w:rPr>
+                <w:rFonts w:ascii="Times New Roman" w:eastAsia="標楷體" w:hAnsi="Times New Roman"/>
+                <w:bCs/>
+                <w:szCs w:val="28"/>
+              </w:rPr>
+            </w:pPr>
+            <w:r>
+              <w:rPr>
+                <w:rFonts w:ascii="Times New Roman" w:eastAsia="標楷體" w:hAnsi="Times New Roman"/>
+                <w:bCs/>
+                <w:szCs w:val="28"/>
+              </w:rPr>
+              <w:t>B12</w:t>
+            </w:r>
+          </w:p>
+        </w:tc>
+      </w:tr>
+      <w:tr>
+        <w:tc>
+          <w:tcPr>
+            <w:tcW w:w="2405" w:type="dxa"/>
+            <w:shd w:val="clear" w:color="auto" w:fill="BFBFBF" w:themeFill="background1" w:themeFillShade="BF"/>
+          </w:tcPr>
+          <w:p>
+            <w:pPr>
+              <w:rPr>
+                <w:rFonts w:ascii="Times New Roman" w:eastAsia="標楷體" w:hAnsi="Times New Roman"/>
+                <w:bCs/>
+                <w:szCs w:val="28"/>
+              </w:rPr>
+            </w:pPr>
+            <w:r>
+              <w:rPr>
+                <w:rFonts w:ascii="Times New Roman" w:eastAsia="標楷體" w:hAnsi="Times New Roman" w:hint="eastAsia"/>
+                <w:bCs/>
+                <w:szCs w:val="28"/>
+              </w:rPr>
+              <w:t>功能名稱</w:t>
+            </w:r>
+          </w:p>
+        </w:tc>
+        <w:tc>
+          <w:tcPr>
+            <w:tcW w:w="7789" w:type="dxa"/>
+          </w:tcPr>
+          <w:p>
+            <w:pPr>
+              <w:rPr>
+                <w:rFonts w:ascii="Times New Roman" w:eastAsia="標楷體" w:hAnsi="Times New Roman"/>
+                <w:bCs/>
+                <w:szCs w:val="28"/>
+              </w:rPr>
+            </w:pPr>
+            <w:r>
+              <w:rPr>
+                <w:rFonts w:ascii="Times New Roman" w:eastAsia="標楷體" w:hAnsi="Times New Roman"/>
+                <w:bCs/>
+                <w:szCs w:val="28"/>
+              </w:rPr>
+              <w:t>修改待辦清單</w:t>
+            </w:r>
+          </w:p>
+        </w:tc>
+      </w:tr>
+      <w:tr>
+        <w:trPr>
+          <w:trHeight w:val="177"/>
+        </w:trPr>
+        <w:tc>
+          <w:tcPr>
+            <w:tcW w:w="2405" w:type="dxa"/>
+            <w:shd w:val="clear" w:color="auto" w:fill="BFBFBF" w:themeFill="background1" w:themeFillShade="BF"/>
+          </w:tcPr>
+          <w:p>
+            <w:pPr>
+              <w:rPr>
+                <w:rFonts w:ascii="Times New Roman" w:eastAsia="標楷體" w:hAnsi="Times New Roman"/>
+                <w:bCs/>
+                <w:szCs w:val="28"/>
+              </w:rPr>
+            </w:pPr>
+            <w:r>
+              <w:rPr>
+                <w:rFonts w:ascii="Times New Roman" w:eastAsia="標楷體" w:hAnsi="Times New Roman" w:hint="eastAsia"/>
+                <w:bCs/>
+                <w:szCs w:val="28"/>
+              </w:rPr>
+              <w:t>測試目的</w:t>
+            </w:r>
+          </w:p>
+        </w:tc>
+        <w:tc>
+          <w:tcPr>
+            <w:tcW w:w="7789" w:type="dxa"/>
+          </w:tcPr>
+          <w:p>
+            <w:pPr>
+              <w:rPr>
+                <w:rFonts w:ascii="Times New Roman" w:eastAsia="標楷體" w:hAnsi="Times New Roman"/>
+                <w:bCs/>
+                <w:szCs w:val="28"/>
+              </w:rPr>
+            </w:pPr>
+            <w:r>
+              <w:rPr>
+                <w:rFonts w:ascii="Times New Roman" w:eastAsia="標楷體" w:hAnsi="Times New Roman"/>
+                <w:bCs/>
+                <w:szCs w:val="28"/>
+              </w:rPr>
+              <w:t>確認養育者可以修改已建立的待辦事項</w:t>
+            </w:r>
+          </w:p>
+        </w:tc>
+      </w:tr>
+      <w:tr>
+        <w:tc>
+          <w:tcPr>
+            <w:tcW w:w="2405" w:type="dxa"/>
+            <w:shd w:val="clear" w:color="auto" w:fill="BFBFBF" w:themeFill="background1" w:themeFillShade="BF"/>
+          </w:tcPr>
+          <w:p>
+            <w:pPr>
+              <w:rPr>
+                <w:rFonts w:ascii="Times New Roman" w:eastAsia="標楷體" w:hAnsi="Times New Roman"/>
+                <w:bCs/>
+                <w:szCs w:val="28"/>
+              </w:rPr>
+            </w:pPr>
+            <w:r>
+              <w:rPr>
+                <w:rFonts w:ascii="Times New Roman" w:eastAsia="標楷體" w:hAnsi="Times New Roman" w:hint="eastAsia"/>
+                <w:bCs/>
+                <w:szCs w:val="28"/>
+              </w:rPr>
+              <w:t>測試流程</w:t>
+            </w:r>
+          </w:p>
+        </w:tc>
+        <w:tc>
+          <w:tcPr>
+            <w:tcW w:w="7789" w:type="dxa"/>
+          </w:tcPr>
+          <w:p>
+            <w:pPr>
+              <w:rPr>
+                <w:rFonts w:ascii="Times New Roman" w:eastAsia="標楷體" w:hAnsi="Times New Roman"/>
+                <w:bCs/>
+                <w:szCs w:val="28"/>
+              </w:rPr>
+            </w:pPr>
+            <w:r>
+              <w:rPr>
+                <w:rFonts w:ascii="Times New Roman" w:eastAsia="標楷體" w:hAnsi="Times New Roman" w:hint="eastAsia"/>
+                <w:bCs/>
+                <w:szCs w:val="28"/>
+              </w:rPr>
+              <w:t>選擇既有待辦事項，修改內容後儲存</w:t>
+            </w:r>
+          </w:p>
+        </w:tc>
+      </w:tr>
+      <w:tr>
+        <w:tc>
+          <w:tcPr>
+            <w:tcW w:w="2405" w:type="dxa"/>
+            <w:shd w:val="clear" w:color="auto" w:fill="BFBFBF" w:themeFill="background1" w:themeFillShade="BF"/>
+          </w:tcPr>
+          <w:p>
+            <w:pPr>
+              <w:rPr>
+                <w:rFonts w:ascii="Times New Roman" w:eastAsia="標楷體" w:hAnsi="Times New Roman"/>
+                <w:bCs/>
+                <w:szCs w:val="28"/>
+              </w:rPr>
+            </w:pPr>
+            <w:r>
+              <w:rPr>
+                <w:rFonts w:ascii="Times New Roman" w:eastAsia="標楷體" w:hAnsi="Times New Roman" w:hint="eastAsia"/>
+                <w:bCs/>
+                <w:szCs w:val="28"/>
+              </w:rPr>
+              <w:t>預期成果</w:t>
+            </w:r>
+          </w:p>
+        </w:tc>
+        <w:tc>
+          <w:tcPr>
+            <w:tcW w:w="7789" w:type="dxa"/>
+          </w:tcPr>
+          <w:p>
+            <w:pPr>
+              <w:rPr>
+                <w:rFonts w:ascii="Times New Roman" w:eastAsia="標楷體" w:hAnsi="Times New Roman"/>
+                <w:bCs/>
+                <w:szCs w:val="28"/>
+              </w:rPr>
+            </w:pPr>
+            <w:r>
+              <w:rPr>
+                <w:rFonts w:ascii="Times New Roman" w:eastAsia="標楷體" w:hAnsi="Times New Roman" w:hint="eastAsia"/>
+                <w:bCs/>
+                <w:szCs w:val="28"/>
+              </w:rPr>
+              <w:t>修改後的待辦事項成功儲存並正確顯示</w:t>
+            </w:r>
+          </w:p>
+        </w:tc>
+      </w:tr>
+      <w:tr>
+        <w:tc>
+          <w:tcPr>
+            <w:tcW w:w="2405" w:type="dxa"/>
+            <w:shd w:val="clear" w:color="auto" w:fill="BFBFBF" w:themeFill="background1" w:themeFillShade="BF"/>
+          </w:tcPr>
+          <w:p>
+            <w:pPr>
+              <w:rPr>
+                <w:rFonts w:ascii="Times New Roman" w:eastAsia="標楷體" w:hAnsi="Times New Roman"/>
+                <w:bCs/>
+                <w:szCs w:val="28"/>
+              </w:rPr>
+            </w:pPr>
+            <w:r>
+              <w:rPr>
+                <w:rFonts w:ascii="Times New Roman" w:eastAsia="標楷體" w:hAnsi="Times New Roman" w:hint="eastAsia"/>
+                <w:bCs/>
+                <w:szCs w:val="28"/>
+              </w:rPr>
+              <w:t>測試結果</w:t>
+            </w:r>
+          </w:p>
+        </w:tc>
+        <w:tc>
+          <w:tcPr>
+            <w:tcW w:w="7789" w:type="dxa"/>
+          </w:tcPr>
+          <w:p>
+            <w:pPr>
+              <w:rPr>
+                <w:rFonts w:ascii="Times New Roman" w:eastAsia="標楷體" w:hAnsi="Times New Roman"/>
+                <w:bCs/>
+                <w:szCs w:val="28"/>
+              </w:rPr>
+            </w:pPr>
+            <w:r>
+              <w:rPr>
+                <w:rFonts w:ascii="Times New Roman" w:eastAsia="標楷體" w:hAnsi="Times New Roman" w:hint="eastAsia"/>
+                <w:bCs/>
+                <w:szCs w:val="28"/>
+              </w:rPr>
+              <w:t>正常</w:t>
+            </w:r>
+          </w:p>
+        </w:tc>
+      </w:tr>
+    </w:tbl>
+    <w:p>
+      <w:pPr>
+        <w:rPr>
+          <w:rFonts w:ascii="Times New Roman" w:eastAsia="標楷體" w:hAnsi="Times New Roman"/>
+        </w:rPr>
+      </w:pPr>
+    </w:p>
+    <w:p>
+      <w:pPr>
+        <w:pStyle w:val="a5"/>
+        <w:ind w:left="0"/>
+        <w:jc w:val="center"/>
+        <w:rPr>
+          <w:rFonts w:ascii="Times New Roman" w:eastAsia="標楷體" w:hAnsi="Times New Roman"/>
+          <w:bCs/>
+          <w:szCs w:val="28"/>
+        </w:rPr>
+      </w:pPr>
+      <w:r>
+        <w:rPr>
+          <w:rFonts w:ascii="Times New Roman" w:eastAsia="標楷體" w:hAnsi="Times New Roman"/>
+          <w:bCs/>
+          <w:szCs w:val="28"/>
+        </w:rPr>
+        <w:t>表</w:t>
+      </w:r>
+      <w:r>
+        <w:rPr>
+          <w:rFonts w:ascii="Times New Roman" w:eastAsia="標楷體" w:hAnsi="Times New Roman"/>
+          <w:bCs/>
+          <w:szCs w:val="28"/>
+        </w:rPr>
+        <w:t xml:space="preserve"> 10-2-17 </w:t>
+      </w:r>
+      <w:r>
+        <w:rPr>
+          <w:rFonts w:ascii="Times New Roman" w:eastAsia="標楷體" w:hAnsi="Times New Roman"/>
+          <w:bCs/>
+          <w:szCs w:val="28"/>
+        </w:rPr>
+        <w:t>刪除待辦清單測試</w:t>
+      </w:r>
+    </w:p>
+    <w:tbl>
+      <w:tblPr>
+        <w:tblStyle w:val="a8"/>
+        <w:tblW w:w="0" w:type="auto"/>
+        <w:tblLook w:val="04A0" w:firstRow="1" w:lastRow="0" w:firstColumn="1" w:lastColumn="0" w:noHBand="0" w:noVBand="1"/>
+      </w:tblPr>
+      <w:tblGrid>
+        <w:gridCol w:w="2405"/>
+        <w:gridCol w:w="7789"/>
+      </w:tblGrid>
+      <w:tr>
+        <w:tc>
+          <w:tcPr>
+            <w:tcW w:w="2405" w:type="dxa"/>
+            <w:shd w:val="clear" w:color="auto" w:fill="BFBFBF" w:themeFill="background1" w:themeFillShade="BF"/>
+          </w:tcPr>
+          <w:p>
+            <w:pPr>
+              <w:rPr>
+                <w:rFonts w:ascii="Times New Roman" w:eastAsia="標楷體" w:hAnsi="Times New Roman"/>
+                <w:bCs/>
+                <w:szCs w:val="28"/>
+              </w:rPr>
+            </w:pPr>
+            <w:r>
+              <w:rPr>
+                <w:rFonts w:ascii="Times New Roman" w:eastAsia="標楷體" w:hAnsi="Times New Roman" w:hint="eastAsia"/>
+                <w:bCs/>
+                <w:szCs w:val="28"/>
+              </w:rPr>
+              <w:t>測試標號</w:t>
+            </w:r>
+          </w:p>
+        </w:tc>
+        <w:tc>
+          <w:tcPr>
+            <w:tcW w:w="7789" w:type="dxa"/>
+          </w:tcPr>
+          <w:p>
+            <w:pPr>
+              <w:rPr>
+                <w:rFonts w:ascii="Times New Roman" w:eastAsia="標楷體" w:hAnsi="Times New Roman"/>
+                <w:bCs/>
+                <w:szCs w:val="28"/>
+              </w:rPr>
+            </w:pPr>
+            <w:r>
+              <w:rPr>
+                <w:rFonts w:ascii="Times New Roman" w:eastAsia="標楷體" w:hAnsi="Times New Roman"/>
+                <w:bCs/>
+                <w:szCs w:val="28"/>
+              </w:rPr>
+              <w:t>B13</w:t>
+            </w:r>
+          </w:p>
+        </w:tc>
+      </w:tr>
+      <w:tr>
+        <w:tc>
+          <w:tcPr>
+            <w:tcW w:w="2405" w:type="dxa"/>
+            <w:shd w:val="clear" w:color="auto" w:fill="BFBFBF" w:themeFill="background1" w:themeFillShade="BF"/>
+          </w:tcPr>
+          <w:p>
+            <w:pPr>
+              <w:rPr>
+                <w:rFonts w:ascii="Times New Roman" w:eastAsia="標楷體" w:hAnsi="Times New Roman"/>
+                <w:bCs/>
+                <w:szCs w:val="28"/>
+              </w:rPr>
+            </w:pPr>
+            <w:r>
+              <w:rPr>
+                <w:rFonts w:ascii="Times New Roman" w:eastAsia="標楷體" w:hAnsi="Times New Roman" w:hint="eastAsia"/>
+                <w:bCs/>
+                <w:szCs w:val="28"/>
+              </w:rPr>
+              <w:t>功能名稱</w:t>
+            </w:r>
+          </w:p>
+        </w:tc>
+        <w:tc>
+          <w:tcPr>
+            <w:tcW w:w="7789" w:type="dxa"/>
+          </w:tcPr>
+          <w:p>
+            <w:pPr>
+              <w:rPr>
+                <w:rFonts w:ascii="Times New Roman" w:eastAsia="標楷體" w:hAnsi="Times New Roman"/>
+                <w:bCs/>
+                <w:szCs w:val="28"/>
+              </w:rPr>
+            </w:pPr>
+            <w:r>
+              <w:rPr>
+                <w:rFonts w:ascii="Times New Roman" w:eastAsia="標楷體" w:hAnsi="Times New Roman"/>
+                <w:bCs/>
+                <w:szCs w:val="28"/>
+              </w:rPr>
+              <w:t>刪除待辦清單</w:t>
+            </w:r>
+          </w:p>
+        </w:tc>
+      </w:tr>
+      <w:tr>
+        <w:trPr>
+          <w:trHeight w:val="177"/>
+        </w:trPr>
+        <w:tc>
+          <w:tcPr>
+            <w:tcW w:w="2405" w:type="dxa"/>
+            <w:shd w:val="clear" w:color="auto" w:fill="BFBFBF" w:themeFill="background1" w:themeFillShade="BF"/>
+          </w:tcPr>
+          <w:p>
+            <w:pPr>
+              <w:rPr>
+                <w:rFonts w:ascii="Times New Roman" w:eastAsia="標楷體" w:hAnsi="Times New Roman"/>
+                <w:bCs/>
+                <w:szCs w:val="28"/>
+              </w:rPr>
+            </w:pPr>
+            <w:r>
+              <w:rPr>
+                <w:rFonts w:ascii="Times New Roman" w:eastAsia="標楷體" w:hAnsi="Times New Roman" w:hint="eastAsia"/>
+                <w:bCs/>
+                <w:szCs w:val="28"/>
+              </w:rPr>
+              <w:t>測試目的</w:t>
+            </w:r>
+          </w:p>
+        </w:tc>
+        <w:tc>
+          <w:tcPr>
+            <w:tcW w:w="7789" w:type="dxa"/>
+          </w:tcPr>
+          <w:p>
+            <w:pPr>
+              <w:rPr>
+                <w:rFonts w:ascii="Times New Roman" w:eastAsia="標楷體" w:hAnsi="Times New Roman"/>
+                <w:bCs/>
+                <w:szCs w:val="28"/>
+              </w:rPr>
+            </w:pPr>
+            <w:r>
+              <w:rPr>
+                <w:rFonts w:ascii="Times New Roman" w:eastAsia="標楷體" w:hAnsi="Times New Roman"/>
+                <w:bCs/>
+                <w:szCs w:val="28"/>
+              </w:rPr>
+              <w:t>確認養育者可以刪除不需要的待辦事項</w:t>
+            </w:r>
+          </w:p>
+        </w:tc>
+      </w:tr>
+      <w:tr>
+        <w:tc>
+          <w:tcPr>
+            <w:tcW w:w="2405" w:type="dxa"/>
+            <w:shd w:val="clear" w:color="auto" w:fill="BFBFBF" w:themeFill="background1" w:themeFillShade="BF"/>
+          </w:tcPr>
+          <w:p>
+            <w:pPr>
+              <w:rPr>
+                <w:rFonts w:ascii="Times New Roman" w:eastAsia="標楷體" w:hAnsi="Times New Roman"/>
+                <w:bCs/>
+                <w:szCs w:val="28"/>
+              </w:rPr>
+            </w:pPr>
+            <w:r>
+              <w:rPr>
+                <w:rFonts w:ascii="Times New Roman" w:eastAsia="標楷體" w:hAnsi="Times New Roman" w:hint="eastAsia"/>
+                <w:bCs/>
+                <w:szCs w:val="28"/>
+              </w:rPr>
+              <w:t>測試流程</w:t>
+            </w:r>
+          </w:p>
+        </w:tc>
+        <w:tc>
+          <w:tcPr>
+            <w:tcW w:w="7789" w:type="dxa"/>
+          </w:tcPr>
+          <w:p>
+            <w:pPr>
+              <w:rPr>
+                <w:rFonts w:ascii="Times New Roman" w:eastAsia="標楷體" w:hAnsi="Times New Roman"/>
+                <w:bCs/>
+                <w:szCs w:val="28"/>
+              </w:rPr>
+            </w:pPr>
+            <w:r>
+              <w:rPr>
+                <w:rFonts w:ascii="Times New Roman" w:eastAsia="標楷體" w:hAnsi="Times New Roman" w:hint="eastAsia"/>
+                <w:bCs/>
+                <w:szCs w:val="28"/>
+              </w:rPr>
+              <w:t>選擇既有待辦事項並執行刪除</w:t>
+            </w:r>
+          </w:p>
+        </w:tc>
+      </w:tr>
+      <w:tr>
+        <w:tc>
+          <w:tcPr>
+            <w:tcW w:w="2405" w:type="dxa"/>
+            <w:shd w:val="clear" w:color="auto" w:fill="BFBFBF" w:themeFill="background1" w:themeFillShade="BF"/>
+          </w:tcPr>
+          <w:p>
+            <w:pPr>
+              <w:rPr>
+                <w:rFonts w:ascii="Times New Roman" w:eastAsia="標楷體" w:hAnsi="Times New Roman"/>
+                <w:bCs/>
+                <w:szCs w:val="28"/>
+              </w:rPr>
+            </w:pPr>
+            <w:r>
+              <w:rPr>
+                <w:rFonts w:ascii="Times New Roman" w:eastAsia="標楷體" w:hAnsi="Times New Roman" w:hint="eastAsia"/>
+                <w:bCs/>
+                <w:szCs w:val="28"/>
+              </w:rPr>
+              <w:t>預期成果</w:t>
+            </w:r>
+          </w:p>
+        </w:tc>
+        <w:tc>
+          <w:tcPr>
+            <w:tcW w:w="7789" w:type="dxa"/>
+          </w:tcPr>
+          <w:p>
+            <w:pPr>
+              <w:rPr>
+                <w:rFonts w:ascii="Times New Roman" w:eastAsia="標楷體" w:hAnsi="Times New Roman"/>
+                <w:bCs/>
+                <w:szCs w:val="28"/>
+              </w:rPr>
+            </w:pPr>
+            <w:r>
+              <w:rPr>
+                <w:rFonts w:ascii="Times New Roman" w:eastAsia="標楷體" w:hAnsi="Times New Roman" w:hint="eastAsia"/>
+                <w:bCs/>
+                <w:szCs w:val="28"/>
+              </w:rPr>
+              <w:t>指定待辦事項成功刪除，且待辦清單同步更新</w:t>
+            </w:r>
+          </w:p>
+        </w:tc>
+      </w:tr>
+      <w:tr>
+        <w:tc>
+          <w:tcPr>
+            <w:tcW w:w="2405" w:type="dxa"/>
+            <w:shd w:val="clear" w:color="auto" w:fill="BFBFBF" w:themeFill="background1" w:themeFillShade="BF"/>
+          </w:tcPr>
+          <w:p>
+            <w:pPr>
+              <w:rPr>
+                <w:rFonts w:ascii="Times New Roman" w:eastAsia="標楷體" w:hAnsi="Times New Roman"/>
+                <w:bCs/>
+                <w:szCs w:val="28"/>
+              </w:rPr>
+            </w:pPr>
+            <w:r>
+              <w:rPr>
+                <w:rFonts w:ascii="Times New Roman" w:eastAsia="標楷體" w:hAnsi="Times New Roman" w:hint="eastAsia"/>
+                <w:bCs/>
+                <w:szCs w:val="28"/>
+              </w:rPr>
+              <w:t>測試結果</w:t>
+            </w:r>
+          </w:p>
+        </w:tc>
+        <w:tc>
+          <w:tcPr>
+            <w:tcW w:w="7789" w:type="dxa"/>
+          </w:tcPr>
+          <w:p>
+            <w:pPr>
+              <w:rPr>
+                <w:rFonts w:ascii="Times New Roman" w:eastAsia="標楷體" w:hAnsi="Times New Roman"/>
+                <w:bCs/>
+                <w:szCs w:val="28"/>
+              </w:rPr>
+            </w:pPr>
+            <w:r>
+              <w:rPr>
+                <w:rFonts w:ascii="Times New Roman" w:eastAsia="標楷體" w:hAnsi="Times New Roman" w:hint="eastAsia"/>
+                <w:bCs/>
+                <w:szCs w:val="28"/>
+              </w:rPr>
+              <w:t>正常</w:t>
+            </w:r>
+          </w:p>
+        </w:tc>
+      </w:tr>
+    </w:tbl>
+    <w:p>
+      <w:pPr>
+        <w:rPr>
+          <w:rFonts w:ascii="Times New Roman" w:eastAsia="標楷體" w:hAnsi="Times New Roman"/>
+        </w:rPr>
+      </w:pPr>
+    </w:p>
+    <w:p>
+      <w:pPr>
+        <w:pStyle w:val="a5"/>
+        <w:ind w:left="0"/>
+        <w:jc w:val="center"/>
+        <w:rPr>
+          <w:rFonts w:ascii="Times New Roman" w:eastAsia="標楷體" w:hAnsi="Times New Roman"/>
+          <w:bCs/>
+          <w:szCs w:val="28"/>
+        </w:rPr>
+      </w:pPr>
+      <w:r>
+        <w:rPr>
+          <w:rFonts w:ascii="Times New Roman" w:eastAsia="標楷體" w:hAnsi="Times New Roman"/>
+          <w:bCs/>
+          <w:szCs w:val="28"/>
+        </w:rPr>
+        <w:t>表</w:t>
+      </w:r>
+      <w:r>
+        <w:rPr>
+          <w:rFonts w:ascii="Times New Roman" w:eastAsia="標楷體" w:hAnsi="Times New Roman"/>
+          <w:bCs/>
+          <w:szCs w:val="28"/>
+        </w:rPr>
+        <w:t xml:space="preserve"> 10-2-18 </w:t>
       </w:r>
       <w:r>
         <w:rPr>
@@ -5618,6 +7855,7 @@
                 <w:bCs/>
                 <w:szCs w:val="28"/>
               </w:rPr>
+              <w:lastRenderedPageBreak/>
               <w:t>測試標號</w:t>
             </w:r>
           </w:p>
@@ -5629,14 +7867,14 @@
           <w:p>
             <w:pPr>
               <w:rPr>
-                <w:rFonts w:ascii="Times New Roman" w:eastAsia="標楷體" w:hAnsi="Times New Roman" w:hint="eastAsia"/>
-                <w:bCs/>
-                <w:szCs w:val="28"/>
-              </w:rPr>
-            </w:pPr>
-            <w:r>
-              <w:rPr>
-                <w:rFonts w:ascii="Times New Roman" w:eastAsia="標楷體" w:hAnsi="Times New Roman" w:hint="eastAsia"/>
+                <w:rFonts w:ascii="Times New Roman" w:eastAsia="標楷體" w:hAnsi="Times New Roman"/>
+                <w:bCs/>
+                <w:szCs w:val="28"/>
+              </w:rPr>
+            </w:pPr>
+            <w:r>
+              <w:rPr>
+                <w:rFonts w:ascii="Times New Roman" w:eastAsia="標楷體" w:hAnsi="Times New Roman"/>
                 <w:bCs/>
                 <w:szCs w:val="28"/>
               </w:rPr>
@@ -5683,7 +7921,9 @@
             </w:pPr>
             <w:r>
               <w:rPr>
-                <w:rFonts w:ascii="Times New Roman" w:eastAsia="標楷體" w:hAnsi="Times New Roman" w:hint="eastAsia"/>
+                <w:rFonts w:ascii="Times New Roman" w:eastAsia="標楷體" w:hAnsi="Times New Roman"/>
+                <w:bCs/>
+                <w:szCs w:val="28"/>
               </w:rPr>
               <w:t>使用加入碼申請</w:t>
             </w:r>
@@ -5691,6 +7931,9 @@
         </w:tc>
       </w:tr>
       <w:tr>
+        <w:trPr>
+          <w:trHeight w:val="177"/>
+        </w:trPr>
         <w:tc>
           <w:tcPr>
             <w:tcW w:w="2405" w:type="dxa"/>
@@ -5728,7 +7971,9 @@
             </w:pPr>
             <w:r>
               <w:rPr>
-                <w:rFonts w:ascii="Times New Roman" w:eastAsia="標楷體" w:hAnsi="Times New Roman" w:hint="eastAsia"/>
+                <w:rFonts w:ascii="Times New Roman" w:eastAsia="標楷體" w:hAnsi="Times New Roman"/>
+                <w:bCs/>
+                <w:szCs w:val="28"/>
               </w:rPr>
               <w:t>確認協助者可以透過加入碼提出家庭加入申請</w:t>
             </w:r>
@@ -5774,6 +8019,8 @@
             <w:r>
               <w:rPr>
                 <w:rFonts w:ascii="Times New Roman" w:eastAsia="標楷體" w:hAnsi="Times New Roman" w:hint="eastAsia"/>
+                <w:bCs/>
+                <w:szCs w:val="28"/>
               </w:rPr>
               <w:t>協助者輸入養育者提供的加入碼並送出申請</w:t>
             </w:r>
@@ -5819,6 +8066,8 @@
             <w:r>
               <w:rPr>
                 <w:rFonts w:ascii="Times New Roman" w:eastAsia="標楷體" w:hAnsi="Times New Roman" w:hint="eastAsia"/>
+                <w:bCs/>
+                <w:szCs w:val="28"/>
               </w:rPr>
               <w:t>成功送出家庭加入申請，等待養育者審核</w:t>
             </w:r>
@@ -5886,7 +8135,7 @@
         <w:ind w:left="0"/>
         <w:jc w:val="center"/>
         <w:rPr>
-          <w:rFonts w:ascii="Times New Roman" w:eastAsia="標楷體" w:hAnsi="Times New Roman" w:hint="eastAsia"/>
+          <w:rFonts w:ascii="Times New Roman" w:eastAsia="標楷體" w:hAnsi="Times New Roman"/>
           <w:bCs/>
           <w:szCs w:val="28"/>
         </w:rPr>
@@ -5905,23 +8154,7 @@
           <w:bCs/>
           <w:szCs w:val="28"/>
         </w:rPr>
-        <w:t xml:space="preserve"> 10-2-1</w:t>
-      </w:r>
-      <w:r>
-        <w:rPr>
-          <w:rFonts w:ascii="Times New Roman" w:eastAsia="標楷體" w:hAnsi="Times New Roman" w:hint="eastAsia"/>
-          <w:bCs/>
-          <w:szCs w:val="28"/>
-        </w:rPr>
-        <w:t>3</w:t>
-      </w:r>
-      <w:r>
-        <w:rPr>
-          <w:rFonts w:ascii="Times New Roman" w:eastAsia="標楷體" w:hAnsi="Times New Roman"/>
-          <w:bCs/>
-          <w:szCs w:val="28"/>
-        </w:rPr>
-        <w:t xml:space="preserve"> </w:t>
+        <w:t xml:space="preserve"> 10-2-19 </w:t>
       </w:r>
       <w:r>
         <w:rPr>
@@ -5973,14 +8206,14 @@
           <w:p>
             <w:pPr>
               <w:rPr>
-                <w:rFonts w:ascii="Times New Roman" w:eastAsia="標楷體" w:hAnsi="Times New Roman" w:hint="eastAsia"/>
-                <w:bCs/>
-                <w:szCs w:val="28"/>
-              </w:rPr>
-            </w:pPr>
-            <w:r>
-              <w:rPr>
-                <w:rFonts w:ascii="Times New Roman" w:eastAsia="標楷體" w:hAnsi="Times New Roman" w:hint="eastAsia"/>
+                <w:rFonts w:ascii="Times New Roman" w:eastAsia="標楷體" w:hAnsi="Times New Roman"/>
+                <w:bCs/>
+                <w:szCs w:val="28"/>
+              </w:rPr>
+            </w:pPr>
+            <w:r>
+              <w:rPr>
+                <w:rFonts w:ascii="Times New Roman" w:eastAsia="標楷體" w:hAnsi="Times New Roman"/>
                 <w:bCs/>
                 <w:szCs w:val="28"/>
               </w:rPr>
@@ -6027,7 +8260,9 @@
             </w:pPr>
             <w:r>
               <w:rPr>
-                <w:rFonts w:ascii="Times New Roman" w:eastAsia="標楷體" w:hAnsi="Times New Roman" w:hint="eastAsia"/>
+                <w:rFonts w:ascii="Times New Roman" w:eastAsia="標楷體" w:hAnsi="Times New Roman"/>
+                <w:bCs/>
+                <w:szCs w:val="28"/>
               </w:rPr>
               <w:t>修改嬰幼兒紀錄</w:t>
             </w:r>
@@ -6035,6 +8270,9 @@
         </w:tc>
       </w:tr>
       <w:tr>
+        <w:trPr>
+          <w:trHeight w:val="177"/>
+        </w:trPr>
         <w:tc>
           <w:tcPr>
             <w:tcW w:w="2405" w:type="dxa"/>
@@ -6072,7 +8310,9 @@
             </w:pPr>
             <w:r>
               <w:rPr>
-                <w:rFonts w:ascii="Times New Roman" w:eastAsia="標楷體" w:hAnsi="Times New Roman" w:hint="eastAsia"/>
+                <w:rFonts w:ascii="Times New Roman" w:eastAsia="標楷體" w:hAnsi="Times New Roman"/>
+                <w:bCs/>
+                <w:szCs w:val="28"/>
               </w:rPr>
               <w:t>確認協助者可依權限修改嬰幼兒相關紀錄</w:t>
             </w:r>
@@ -6099,7 +8339,6 @@
                 <w:bCs/>
                 <w:szCs w:val="28"/>
               </w:rPr>
-              <w:lastRenderedPageBreak/>
               <w:t>測試流程</w:t>
             </w:r>
           </w:p>
@@ -6119,6 +8358,8 @@
             <w:r>
               <w:rPr>
                 <w:rFonts w:ascii="Times New Roman" w:eastAsia="標楷體" w:hAnsi="Times New Roman" w:hint="eastAsia"/>
+                <w:bCs/>
+                <w:szCs w:val="28"/>
               </w:rPr>
               <w:t>協助者進入嬰幼兒紀錄，修改允許變更的資料並儲存</w:t>
             </w:r>
@@ -6164,6 +8405,8 @@
             <w:r>
               <w:rPr>
                 <w:rFonts w:ascii="Times New Roman" w:eastAsia="標楷體" w:hAnsi="Times New Roman" w:hint="eastAsia"/>
+                <w:bCs/>
+                <w:szCs w:val="28"/>
               </w:rPr>
               <w:t>資料成功修改並正確更新</w:t>
             </w:r>
@@ -6231,7 +8474,7 @@
         <w:ind w:left="0"/>
         <w:jc w:val="center"/>
         <w:rPr>
-          <w:rFonts w:ascii="Times New Roman" w:eastAsia="標楷體" w:hAnsi="Times New Roman" w:hint="eastAsia"/>
+          <w:rFonts w:ascii="Times New Roman" w:eastAsia="標楷體" w:hAnsi="Times New Roman"/>
           <w:bCs/>
           <w:szCs w:val="28"/>
         </w:rPr>
@@ -6250,23 +8493,7 @@
           <w:bCs/>
           <w:szCs w:val="28"/>
         </w:rPr>
-        <w:t xml:space="preserve"> 10-2-</w:t>
-      </w:r>
-      <w:r>
-        <w:rPr>
-          <w:rFonts w:ascii="Times New Roman" w:eastAsia="標楷體" w:hAnsi="Times New Roman" w:hint="eastAsia"/>
-          <w:bCs/>
-          <w:szCs w:val="28"/>
-        </w:rPr>
-        <w:t>1</w:t>
-      </w:r>
-      <w:r>
-        <w:rPr>
-          <w:rFonts w:ascii="Times New Roman" w:eastAsia="標楷體" w:hAnsi="Times New Roman" w:hint="eastAsia"/>
-          <w:bCs/>
-          <w:szCs w:val="28"/>
-        </w:rPr>
-        <w:t>4</w:t>
+        <w:t xml:space="preserve"> 10-2-20 </w:t>
       </w:r>
       <w:r>
         <w:rPr>
@@ -6274,7 +8501,338 @@
           <w:bCs/>
           <w:szCs w:val="28"/>
         </w:rPr>
-        <w:t xml:space="preserve"> </w:t>
+        <w:t>非權限提醒測試</w:t>
+      </w:r>
+    </w:p>
+    <w:tbl>
+      <w:tblPr>
+        <w:tblStyle w:val="a8"/>
+        <w:tblW w:w="0" w:type="auto"/>
+        <w:tblLook w:val="04A0" w:firstRow="1" w:lastRow="0" w:firstColumn="1" w:lastColumn="0" w:noHBand="0" w:noVBand="1"/>
+      </w:tblPr>
+      <w:tblGrid>
+        <w:gridCol w:w="2405"/>
+        <w:gridCol w:w="7789"/>
+      </w:tblGrid>
+      <w:tr>
+        <w:tc>
+          <w:tcPr>
+            <w:tcW w:w="2405" w:type="dxa"/>
+            <w:shd w:val="clear" w:color="auto" w:fill="BFBFBF" w:themeFill="background1" w:themeFillShade="BF"/>
+          </w:tcPr>
+          <w:p>
+            <w:pPr>
+              <w:rPr>
+                <w:rFonts w:ascii="Times New Roman" w:eastAsia="標楷體" w:hAnsi="Times New Roman"/>
+                <w:bCs/>
+                <w:szCs w:val="28"/>
+              </w:rPr>
+            </w:pPr>
+            <w:r>
+              <w:rPr>
+                <w:rFonts w:ascii="Times New Roman" w:eastAsia="標楷體" w:hAnsi="Times New Roman" w:hint="eastAsia"/>
+                <w:bCs/>
+                <w:szCs w:val="28"/>
+              </w:rPr>
+              <w:t>測試標號</w:t>
+            </w:r>
+          </w:p>
+        </w:tc>
+        <w:tc>
+          <w:tcPr>
+            <w:tcW w:w="7789" w:type="dxa"/>
+          </w:tcPr>
+          <w:p>
+            <w:pPr>
+              <w:rPr>
+                <w:rFonts w:ascii="Times New Roman" w:eastAsia="標楷體" w:hAnsi="Times New Roman"/>
+                <w:bCs/>
+                <w:szCs w:val="28"/>
+              </w:rPr>
+            </w:pPr>
+            <w:r>
+              <w:rPr>
+                <w:rFonts w:ascii="Times New Roman" w:eastAsia="標楷體" w:hAnsi="Times New Roman"/>
+                <w:bCs/>
+                <w:szCs w:val="28"/>
+              </w:rPr>
+              <w:t>C3</w:t>
+            </w:r>
+          </w:p>
+        </w:tc>
+      </w:tr>
+      <w:tr>
+        <w:tc>
+          <w:tcPr>
+            <w:tcW w:w="2405" w:type="dxa"/>
+            <w:shd w:val="clear" w:color="auto" w:fill="BFBFBF" w:themeFill="background1" w:themeFillShade="BF"/>
+          </w:tcPr>
+          <w:p>
+            <w:pPr>
+              <w:rPr>
+                <w:rFonts w:ascii="Times New Roman" w:eastAsia="標楷體" w:hAnsi="Times New Roman"/>
+                <w:bCs/>
+                <w:szCs w:val="28"/>
+              </w:rPr>
+            </w:pPr>
+            <w:r>
+              <w:rPr>
+                <w:rFonts w:ascii="Times New Roman" w:eastAsia="標楷體" w:hAnsi="Times New Roman" w:hint="eastAsia"/>
+                <w:bCs/>
+                <w:szCs w:val="28"/>
+              </w:rPr>
+              <w:t>功能名稱</w:t>
+            </w:r>
+          </w:p>
+        </w:tc>
+        <w:tc>
+          <w:tcPr>
+            <w:tcW w:w="7789" w:type="dxa"/>
+          </w:tcPr>
+          <w:p>
+            <w:pPr>
+              <w:rPr>
+                <w:rFonts w:ascii="Times New Roman" w:eastAsia="標楷體" w:hAnsi="Times New Roman"/>
+                <w:bCs/>
+                <w:szCs w:val="28"/>
+              </w:rPr>
+            </w:pPr>
+            <w:r>
+              <w:rPr>
+                <w:rFonts w:ascii="Times New Roman" w:eastAsia="標楷體" w:hAnsi="Times New Roman"/>
+                <w:bCs/>
+                <w:szCs w:val="28"/>
+              </w:rPr>
+              <w:t>非權限提醒</w:t>
+            </w:r>
+          </w:p>
+        </w:tc>
+      </w:tr>
+      <w:tr>
+        <w:trPr>
+          <w:trHeight w:val="177"/>
+        </w:trPr>
+        <w:tc>
+          <w:tcPr>
+            <w:tcW w:w="2405" w:type="dxa"/>
+            <w:shd w:val="clear" w:color="auto" w:fill="BFBFBF" w:themeFill="background1" w:themeFillShade="BF"/>
+          </w:tcPr>
+          <w:p>
+            <w:pPr>
+              <w:rPr>
+                <w:rFonts w:ascii="Times New Roman" w:eastAsia="標楷體" w:hAnsi="Times New Roman"/>
+                <w:bCs/>
+                <w:szCs w:val="28"/>
+              </w:rPr>
+            </w:pPr>
+            <w:r>
+              <w:rPr>
+                <w:rFonts w:ascii="Times New Roman" w:eastAsia="標楷體" w:hAnsi="Times New Roman" w:hint="eastAsia"/>
+                <w:bCs/>
+                <w:szCs w:val="28"/>
+              </w:rPr>
+              <w:t>測試目的</w:t>
+            </w:r>
+          </w:p>
+        </w:tc>
+        <w:tc>
+          <w:tcPr>
+            <w:tcW w:w="7789" w:type="dxa"/>
+          </w:tcPr>
+          <w:p>
+            <w:pPr>
+              <w:rPr>
+                <w:rFonts w:ascii="Times New Roman" w:eastAsia="標楷體" w:hAnsi="Times New Roman"/>
+                <w:bCs/>
+                <w:szCs w:val="28"/>
+              </w:rPr>
+            </w:pPr>
+            <w:r>
+              <w:rPr>
+                <w:rFonts w:ascii="Times New Roman" w:eastAsia="標楷體" w:hAnsi="Times New Roman"/>
+                <w:bCs/>
+                <w:szCs w:val="28"/>
+              </w:rPr>
+              <w:t>確認協助者操作無權限功能時，系統可以提供適當提醒</w:t>
+            </w:r>
+          </w:p>
+        </w:tc>
+      </w:tr>
+      <w:tr>
+        <w:tc>
+          <w:tcPr>
+            <w:tcW w:w="2405" w:type="dxa"/>
+            <w:shd w:val="clear" w:color="auto" w:fill="BFBFBF" w:themeFill="background1" w:themeFillShade="BF"/>
+          </w:tcPr>
+          <w:p>
+            <w:pPr>
+              <w:rPr>
+                <w:rFonts w:ascii="Times New Roman" w:eastAsia="標楷體" w:hAnsi="Times New Roman"/>
+                <w:bCs/>
+                <w:szCs w:val="28"/>
+              </w:rPr>
+            </w:pPr>
+            <w:r>
+              <w:rPr>
+                <w:rFonts w:ascii="Times New Roman" w:eastAsia="標楷體" w:hAnsi="Times New Roman" w:hint="eastAsia"/>
+                <w:bCs/>
+                <w:szCs w:val="28"/>
+              </w:rPr>
+              <w:t>測試流程</w:t>
+            </w:r>
+          </w:p>
+        </w:tc>
+        <w:tc>
+          <w:tcPr>
+            <w:tcW w:w="7789" w:type="dxa"/>
+          </w:tcPr>
+          <w:p>
+            <w:pPr>
+              <w:rPr>
+                <w:rFonts w:ascii="Times New Roman" w:eastAsia="標楷體" w:hAnsi="Times New Roman"/>
+                <w:bCs/>
+                <w:szCs w:val="28"/>
+              </w:rPr>
+            </w:pPr>
+            <w:r>
+              <w:rPr>
+                <w:rFonts w:ascii="Times New Roman" w:eastAsia="標楷體" w:hAnsi="Times New Roman" w:hint="eastAsia"/>
+                <w:bCs/>
+                <w:szCs w:val="28"/>
+              </w:rPr>
+              <w:t>協助者嘗試進入或操作未被授權的功能</w:t>
+            </w:r>
+          </w:p>
+        </w:tc>
+      </w:tr>
+      <w:tr>
+        <w:tc>
+          <w:tcPr>
+            <w:tcW w:w="2405" w:type="dxa"/>
+            <w:shd w:val="clear" w:color="auto" w:fill="BFBFBF" w:themeFill="background1" w:themeFillShade="BF"/>
+          </w:tcPr>
+          <w:p>
+            <w:pPr>
+              <w:rPr>
+                <w:rFonts w:ascii="Times New Roman" w:eastAsia="標楷體" w:hAnsi="Times New Roman"/>
+                <w:bCs/>
+                <w:szCs w:val="28"/>
+              </w:rPr>
+            </w:pPr>
+            <w:r>
+              <w:rPr>
+                <w:rFonts w:ascii="Times New Roman" w:eastAsia="標楷體" w:hAnsi="Times New Roman" w:hint="eastAsia"/>
+                <w:bCs/>
+                <w:szCs w:val="28"/>
+              </w:rPr>
+              <w:t>預期成果</w:t>
+            </w:r>
+          </w:p>
+        </w:tc>
+        <w:tc>
+          <w:tcPr>
+            <w:tcW w:w="7789" w:type="dxa"/>
+          </w:tcPr>
+          <w:p>
+            <w:pPr>
+              <w:rPr>
+                <w:rFonts w:ascii="Times New Roman" w:eastAsia="標楷體" w:hAnsi="Times New Roman"/>
+                <w:bCs/>
+                <w:szCs w:val="28"/>
+              </w:rPr>
+            </w:pPr>
+            <w:r>
+              <w:rPr>
+                <w:rFonts w:ascii="Times New Roman" w:eastAsia="標楷體" w:hAnsi="Times New Roman" w:hint="eastAsia"/>
+                <w:bCs/>
+                <w:szCs w:val="28"/>
+              </w:rPr>
+              <w:t>系統阻止未授權操作，並顯示適當的權限提醒</w:t>
+            </w:r>
+          </w:p>
+        </w:tc>
+      </w:tr>
+      <w:tr>
+        <w:tc>
+          <w:tcPr>
+            <w:tcW w:w="2405" w:type="dxa"/>
+            <w:shd w:val="clear" w:color="auto" w:fill="BFBFBF" w:themeFill="background1" w:themeFillShade="BF"/>
+          </w:tcPr>
+          <w:p>
+            <w:pPr>
+              <w:rPr>
+                <w:rFonts w:ascii="Times New Roman" w:eastAsia="標楷體" w:hAnsi="Times New Roman"/>
+                <w:bCs/>
+                <w:szCs w:val="28"/>
+              </w:rPr>
+            </w:pPr>
+            <w:r>
+              <w:rPr>
+                <w:rFonts w:ascii="Times New Roman" w:eastAsia="標楷體" w:hAnsi="Times New Roman" w:hint="eastAsia"/>
+                <w:bCs/>
+                <w:szCs w:val="28"/>
+              </w:rPr>
+              <w:t>測試結果</w:t>
+            </w:r>
+          </w:p>
+        </w:tc>
+        <w:tc>
+          <w:tcPr>
+            <w:tcW w:w="7789" w:type="dxa"/>
+          </w:tcPr>
+          <w:p>
+            <w:pPr>
+              <w:rPr>
+                <w:rFonts w:ascii="Times New Roman" w:eastAsia="標楷體" w:hAnsi="Times New Roman"/>
+                <w:bCs/>
+                <w:szCs w:val="28"/>
+              </w:rPr>
+            </w:pPr>
+            <w:r>
+              <w:rPr>
+                <w:rFonts w:ascii="Times New Roman" w:eastAsia="標楷體" w:hAnsi="Times New Roman" w:hint="eastAsia"/>
+                <w:bCs/>
+                <w:szCs w:val="28"/>
+              </w:rPr>
+              <w:t>正常</w:t>
+            </w:r>
+          </w:p>
+        </w:tc>
+      </w:tr>
+    </w:tbl>
+    <w:p>
+      <w:pPr>
+        <w:rPr>
+          <w:rFonts w:ascii="Times New Roman" w:eastAsia="標楷體" w:hAnsi="Times New Roman"/>
+        </w:rPr>
+      </w:pPr>
+    </w:p>
+    <w:p>
+      <w:pPr>
+        <w:pStyle w:val="a5"/>
+        <w:ind w:left="0"/>
+        <w:jc w:val="center"/>
+        <w:rPr>
+          <w:rFonts w:ascii="Times New Roman" w:eastAsia="標楷體" w:hAnsi="Times New Roman"/>
+          <w:bCs/>
+          <w:szCs w:val="28"/>
+        </w:rPr>
+      </w:pPr>
+      <w:r>
+        <w:rPr>
+          <w:rFonts w:ascii="Times New Roman" w:eastAsia="標楷體" w:hAnsi="Times New Roman"/>
+          <w:bCs/>
+          <w:szCs w:val="28"/>
+        </w:rPr>
+        <w:t>表</w:t>
+      </w:r>
+      <w:r>
+        <w:rPr>
+          <w:rFonts w:ascii="Times New Roman" w:eastAsia="標楷體" w:hAnsi="Times New Roman"/>
+          <w:bCs/>
+          <w:szCs w:val="28"/>
+        </w:rPr>
+        <w:t xml:space="preserve"> 10-2-21 </w:t>
       </w:r>
       <w:r>
         <w:rPr>
@@ -6326,18 +8884,18 @@
           <w:p>
             <w:pPr>
               <w:rPr>
-                <w:rFonts w:ascii="Times New Roman" w:eastAsia="標楷體" w:hAnsi="Times New Roman" w:hint="eastAsia"/>
-                <w:bCs/>
-                <w:szCs w:val="28"/>
-              </w:rPr>
-            </w:pPr>
-            <w:r>
-              <w:rPr>
-                <w:rFonts w:ascii="Times New Roman" w:eastAsia="標楷體" w:hAnsi="Times New Roman" w:hint="eastAsia"/>
-                <w:bCs/>
-                <w:szCs w:val="28"/>
-              </w:rPr>
-              <w:t>C3</w:t>
+                <w:rFonts w:ascii="Times New Roman" w:eastAsia="標楷體" w:hAnsi="Times New Roman"/>
+                <w:bCs/>
+                <w:szCs w:val="28"/>
+              </w:rPr>
+            </w:pPr>
+            <w:r>
+              <w:rPr>
+                <w:rFonts w:ascii="Times New Roman" w:eastAsia="標楷體" w:hAnsi="Times New Roman"/>
+                <w:bCs/>
+                <w:szCs w:val="28"/>
+              </w:rPr>
+              <w:t>C4</w:t>
             </w:r>
           </w:p>
         </w:tc>
@@ -6380,7 +8938,9 @@
             </w:pPr>
             <w:r>
               <w:rPr>
-                <w:rFonts w:ascii="Times New Roman" w:eastAsia="標楷體" w:hAnsi="Times New Roman" w:hint="eastAsia"/>
+                <w:rFonts w:ascii="Times New Roman" w:eastAsia="標楷體" w:hAnsi="Times New Roman"/>
+                <w:bCs/>
+                <w:szCs w:val="28"/>
               </w:rPr>
               <w:t>離開家庭</w:t>
             </w:r>
@@ -6388,6 +8948,9 @@
         </w:tc>
       </w:tr>
       <w:tr>
+        <w:trPr>
+          <w:trHeight w:val="177"/>
+        </w:trPr>
         <w:tc>
           <w:tcPr>
             <w:tcW w:w="2405" w:type="dxa"/>
@@ -6425,7 +8988,9 @@
             </w:pPr>
             <w:r>
               <w:rPr>
-                <w:rFonts w:ascii="Times New Roman" w:eastAsia="標楷體" w:hAnsi="Times New Roman" w:hint="eastAsia"/>
+                <w:rFonts w:ascii="Times New Roman" w:eastAsia="標楷體" w:hAnsi="Times New Roman"/>
+                <w:bCs/>
+                <w:szCs w:val="28"/>
               </w:rPr>
               <w:t>確認協助者可以正常退出目前加入的家庭</w:t>
             </w:r>
@@ -6471,6 +9036,8 @@
             <w:r>
               <w:rPr>
                 <w:rFonts w:ascii="Times New Roman" w:eastAsia="標楷體" w:hAnsi="Times New Roman" w:hint="eastAsia"/>
+                <w:bCs/>
+                <w:szCs w:val="28"/>
               </w:rPr>
               <w:t>協助者進入家庭設定並選擇離開家庭</w:t>
             </w:r>
@@ -6516,6 +9083,8 @@
             <w:r>
               <w:rPr>
                 <w:rFonts w:ascii="Times New Roman" w:eastAsia="標楷體" w:hAnsi="Times New Roman" w:hint="eastAsia"/>
+                <w:bCs/>
+                <w:szCs w:val="28"/>
               </w:rPr>
               <w:t>成功離開家庭，且無法再存取該家庭的相關資料</w:t>
             </w:r>
@@ -6570,6 +9139,13 @@
         </w:tc>
       </w:tr>
     </w:tbl>
+    <w:p>
+      <w:pPr>
+        <w:rPr>
+          <w:rFonts w:ascii="Times New Roman" w:eastAsia="標楷體" w:hAnsi="Times New Roman"/>
+        </w:rPr>
+      </w:pPr>
+    </w:p>
     <w:p>
       <w:pPr>
         <w:pStyle w:val="a5"/>
@@ -6577,18 +9153,6 @@
         <w:jc w:val="center"/>
         <w:rPr>
           <w:rFonts w:ascii="Times New Roman" w:eastAsia="標楷體" w:hAnsi="Times New Roman"/>
-          <w:bCs/>
-          <w:szCs w:val="28"/>
-        </w:rPr>
-      </w:pPr>
-    </w:p>
-    <w:p>
-      <w:pPr>
-        <w:pStyle w:val="a5"/>
-        <w:ind w:left="0"/>
-        <w:jc w:val="center"/>
-        <w:rPr>
-          <w:rFonts w:ascii="Times New Roman" w:eastAsia="標楷體" w:hAnsi="Times New Roman" w:hint="eastAsia"/>
           <w:bCs/>
           <w:szCs w:val="28"/>
         </w:rPr>
@@ -6605,46 +9169,17 @@
         <w:rPr>
           <w:rFonts w:ascii="Times New Roman" w:eastAsia="標楷體" w:hAnsi="Times New Roman"/>
           <w:bCs/>
-          <w:color w:val="EE0000"/>
           <w:szCs w:val="28"/>
         </w:rPr>
-        <w:t xml:space="preserve"> 10-2-</w:t>
-      </w:r>
-      <w:r>
-        <w:rPr>
-          <w:rFonts w:ascii="Times New Roman" w:eastAsia="標楷體" w:hAnsi="Times New Roman" w:hint="eastAsia"/>
-          <w:bCs/>
-          <w:color w:val="EE0000"/>
-          <w:szCs w:val="28"/>
-        </w:rPr>
-        <w:t>1</w:t>
-      </w:r>
-      <w:r>
-        <w:rPr>
-          <w:rFonts w:ascii="Times New Roman" w:eastAsia="標楷體" w:hAnsi="Times New Roman" w:hint="eastAsia"/>
-          <w:bCs/>
-          <w:color w:val="EE0000"/>
-          <w:szCs w:val="28"/>
-        </w:rPr>
-        <w:t>5</w:t>
+        <w:t xml:space="preserve"> 10-2-22 </w:t>
       </w:r>
       <w:r>
         <w:rPr>
           <w:rFonts w:ascii="Times New Roman" w:eastAsia="標楷體" w:hAnsi="Times New Roman"/>
           <w:bCs/>
-          <w:color w:val="EE0000"/>
           <w:szCs w:val="28"/>
         </w:rPr>
-        <w:t xml:space="preserve"> </w:t>
-      </w:r>
-      <w:r>
-        <w:rPr>
-          <w:rFonts w:ascii="Times New Roman" w:eastAsia="標楷體" w:hAnsi="Times New Roman"/>
-          <w:bCs/>
-          <w:color w:val="EE0000"/>
-          <w:szCs w:val="28"/>
-        </w:rPr>
-        <w:t>離開家庭測試</w:t>
+        <w:t>提問限制測試</w:t>
       </w:r>
     </w:p>
     <w:tbl>
@@ -6688,14 +9223,14 @@
           <w:p>
             <w:pPr>
               <w:rPr>
-                <w:rFonts w:ascii="Times New Roman" w:eastAsia="標楷體" w:hAnsi="Times New Roman" w:hint="eastAsia"/>
-                <w:bCs/>
-                <w:szCs w:val="28"/>
-              </w:rPr>
-            </w:pPr>
-            <w:r>
-              <w:rPr>
-                <w:rFonts w:ascii="Times New Roman" w:eastAsia="標楷體" w:hAnsi="Times New Roman" w:hint="eastAsia"/>
+                <w:rFonts w:ascii="Times New Roman" w:eastAsia="標楷體" w:hAnsi="Times New Roman"/>
+                <w:bCs/>
+                <w:szCs w:val="28"/>
+              </w:rPr>
+            </w:pPr>
+            <w:r>
+              <w:rPr>
+                <w:rFonts w:ascii="Times New Roman" w:eastAsia="標楷體" w:hAnsi="Times New Roman"/>
                 <w:bCs/>
                 <w:szCs w:val="28"/>
               </w:rPr>
@@ -6742,7 +9277,9 @@
             </w:pPr>
             <w:r>
               <w:rPr>
-                <w:rFonts w:ascii="Times New Roman" w:eastAsia="標楷體" w:hAnsi="Times New Roman" w:hint="eastAsia"/>
+                <w:rFonts w:ascii="Times New Roman" w:eastAsia="標楷體" w:hAnsi="Times New Roman"/>
+                <w:bCs/>
+                <w:szCs w:val="28"/>
               </w:rPr>
               <w:t>提問限制</w:t>
             </w:r>
@@ -6750,6 +9287,9 @@
         </w:tc>
       </w:tr>
       <w:tr>
+        <w:trPr>
+          <w:trHeight w:val="177"/>
+        </w:trPr>
         <w:tc>
           <w:tcPr>
             <w:tcW w:w="2405" w:type="dxa"/>
@@ -6787,19 +9327,25 @@
             </w:pPr>
             <w:r>
               <w:rPr>
-                <w:rFonts w:ascii="Times New Roman" w:eastAsia="標楷體" w:hAnsi="Times New Roman" w:hint="eastAsia"/>
+                <w:rFonts w:ascii="Times New Roman" w:eastAsia="標楷體" w:hAnsi="Times New Roman"/>
+                <w:bCs/>
+                <w:szCs w:val="28"/>
               </w:rPr>
               <w:t>確認</w:t>
             </w:r>
             <w:r>
               <w:rPr>
-                <w:rFonts w:ascii="Times New Roman" w:eastAsia="標楷體" w:hAnsi="Times New Roman" w:hint="eastAsia"/>
+                <w:rFonts w:ascii="Times New Roman" w:eastAsia="標楷體" w:hAnsi="Times New Roman"/>
+                <w:bCs/>
+                <w:szCs w:val="28"/>
               </w:rPr>
               <w:t xml:space="preserve"> Growth AI </w:t>
             </w:r>
             <w:r>
               <w:rPr>
-                <w:rFonts w:ascii="Times New Roman" w:eastAsia="標楷體" w:hAnsi="Times New Roman" w:hint="eastAsia"/>
+                <w:rFonts w:ascii="Times New Roman" w:eastAsia="標楷體" w:hAnsi="Times New Roman"/>
+                <w:bCs/>
+                <w:szCs w:val="28"/>
               </w:rPr>
               <w:t>可限制過長或過於頻繁的提問，避免系統被濫用</w:t>
             </w:r>
@@ -6838,29 +9384,39 @@
             <w:pPr>
               <w:rPr>
                 <w:rFonts w:ascii="Times New Roman" w:eastAsia="標楷體" w:hAnsi="Times New Roman"/>
-              </w:rPr>
-            </w:pPr>
-            <w:r>
-              <w:rPr>
-                <w:rFonts w:ascii="Times New Roman" w:eastAsia="標楷體" w:hAnsi="Times New Roman" w:hint="eastAsia"/>
+                <w:bCs/>
+                <w:szCs w:val="28"/>
+              </w:rPr>
+            </w:pPr>
+            <w:r>
+              <w:rPr>
+                <w:rFonts w:ascii="Times New Roman" w:eastAsia="標楷體" w:hAnsi="Times New Roman" w:hint="eastAsia"/>
+                <w:bCs/>
+                <w:szCs w:val="28"/>
               </w:rPr>
               <w:t>1.</w:t>
             </w:r>
             <w:r>
               <w:rPr>
                 <w:rFonts w:ascii="Times New Roman" w:eastAsia="標楷體" w:hAnsi="Times New Roman" w:hint="eastAsia"/>
+                <w:bCs/>
+                <w:szCs w:val="28"/>
               </w:rPr>
               <w:t>輸入超過</w:t>
             </w:r>
             <w:r>
               <w:rPr>
                 <w:rFonts w:ascii="Times New Roman" w:eastAsia="標楷體" w:hAnsi="Times New Roman" w:hint="eastAsia"/>
+                <w:bCs/>
+                <w:szCs w:val="28"/>
               </w:rPr>
               <w:t xml:space="preserve"> 500 </w:t>
             </w:r>
             <w:r>
               <w:rPr>
                 <w:rFonts w:ascii="Times New Roman" w:eastAsia="標楷體" w:hAnsi="Times New Roman" w:hint="eastAsia"/>
+                <w:bCs/>
+                <w:szCs w:val="28"/>
               </w:rPr>
               <w:t>字的問題並送出</w:t>
             </w:r>
@@ -6868,7 +9424,7 @@
           <w:p>
             <w:pPr>
               <w:rPr>
-                <w:rFonts w:ascii="Times New Roman" w:eastAsia="標楷體" w:hAnsi="Times New Roman" w:hint="eastAsia"/>
+                <w:rFonts w:ascii="Times New Roman" w:eastAsia="標楷體" w:hAnsi="Times New Roman"/>
                 <w:bCs/>
                 <w:szCs w:val="28"/>
               </w:rPr>
@@ -6883,7 +9439,7 @@
             </w:r>
             <w:r>
               <w:rPr>
-                <w:rFonts w:ascii="Times New Roman" w:eastAsia="標楷體" w:hAnsi="Times New Roman"/>
+                <w:rFonts w:ascii="Times New Roman" w:eastAsia="標楷體" w:hAnsi="Times New Roman" w:hint="eastAsia"/>
                 <w:bCs/>
                 <w:szCs w:val="28"/>
               </w:rPr>
@@ -6891,7 +9447,7 @@
             </w:r>
             <w:r>
               <w:rPr>
-                <w:rFonts w:ascii="Times New Roman" w:eastAsia="標楷體" w:hAnsi="Times New Roman"/>
+                <w:rFonts w:ascii="Times New Roman" w:eastAsia="標楷體" w:hAnsi="Times New Roman" w:hint="eastAsia"/>
                 <w:bCs/>
                 <w:szCs w:val="28"/>
               </w:rPr>
@@ -6899,7 +9455,7 @@
             </w:r>
             <w:r>
               <w:rPr>
-                <w:rFonts w:ascii="Times New Roman" w:eastAsia="標楷體" w:hAnsi="Times New Roman"/>
+                <w:rFonts w:ascii="Times New Roman" w:eastAsia="標楷體" w:hAnsi="Times New Roman" w:hint="eastAsia"/>
                 <w:bCs/>
                 <w:szCs w:val="28"/>
               </w:rPr>
@@ -6939,7 +9495,7 @@
           <w:p>
             <w:pPr>
               <w:rPr>
-                <w:rFonts w:ascii="Times New Roman" w:eastAsia="標楷體" w:hAnsi="Times New Roman" w:hint="eastAsia"/>
+                <w:rFonts w:ascii="Times New Roman" w:eastAsia="標楷體" w:hAnsi="Times New Roman"/>
                 <w:bCs/>
                 <w:szCs w:val="28"/>
               </w:rPr>
@@ -7065,9 +9621,8 @@
         <w:ind w:left="0"/>
         <w:jc w:val="center"/>
         <w:rPr>
-          <w:rFonts w:ascii="Times New Roman" w:eastAsia="標楷體" w:hAnsi="Times New Roman" w:hint="eastAsia"/>
+          <w:rFonts w:ascii="Times New Roman" w:eastAsia="標楷體" w:hAnsi="Times New Roman"/>
           <w:bCs/>
-          <w:color w:val="EE0000"/>
           <w:szCs w:val="28"/>
         </w:rPr>
       </w:pPr>
@@ -7075,52 +9630,23 @@
         <w:rPr>
           <w:rFonts w:ascii="Times New Roman" w:eastAsia="標楷體" w:hAnsi="Times New Roman"/>
           <w:bCs/>
-          <w:color w:val="EE0000"/>
           <w:szCs w:val="28"/>
         </w:rPr>
+        <w:lastRenderedPageBreak/>
         <w:t>表</w:t>
       </w:r>
       <w:r>
         <w:rPr>
           <w:rFonts w:ascii="Times New Roman" w:eastAsia="標楷體" w:hAnsi="Times New Roman"/>
           <w:bCs/>
-          <w:color w:val="EE0000"/>
           <w:szCs w:val="28"/>
         </w:rPr>
-        <w:t xml:space="preserve"> 10-2-</w:t>
-      </w:r>
-      <w:r>
-        <w:rPr>
-          <w:rFonts w:ascii="Times New Roman" w:eastAsia="標楷體" w:hAnsi="Times New Roman" w:hint="eastAsia"/>
-          <w:bCs/>
-          <w:color w:val="EE0000"/>
-          <w:szCs w:val="28"/>
-        </w:rPr>
-        <w:t>1</w:t>
-      </w:r>
-      <w:r>
-        <w:rPr>
-          <w:rFonts w:ascii="Times New Roman" w:eastAsia="標楷體" w:hAnsi="Times New Roman" w:hint="eastAsia"/>
-          <w:bCs/>
-          <w:color w:val="EE0000"/>
-          <w:szCs w:val="28"/>
-        </w:rPr>
-        <w:t>6</w:t>
+        <w:t xml:space="preserve"> 10-2-23 </w:t>
       </w:r>
       <w:r>
         <w:rPr>
           <w:rFonts w:ascii="Times New Roman" w:eastAsia="標楷體" w:hAnsi="Times New Roman"/>
           <w:bCs/>
-          <w:color w:val="EE0000"/>
-          <w:szCs w:val="28"/>
-        </w:rPr>
-        <w:t xml:space="preserve"> </w:t>
-      </w:r>
-      <w:r>
-        <w:rPr>
-          <w:rFonts w:ascii="Times New Roman" w:eastAsia="標楷體" w:hAnsi="Times New Roman"/>
-          <w:bCs/>
-          <w:color w:val="EE0000"/>
           <w:szCs w:val="28"/>
         </w:rPr>
         <w:t>異常處理測試</w:t>
@@ -7167,14 +9693,14 @@
           <w:p>
             <w:pPr>
               <w:rPr>
-                <w:rFonts w:ascii="Times New Roman" w:eastAsia="標楷體" w:hAnsi="Times New Roman" w:hint="eastAsia"/>
-                <w:bCs/>
-                <w:szCs w:val="28"/>
-              </w:rPr>
-            </w:pPr>
-            <w:r>
-              <w:rPr>
-                <w:rFonts w:ascii="Times New Roman" w:eastAsia="標楷體" w:hAnsi="Times New Roman" w:hint="eastAsia"/>
+                <w:rFonts w:ascii="Times New Roman" w:eastAsia="標楷體" w:hAnsi="Times New Roman"/>
+                <w:bCs/>
+                <w:szCs w:val="28"/>
+              </w:rPr>
+            </w:pPr>
+            <w:r>
+              <w:rPr>
+                <w:rFonts w:ascii="Times New Roman" w:eastAsia="標楷體" w:hAnsi="Times New Roman"/>
                 <w:bCs/>
                 <w:szCs w:val="28"/>
               </w:rPr>
@@ -7221,14 +9747,19 @@
             </w:pPr>
             <w:r>
               <w:rPr>
-                <w:rFonts w:ascii="Times New Roman" w:eastAsia="標楷體" w:hAnsi="Times New Roman" w:hint="eastAsia"/>
-              </w:rPr>
-              <w:t>異常處理</w:t>
-            </w:r>
-          </w:p>
-        </w:tc>
-      </w:tr>
-      <w:tr>
+                <w:rFonts w:ascii="Times New Roman" w:eastAsia="標楷體" w:hAnsi="Times New Roman"/>
+                <w:bCs/>
+                <w:szCs w:val="28"/>
+              </w:rPr>
+              <w:t>處理異常</w:t>
+            </w:r>
+          </w:p>
+        </w:tc>
+      </w:tr>
+      <w:tr>
+        <w:trPr>
+          <w:trHeight w:val="177"/>
+        </w:trPr>
         <w:tc>
           <w:tcPr>
             <w:tcW w:w="2405" w:type="dxa"/>
@@ -7266,21 +9797,27 @@
             </w:pPr>
             <w:r>
               <w:rPr>
-                <w:rFonts w:ascii="Times New Roman" w:eastAsia="標楷體" w:hAnsi="Times New Roman" w:hint="eastAsia"/>
+                <w:rFonts w:ascii="Times New Roman" w:eastAsia="標楷體" w:hAnsi="Times New Roman"/>
+                <w:bCs/>
+                <w:szCs w:val="28"/>
               </w:rPr>
               <w:t>確認</w:t>
             </w:r>
             <w:r>
               <w:rPr>
-                <w:rFonts w:ascii="Times New Roman" w:eastAsia="標楷體" w:hAnsi="Times New Roman" w:hint="eastAsia"/>
+                <w:rFonts w:ascii="Times New Roman" w:eastAsia="標楷體" w:hAnsi="Times New Roman"/>
+                <w:bCs/>
+                <w:szCs w:val="28"/>
               </w:rPr>
               <w:t xml:space="preserve"> Growth AI </w:t>
             </w:r>
             <w:r>
               <w:rPr>
-                <w:rFonts w:ascii="Times New Roman" w:eastAsia="標楷體" w:hAnsi="Times New Roman" w:hint="eastAsia"/>
-              </w:rPr>
-              <w:t>服務無法回應時，系統仍可正常運作並友善提示使用者</w:t>
+                <w:rFonts w:ascii="Times New Roman" w:eastAsia="標楷體" w:hAnsi="Times New Roman"/>
+                <w:bCs/>
+                <w:szCs w:val="28"/>
+              </w:rPr>
+              <w:t>無法正常回應時，系統仍可提供適當提示</w:t>
             </w:r>
           </w:p>
         </w:tc>
@@ -7324,30 +9861,40 @@
             <w:r>
               <w:rPr>
                 <w:rFonts w:ascii="Times New Roman" w:eastAsia="標楷體" w:hAnsi="Times New Roman" w:hint="eastAsia"/>
+                <w:bCs/>
+                <w:szCs w:val="28"/>
               </w:rPr>
               <w:t>暫時停用或無法連線後端</w:t>
             </w:r>
             <w:r>
               <w:rPr>
                 <w:rFonts w:ascii="Times New Roman" w:eastAsia="標楷體" w:hAnsi="Times New Roman" w:hint="eastAsia"/>
+                <w:bCs/>
+                <w:szCs w:val="28"/>
               </w:rPr>
               <w:t xml:space="preserve"> n8n </w:t>
             </w:r>
             <w:r>
               <w:rPr>
                 <w:rFonts w:ascii="Times New Roman" w:eastAsia="標楷體" w:hAnsi="Times New Roman" w:hint="eastAsia"/>
+                <w:bCs/>
+                <w:szCs w:val="28"/>
               </w:rPr>
               <w:t>工作流程，再於</w:t>
             </w:r>
             <w:r>
               <w:rPr>
                 <w:rFonts w:ascii="Times New Roman" w:eastAsia="標楷體" w:hAnsi="Times New Roman" w:hint="eastAsia"/>
+                <w:bCs/>
+                <w:szCs w:val="28"/>
               </w:rPr>
               <w:t xml:space="preserve"> Growth AI </w:t>
             </w:r>
             <w:r>
               <w:rPr>
                 <w:rFonts w:ascii="Times New Roman" w:eastAsia="標楷體" w:hAnsi="Times New Roman" w:hint="eastAsia"/>
+                <w:bCs/>
+                <w:szCs w:val="28"/>
               </w:rPr>
               <w:t>頁面送出問題</w:t>
             </w:r>
@@ -7393,18 +9940,24 @@
             <w:r>
               <w:rPr>
                 <w:rFonts w:ascii="Times New Roman" w:eastAsia="標楷體" w:hAnsi="Times New Roman" w:hint="eastAsia"/>
+                <w:bCs/>
+                <w:szCs w:val="28"/>
               </w:rPr>
               <w:t>顯示「</w:t>
             </w:r>
             <w:r>
               <w:rPr>
                 <w:rFonts w:ascii="Times New Roman" w:eastAsia="標楷體" w:hAnsi="Times New Roman" w:hint="eastAsia"/>
+                <w:bCs/>
+                <w:szCs w:val="28"/>
               </w:rPr>
               <w:t xml:space="preserve">AI </w:t>
             </w:r>
             <w:r>
               <w:rPr>
                 <w:rFonts w:ascii="Times New Roman" w:eastAsia="標楷體" w:hAnsi="Times New Roman" w:hint="eastAsia"/>
+                <w:bCs/>
+                <w:szCs w:val="28"/>
               </w:rPr>
               <w:t>目前無法回覆，請稍後再試」，頁面其餘功能維持正常</w:t>
             </w:r>
@@ -7472,7 +10025,7 @@
         <w:ind w:left="0"/>
         <w:jc w:val="center"/>
         <w:rPr>
-          <w:rFonts w:ascii="Times New Roman" w:eastAsia="標楷體" w:hAnsi="Times New Roman" w:hint="eastAsia"/>
+          <w:rFonts w:ascii="Times New Roman" w:eastAsia="標楷體" w:hAnsi="Times New Roman"/>
           <w:bCs/>
           <w:szCs w:val="28"/>
         </w:rPr>
@@ -7491,23 +10044,7 @@
           <w:bCs/>
           <w:szCs w:val="28"/>
         </w:rPr>
-        <w:t xml:space="preserve"> 10-2-</w:t>
-      </w:r>
-      <w:r>
-        <w:rPr>
-          <w:rFonts w:ascii="Times New Roman" w:eastAsia="標楷體" w:hAnsi="Times New Roman" w:hint="eastAsia"/>
-          <w:bCs/>
-          <w:szCs w:val="28"/>
-        </w:rPr>
-        <w:t>1</w:t>
-      </w:r>
-      <w:r>
-        <w:rPr>
-          <w:rFonts w:ascii="Times New Roman" w:eastAsia="標楷體" w:hAnsi="Times New Roman" w:hint="eastAsia"/>
-          <w:bCs/>
-          <w:szCs w:val="28"/>
-        </w:rPr>
-        <w:t>7</w:t>
+        <w:t xml:space="preserve"> 10-2-24 </w:t>
       </w:r>
       <w:r>
         <w:rPr>
@@ -7515,15 +10052,7 @@
           <w:bCs/>
           <w:szCs w:val="28"/>
         </w:rPr>
-        <w:t xml:space="preserve"> </w:t>
-      </w:r>
-      <w:r>
-        <w:rPr>
-          <w:rFonts w:ascii="Times New Roman" w:eastAsia="標楷體" w:hAnsi="Times New Roman"/>
-          <w:bCs/>
-          <w:szCs w:val="28"/>
-        </w:rPr>
-        <w:t>瀏覽個人資訊測試</w:t>
+        <w:t>瀏覽紀錄測試</w:t>
       </w:r>
     </w:p>
     <w:tbl>
@@ -7567,14 +10096,14 @@
           <w:p>
             <w:pPr>
               <w:rPr>
-                <w:rFonts w:ascii="Times New Roman" w:eastAsia="標楷體" w:hAnsi="Times New Roman" w:hint="eastAsia"/>
-                <w:bCs/>
-                <w:szCs w:val="28"/>
-              </w:rPr>
-            </w:pPr>
-            <w:r>
-              <w:rPr>
-                <w:rFonts w:ascii="Times New Roman" w:eastAsia="標楷體" w:hAnsi="Times New Roman" w:hint="eastAsia"/>
+                <w:rFonts w:ascii="Times New Roman" w:eastAsia="標楷體" w:hAnsi="Times New Roman"/>
+                <w:bCs/>
+                <w:szCs w:val="28"/>
+              </w:rPr>
+            </w:pPr>
+            <w:r>
+              <w:rPr>
+                <w:rFonts w:ascii="Times New Roman" w:eastAsia="標楷體" w:hAnsi="Times New Roman"/>
                 <w:bCs/>
                 <w:szCs w:val="28"/>
               </w:rPr>
@@ -7621,14 +10150,19 @@
             </w:pPr>
             <w:r>
               <w:rPr>
-                <w:rFonts w:ascii="Times New Roman" w:eastAsia="標楷體" w:hAnsi="Times New Roman" w:hint="eastAsia"/>
-              </w:rPr>
-              <w:t>紀錄瀏覽與刪除</w:t>
-            </w:r>
-          </w:p>
-        </w:tc>
-      </w:tr>
-      <w:tr>
+                <w:rFonts w:ascii="Times New Roman" w:eastAsia="標楷體" w:hAnsi="Times New Roman"/>
+                <w:bCs/>
+                <w:szCs w:val="28"/>
+              </w:rPr>
+              <w:t>瀏覽紀錄</w:t>
+            </w:r>
+          </w:p>
+        </w:tc>
+      </w:tr>
+      <w:tr>
+        <w:trPr>
+          <w:trHeight w:val="177"/>
+        </w:trPr>
         <w:tc>
           <w:tcPr>
             <w:tcW w:w="2405" w:type="dxa"/>
@@ -7666,21 +10200,27 @@
             </w:pPr>
             <w:r>
               <w:rPr>
-                <w:rFonts w:ascii="Times New Roman" w:eastAsia="標楷體" w:hAnsi="Times New Roman" w:hint="eastAsia"/>
-              </w:rPr>
-              <w:t>確認使用者可以查看及刪</w:t>
-            </w:r>
-            <w:r>
-              <w:rPr>
-                <w:rFonts w:ascii="Times New Roman" w:eastAsia="標楷體" w:hAnsi="Times New Roman" w:hint="eastAsia"/>
-              </w:rPr>
-              <w:t>除</w:t>
-            </w:r>
-            <w:r>
-              <w:rPr>
-                <w:rFonts w:ascii="Times New Roman" w:eastAsia="標楷體" w:hAnsi="Times New Roman"/>
-              </w:rPr>
-              <w:t>歷史問答紀錄</w:t>
+                <w:rFonts w:ascii="Times New Roman" w:eastAsia="標楷體" w:hAnsi="Times New Roman"/>
+                <w:bCs/>
+                <w:szCs w:val="28"/>
+              </w:rPr>
+              <w:t>確認使用者可以查看過往的</w:t>
+            </w:r>
+            <w:r>
+              <w:rPr>
+                <w:rFonts w:ascii="Times New Roman" w:eastAsia="標楷體" w:hAnsi="Times New Roman"/>
+                <w:bCs/>
+                <w:szCs w:val="28"/>
+              </w:rPr>
+              <w:t xml:space="preserve"> Growth AI </w:t>
+            </w:r>
+            <w:r>
+              <w:rPr>
+                <w:rFonts w:ascii="Times New Roman" w:eastAsia="標楷體" w:hAnsi="Times New Roman"/>
+                <w:bCs/>
+                <w:szCs w:val="28"/>
+              </w:rPr>
+              <w:t>問答紀錄</w:t>
             </w:r>
           </w:p>
         </w:tc>
@@ -7724,20 +10264,10 @@
             <w:r>
               <w:rPr>
                 <w:rFonts w:ascii="Times New Roman" w:eastAsia="標楷體" w:hAnsi="Times New Roman" w:hint="eastAsia"/>
-              </w:rPr>
-              <w:t>進入</w:t>
-            </w:r>
-            <w:r>
-              <w:rPr>
-                <w:rFonts w:ascii="Times New Roman" w:eastAsia="標楷體" w:hAnsi="Times New Roman"/>
-              </w:rPr>
-              <w:t>歷史問答紀錄</w:t>
-            </w:r>
-            <w:r>
-              <w:rPr>
-                <w:rFonts w:ascii="Times New Roman" w:eastAsia="標楷體" w:hAnsi="Times New Roman" w:hint="eastAsia"/>
-              </w:rPr>
-              <w:t>錄頁面查看資料，選擇指定紀錄進行刪除</w:t>
+                <w:bCs/>
+                <w:szCs w:val="28"/>
+              </w:rPr>
+              <w:t>進入歷史問答紀錄頁面，查看已儲存的問答資料</w:t>
             </w:r>
           </w:p>
         </w:tc>
@@ -7780,15 +10310,11 @@
             </w:pPr>
             <w:r>
               <w:rPr>
-                <w:rFonts w:ascii="Times New Roman" w:eastAsia="標楷體" w:hAnsi="Times New Roman"/>
-              </w:rPr>
-              <w:t>歷史問答紀錄</w:t>
-            </w:r>
-            <w:r>
-              <w:rPr>
-                <w:rFonts w:ascii="Times New Roman" w:eastAsia="標楷體" w:hAnsi="Times New Roman" w:hint="eastAsia"/>
-              </w:rPr>
-              <w:t>可正常瀏覽，刪除後資料同步更新</w:t>
+                <w:rFonts w:ascii="Times New Roman" w:eastAsia="標楷體" w:hAnsi="Times New Roman" w:hint="eastAsia"/>
+                <w:bCs/>
+                <w:szCs w:val="28"/>
+              </w:rPr>
+              <w:t>歷史問答紀錄正常顯示，且內容與實際問答資料一致</w:t>
             </w:r>
           </w:p>
         </w:tc>
@@ -7854,7 +10380,7 @@
         <w:ind w:left="0"/>
         <w:jc w:val="center"/>
         <w:rPr>
-          <w:rFonts w:ascii="Times New Roman" w:eastAsia="標楷體" w:hAnsi="Times New Roman" w:hint="eastAsia"/>
+          <w:rFonts w:ascii="Times New Roman" w:eastAsia="標楷體" w:hAnsi="Times New Roman"/>
           <w:bCs/>
           <w:szCs w:val="28"/>
         </w:rPr>
@@ -7873,23 +10399,7 @@
           <w:bCs/>
           <w:szCs w:val="28"/>
         </w:rPr>
-        <w:t xml:space="preserve"> 10-2-</w:t>
-      </w:r>
-      <w:r>
-        <w:rPr>
-          <w:rFonts w:ascii="Times New Roman" w:eastAsia="標楷體" w:hAnsi="Times New Roman" w:hint="eastAsia"/>
-          <w:bCs/>
-          <w:szCs w:val="28"/>
-        </w:rPr>
-        <w:t>1</w:t>
-      </w:r>
-      <w:r>
-        <w:rPr>
-          <w:rFonts w:ascii="Times New Roman" w:eastAsia="標楷體" w:hAnsi="Times New Roman" w:hint="eastAsia"/>
-          <w:bCs/>
-          <w:szCs w:val="28"/>
-        </w:rPr>
-        <w:t>8</w:t>
+        <w:t xml:space="preserve"> 10-2-25 </w:t>
       </w:r>
       <w:r>
         <w:rPr>
@@ -7897,15 +10407,7 @@
           <w:bCs/>
           <w:szCs w:val="28"/>
         </w:rPr>
-        <w:t xml:space="preserve"> </w:t>
-      </w:r>
-      <w:r>
-        <w:rPr>
-          <w:rFonts w:ascii="Times New Roman" w:eastAsia="標楷體" w:hAnsi="Times New Roman"/>
-          <w:bCs/>
-          <w:szCs w:val="28"/>
-        </w:rPr>
-        <w:t>瀏覽個人資訊測試</w:t>
+        <w:t>刪除紀錄測試</w:t>
       </w:r>
     </w:p>
     <w:tbl>
@@ -7949,18 +10451,18 @@
           <w:p>
             <w:pPr>
               <w:rPr>
-                <w:rFonts w:ascii="Times New Roman" w:eastAsia="標楷體" w:hAnsi="Times New Roman" w:hint="eastAsia"/>
-                <w:bCs/>
-                <w:szCs w:val="28"/>
-              </w:rPr>
-            </w:pPr>
-            <w:r>
-              <w:rPr>
-                <w:rFonts w:ascii="Times New Roman" w:eastAsia="標楷體" w:hAnsi="Times New Roman" w:hint="eastAsia"/>
-                <w:bCs/>
-                <w:szCs w:val="28"/>
-              </w:rPr>
-              <w:t>E1</w:t>
+                <w:rFonts w:ascii="Times New Roman" w:eastAsia="標楷體" w:hAnsi="Times New Roman"/>
+                <w:bCs/>
+                <w:szCs w:val="28"/>
+              </w:rPr>
+            </w:pPr>
+            <w:r>
+              <w:rPr>
+                <w:rFonts w:ascii="Times New Roman" w:eastAsia="標楷體" w:hAnsi="Times New Roman"/>
+                <w:bCs/>
+                <w:szCs w:val="28"/>
+              </w:rPr>
+              <w:t>D4</w:t>
             </w:r>
           </w:p>
         </w:tc>
@@ -7985,7 +10487,6 @@
                 <w:bCs/>
                 <w:szCs w:val="28"/>
               </w:rPr>
-              <w:lastRenderedPageBreak/>
               <w:t>功能名稱</w:t>
             </w:r>
           </w:p>
@@ -8004,20 +10505,19 @@
             </w:pPr>
             <w:r>
               <w:rPr>
-                <w:rFonts w:ascii="Times New Roman" w:eastAsia="標楷體" w:hAnsi="Times New Roman" w:hint="eastAsia"/>
-              </w:rPr>
-              <w:t>嬰幼兒</w:t>
-            </w:r>
-            <w:r>
-              <w:rPr>
-                <w:rFonts w:ascii="Times New Roman" w:eastAsia="標楷體" w:hAnsi="Times New Roman" w:hint="eastAsia"/>
-              </w:rPr>
-              <w:t>基本資料</w:t>
-            </w:r>
-          </w:p>
-        </w:tc>
-      </w:tr>
-      <w:tr>
+                <w:rFonts w:ascii="Times New Roman" w:eastAsia="標楷體" w:hAnsi="Times New Roman"/>
+                <w:bCs/>
+                <w:szCs w:val="28"/>
+              </w:rPr>
+              <w:t>刪除紀錄</w:t>
+            </w:r>
+          </w:p>
+        </w:tc>
+      </w:tr>
+      <w:tr>
+        <w:trPr>
+          <w:trHeight w:val="177"/>
+        </w:trPr>
         <w:tc>
           <w:tcPr>
             <w:tcW w:w="2405" w:type="dxa"/>
@@ -8055,9 +10555,27 @@
             </w:pPr>
             <w:r>
               <w:rPr>
-                <w:rFonts w:ascii="Times New Roman" w:eastAsia="標楷體" w:hAnsi="Times New Roman" w:hint="eastAsia"/>
-              </w:rPr>
-              <w:t>確認使用者可以查看嬰幼兒基本資料</w:t>
+                <w:rFonts w:ascii="Times New Roman" w:eastAsia="標楷體" w:hAnsi="Times New Roman"/>
+                <w:bCs/>
+                <w:szCs w:val="28"/>
+              </w:rPr>
+              <w:t>確認使用者可以刪除指定的</w:t>
+            </w:r>
+            <w:r>
+              <w:rPr>
+                <w:rFonts w:ascii="Times New Roman" w:eastAsia="標楷體" w:hAnsi="Times New Roman"/>
+                <w:bCs/>
+                <w:szCs w:val="28"/>
+              </w:rPr>
+              <w:t xml:space="preserve"> Growth AI </w:t>
+            </w:r>
+            <w:r>
+              <w:rPr>
+                <w:rFonts w:ascii="Times New Roman" w:eastAsia="標楷體" w:hAnsi="Times New Roman"/>
+                <w:bCs/>
+                <w:szCs w:val="28"/>
+              </w:rPr>
+              <w:t>歷史問答紀錄</w:t>
             </w:r>
           </w:p>
         </w:tc>
@@ -8101,8 +10619,10 @@
             <w:r>
               <w:rPr>
                 <w:rFonts w:ascii="Times New Roman" w:eastAsia="標楷體" w:hAnsi="Times New Roman" w:hint="eastAsia"/>
-              </w:rPr>
-              <w:t>進入嬰幼兒基本資料頁面，查看姓名、性別、出生時間等資料</w:t>
+                <w:bCs/>
+                <w:szCs w:val="28"/>
+              </w:rPr>
+              <w:t>進入歷史問答紀錄頁面，選擇指定紀錄並執行刪除</w:t>
             </w:r>
           </w:p>
         </w:tc>
@@ -8146,8 +10666,10 @@
             <w:r>
               <w:rPr>
                 <w:rFonts w:ascii="Times New Roman" w:eastAsia="標楷體" w:hAnsi="Times New Roman" w:hint="eastAsia"/>
-              </w:rPr>
-              <w:t>基本資料正常顯示，且內容與已建立的資料一致</w:t>
+                <w:bCs/>
+                <w:szCs w:val="28"/>
+              </w:rPr>
+              <w:t>指定的歷史問答紀錄成功刪除，且列表同步更新</w:t>
             </w:r>
           </w:p>
         </w:tc>
@@ -8213,7 +10735,7 @@
         <w:ind w:left="0"/>
         <w:jc w:val="center"/>
         <w:rPr>
-          <w:rFonts w:ascii="Times New Roman" w:eastAsia="標楷體" w:hAnsi="Times New Roman" w:hint="eastAsia"/>
+          <w:rFonts w:ascii="Times New Roman" w:eastAsia="標楷體" w:hAnsi="Times New Roman"/>
           <w:bCs/>
           <w:szCs w:val="28"/>
         </w:rPr>
@@ -8232,23 +10754,7 @@
           <w:bCs/>
           <w:szCs w:val="28"/>
         </w:rPr>
-        <w:t xml:space="preserve"> 10-2-</w:t>
-      </w:r>
-      <w:r>
-        <w:rPr>
-          <w:rFonts w:ascii="Times New Roman" w:eastAsia="標楷體" w:hAnsi="Times New Roman" w:hint="eastAsia"/>
-          <w:bCs/>
-          <w:szCs w:val="28"/>
-        </w:rPr>
-        <w:t>1</w:t>
-      </w:r>
-      <w:r>
-        <w:rPr>
-          <w:rFonts w:ascii="Times New Roman" w:eastAsia="標楷體" w:hAnsi="Times New Roman" w:hint="eastAsia"/>
-          <w:bCs/>
-          <w:szCs w:val="28"/>
-        </w:rPr>
-        <w:t>9</w:t>
+        <w:t xml:space="preserve"> 10-2-26 </w:t>
       </w:r>
       <w:r>
         <w:rPr>
@@ -8256,15 +10762,7 @@
           <w:bCs/>
           <w:szCs w:val="28"/>
         </w:rPr>
-        <w:t xml:space="preserve"> </w:t>
-      </w:r>
-      <w:r>
-        <w:rPr>
-          <w:rFonts w:ascii="Times New Roman" w:eastAsia="標楷體" w:hAnsi="Times New Roman"/>
-          <w:bCs/>
-          <w:szCs w:val="28"/>
-        </w:rPr>
-        <w:t>瀏覽個人資訊測試</w:t>
+        <w:t>確認回覆內容測試</w:t>
       </w:r>
     </w:p>
     <w:tbl>
@@ -8308,18 +10806,18 @@
           <w:p>
             <w:pPr>
               <w:rPr>
-                <w:rFonts w:ascii="Times New Roman" w:eastAsia="標楷體" w:hAnsi="Times New Roman" w:hint="eastAsia"/>
-                <w:bCs/>
-                <w:szCs w:val="28"/>
-              </w:rPr>
-            </w:pPr>
-            <w:r>
-              <w:rPr>
-                <w:rFonts w:ascii="Times New Roman" w:eastAsia="標楷體" w:hAnsi="Times New Roman" w:hint="eastAsia"/>
-                <w:bCs/>
-                <w:szCs w:val="28"/>
-              </w:rPr>
-              <w:t>E2</w:t>
+                <w:rFonts w:ascii="Times New Roman" w:eastAsia="標楷體" w:hAnsi="Times New Roman"/>
+                <w:bCs/>
+                <w:szCs w:val="28"/>
+              </w:rPr>
+            </w:pPr>
+            <w:r>
+              <w:rPr>
+                <w:rFonts w:ascii="Times New Roman" w:eastAsia="標楷體" w:hAnsi="Times New Roman"/>
+                <w:bCs/>
+                <w:szCs w:val="28"/>
+              </w:rPr>
+              <w:t>D5</w:t>
             </w:r>
           </w:p>
         </w:tc>
@@ -8362,26 +10860,19 @@
             </w:pPr>
             <w:r>
               <w:rPr>
-                <w:rFonts w:ascii="Times New Roman" w:eastAsia="標楷體" w:hAnsi="Times New Roman" w:hint="eastAsia"/>
-              </w:rPr>
-              <w:t>修改</w:t>
-            </w:r>
-            <w:r>
-              <w:rPr>
-                <w:rFonts w:ascii="Times New Roman" w:eastAsia="標楷體" w:hAnsi="Times New Roman" w:hint="eastAsia"/>
-              </w:rPr>
-              <w:t>嬰幼兒</w:t>
-            </w:r>
-            <w:r>
-              <w:rPr>
-                <w:rFonts w:ascii="Times New Roman" w:eastAsia="標楷體" w:hAnsi="Times New Roman" w:hint="eastAsia"/>
-              </w:rPr>
-              <w:t>基本資料</w:t>
-            </w:r>
-          </w:p>
-        </w:tc>
-      </w:tr>
-      <w:tr>
+                <w:rFonts w:ascii="Times New Roman" w:eastAsia="標楷體" w:hAnsi="Times New Roman"/>
+                <w:bCs/>
+                <w:szCs w:val="28"/>
+              </w:rPr>
+              <w:t>確認回覆內容</w:t>
+            </w:r>
+          </w:p>
+        </w:tc>
+      </w:tr>
+      <w:tr>
+        <w:trPr>
+          <w:trHeight w:val="177"/>
+        </w:trPr>
         <w:tc>
           <w:tcPr>
             <w:tcW w:w="2405" w:type="dxa"/>
@@ -8419,9 +10910,27 @@
             </w:pPr>
             <w:r>
               <w:rPr>
-                <w:rFonts w:ascii="Times New Roman" w:eastAsia="標楷體" w:hAnsi="Times New Roman" w:hint="eastAsia"/>
-              </w:rPr>
-              <w:t>圖片上傳</w:t>
+                <w:rFonts w:ascii="Times New Roman" w:eastAsia="標楷體" w:hAnsi="Times New Roman"/>
+                <w:bCs/>
+                <w:szCs w:val="28"/>
+              </w:rPr>
+              <w:t>確認</w:t>
+            </w:r>
+            <w:r>
+              <w:rPr>
+                <w:rFonts w:ascii="Times New Roman" w:eastAsia="標楷體" w:hAnsi="Times New Roman"/>
+                <w:bCs/>
+                <w:szCs w:val="28"/>
+              </w:rPr>
+              <w:t xml:space="preserve"> Growth AI </w:t>
+            </w:r>
+            <w:r>
+              <w:rPr>
+                <w:rFonts w:ascii="Times New Roman" w:eastAsia="標楷體" w:hAnsi="Times New Roman"/>
+                <w:bCs/>
+                <w:szCs w:val="28"/>
+              </w:rPr>
+              <w:t>可以正常產生並顯示問題相關的回覆內容</w:t>
             </w:r>
           </w:p>
         </w:tc>
@@ -8465,8 +10974,26 @@
             <w:r>
               <w:rPr>
                 <w:rFonts w:ascii="Times New Roman" w:eastAsia="標楷體" w:hAnsi="Times New Roman" w:hint="eastAsia"/>
-              </w:rPr>
-              <w:t>確認使用者可以上傳嬰幼兒照片</w:t>
+                <w:bCs/>
+                <w:szCs w:val="28"/>
+              </w:rPr>
+              <w:t>在</w:t>
+            </w:r>
+            <w:r>
+              <w:rPr>
+                <w:rFonts w:ascii="Times New Roman" w:eastAsia="標楷體" w:hAnsi="Times New Roman" w:hint="eastAsia"/>
+                <w:bCs/>
+                <w:szCs w:val="28"/>
+              </w:rPr>
+              <w:t xml:space="preserve"> Growth AI </w:t>
+            </w:r>
+            <w:r>
+              <w:rPr>
+                <w:rFonts w:ascii="Times New Roman" w:eastAsia="標楷體" w:hAnsi="Times New Roman" w:hint="eastAsia"/>
+                <w:bCs/>
+                <w:szCs w:val="28"/>
+              </w:rPr>
+              <w:t>輸入孕期或育兒相關問題並送出</w:t>
             </w:r>
           </w:p>
         </w:tc>
@@ -8510,8 +11037,10 @@
             <w:r>
               <w:rPr>
                 <w:rFonts w:ascii="Times New Roman" w:eastAsia="標楷體" w:hAnsi="Times New Roman" w:hint="eastAsia"/>
-              </w:rPr>
-              <w:t>進入嬰幼兒紀錄頁面，選擇圖片並上傳</w:t>
+                <w:bCs/>
+                <w:szCs w:val="28"/>
+              </w:rPr>
+              <w:t>系統成功產生回覆內容，並正常顯示於對話頁面</w:t>
             </w:r>
           </w:p>
         </w:tc>
@@ -8577,7 +11106,7 @@
         <w:ind w:left="0"/>
         <w:jc w:val="center"/>
         <w:rPr>
-          <w:rFonts w:ascii="Times New Roman" w:eastAsia="標楷體" w:hAnsi="Times New Roman" w:hint="eastAsia"/>
+          <w:rFonts w:ascii="Times New Roman" w:eastAsia="標楷體" w:hAnsi="Times New Roman"/>
           <w:bCs/>
           <w:szCs w:val="28"/>
         </w:rPr>
@@ -8596,15 +11125,7 @@
           <w:bCs/>
           <w:szCs w:val="28"/>
         </w:rPr>
-        <w:t xml:space="preserve"> 10-2-</w:t>
-      </w:r>
-      <w:r>
-        <w:rPr>
-          <w:rFonts w:ascii="Times New Roman" w:eastAsia="標楷體" w:hAnsi="Times New Roman" w:hint="eastAsia"/>
-          <w:bCs/>
-          <w:szCs w:val="28"/>
-        </w:rPr>
-        <w:t>20</w:t>
+        <w:t xml:space="preserve"> 10-2-27 </w:t>
       </w:r>
       <w:r>
         <w:rPr>
@@ -8612,15 +11133,7 @@
           <w:bCs/>
           <w:szCs w:val="28"/>
         </w:rPr>
-        <w:t xml:space="preserve"> </w:t>
-      </w:r>
-      <w:r>
-        <w:rPr>
-          <w:rFonts w:ascii="Times New Roman" w:eastAsia="標楷體" w:hAnsi="Times New Roman"/>
-          <w:bCs/>
-          <w:szCs w:val="28"/>
-        </w:rPr>
-        <w:t>圖表顯示測試</w:t>
+        <w:t>查看嬰幼兒基本資料測試</w:t>
       </w:r>
     </w:p>
     <w:tbl>
@@ -8664,18 +11177,18 @@
           <w:p>
             <w:pPr>
               <w:rPr>
-                <w:rFonts w:ascii="Times New Roman" w:eastAsia="標楷體" w:hAnsi="Times New Roman" w:hint="eastAsia"/>
-                <w:bCs/>
-                <w:szCs w:val="28"/>
-              </w:rPr>
-            </w:pPr>
-            <w:r>
-              <w:rPr>
-                <w:rFonts w:ascii="Times New Roman" w:eastAsia="標楷體" w:hAnsi="Times New Roman" w:hint="eastAsia"/>
-                <w:bCs/>
-                <w:szCs w:val="28"/>
-              </w:rPr>
-              <w:t>E3</w:t>
+                <w:rFonts w:ascii="Times New Roman" w:eastAsia="標楷體" w:hAnsi="Times New Roman"/>
+                <w:bCs/>
+                <w:szCs w:val="28"/>
+              </w:rPr>
+            </w:pPr>
+            <w:r>
+              <w:rPr>
+                <w:rFonts w:ascii="Times New Roman" w:eastAsia="標楷體" w:hAnsi="Times New Roman"/>
+                <w:bCs/>
+                <w:szCs w:val="28"/>
+              </w:rPr>
+              <w:t>E1</w:t>
             </w:r>
           </w:p>
         </w:tc>
@@ -8718,16 +11231,19 @@
             </w:pPr>
             <w:r>
               <w:rPr>
-                <w:rFonts w:ascii="Times New Roman" w:eastAsia="標楷體" w:hAnsi="Times New Roman" w:hint="eastAsia"/>
-                <w:bCs/>
-                <w:szCs w:val="28"/>
-              </w:rPr>
-              <w:t>圖表顯示</w:t>
-            </w:r>
-          </w:p>
-        </w:tc>
-      </w:tr>
-      <w:tr>
+                <w:rFonts w:ascii="Times New Roman" w:eastAsia="標楷體" w:hAnsi="Times New Roman"/>
+                <w:bCs/>
+                <w:szCs w:val="28"/>
+              </w:rPr>
+              <w:t>查看嬰幼兒基本資料</w:t>
+            </w:r>
+          </w:p>
+        </w:tc>
+      </w:tr>
+      <w:tr>
+        <w:trPr>
+          <w:trHeight w:val="177"/>
+        </w:trPr>
         <w:tc>
           <w:tcPr>
             <w:tcW w:w="2405" w:type="dxa"/>
@@ -8765,11 +11281,11 @@
             </w:pPr>
             <w:r>
               <w:rPr>
-                <w:rFonts w:ascii="Times New Roman" w:eastAsia="標楷體" w:hAnsi="Times New Roman" w:hint="eastAsia"/>
-                <w:bCs/>
-                <w:szCs w:val="28"/>
-              </w:rPr>
-              <w:t>確認系統可以將嬰幼兒成長資料以圖表呈現</w:t>
+                <w:rFonts w:ascii="Times New Roman" w:eastAsia="標楷體" w:hAnsi="Times New Roman"/>
+                <w:bCs/>
+                <w:szCs w:val="28"/>
+              </w:rPr>
+              <w:t>確認使用者可以查看嬰幼兒基本資料</w:t>
             </w:r>
           </w:p>
         </w:tc>
@@ -8816,7 +11332,7 @@
                 <w:bCs/>
                 <w:szCs w:val="28"/>
               </w:rPr>
-              <w:t>進入成長圖表頁面，查看身高、體重等成長資料</w:t>
+              <w:t>進入嬰幼兒基本資料頁面，查看姓名、性別、出生時間等資料</w:t>
             </w:r>
           </w:p>
         </w:tc>
@@ -8863,7 +11379,7 @@
                 <w:bCs/>
                 <w:szCs w:val="28"/>
               </w:rPr>
-              <w:t>成長資料以圖表方式正常呈現，且數據與輸入紀錄相符</w:t>
+              <w:t>基本資料正常顯示，且內容與已建立的資料一致</w:t>
             </w:r>
           </w:p>
         </w:tc>
@@ -8916,6 +11432,13 @@
         </w:tc>
       </w:tr>
     </w:tbl>
+    <w:p>
+      <w:pPr>
+        <w:rPr>
+          <w:rFonts w:ascii="Times New Roman" w:eastAsia="標楷體" w:hAnsi="Times New Roman"/>
+        </w:rPr>
+      </w:pPr>
+    </w:p>
     <w:p>
       <w:pPr>
         <w:pStyle w:val="a5"/>
@@ -8927,6 +11450,334 @@
           <w:szCs w:val="28"/>
         </w:rPr>
       </w:pPr>
+      <w:r>
+        <w:rPr>
+          <w:rFonts w:ascii="Times New Roman" w:eastAsia="標楷體" w:hAnsi="Times New Roman"/>
+          <w:bCs/>
+          <w:szCs w:val="28"/>
+        </w:rPr>
+        <w:lastRenderedPageBreak/>
+        <w:t>表</w:t>
+      </w:r>
+      <w:r>
+        <w:rPr>
+          <w:rFonts w:ascii="Times New Roman" w:eastAsia="標楷體" w:hAnsi="Times New Roman"/>
+          <w:bCs/>
+          <w:szCs w:val="28"/>
+        </w:rPr>
+        <w:t xml:space="preserve"> 10-2-28 </w:t>
+      </w:r>
+      <w:r>
+        <w:rPr>
+          <w:rFonts w:ascii="Times New Roman" w:eastAsia="標楷體" w:hAnsi="Times New Roman"/>
+          <w:bCs/>
+          <w:szCs w:val="28"/>
+        </w:rPr>
+        <w:t>修改嬰幼兒基本資料測試</w:t>
+      </w:r>
+    </w:p>
+    <w:tbl>
+      <w:tblPr>
+        <w:tblStyle w:val="a8"/>
+        <w:tblW w:w="0" w:type="auto"/>
+        <w:tblLook w:val="04A0" w:firstRow="1" w:lastRow="0" w:firstColumn="1" w:lastColumn="0" w:noHBand="0" w:noVBand="1"/>
+      </w:tblPr>
+      <w:tblGrid>
+        <w:gridCol w:w="2405"/>
+        <w:gridCol w:w="7789"/>
+      </w:tblGrid>
+      <w:tr>
+        <w:tc>
+          <w:tcPr>
+            <w:tcW w:w="2405" w:type="dxa"/>
+            <w:shd w:val="clear" w:color="auto" w:fill="BFBFBF" w:themeFill="background1" w:themeFillShade="BF"/>
+          </w:tcPr>
+          <w:p>
+            <w:pPr>
+              <w:rPr>
+                <w:rFonts w:ascii="Times New Roman" w:eastAsia="標楷體" w:hAnsi="Times New Roman"/>
+                <w:bCs/>
+                <w:szCs w:val="28"/>
+              </w:rPr>
+            </w:pPr>
+            <w:r>
+              <w:rPr>
+                <w:rFonts w:ascii="Times New Roman" w:eastAsia="標楷體" w:hAnsi="Times New Roman" w:hint="eastAsia"/>
+                <w:bCs/>
+                <w:szCs w:val="28"/>
+              </w:rPr>
+              <w:t>測試標號</w:t>
+            </w:r>
+          </w:p>
+        </w:tc>
+        <w:tc>
+          <w:tcPr>
+            <w:tcW w:w="7789" w:type="dxa"/>
+          </w:tcPr>
+          <w:p>
+            <w:pPr>
+              <w:rPr>
+                <w:rFonts w:ascii="Times New Roman" w:eastAsia="標楷體" w:hAnsi="Times New Roman"/>
+                <w:bCs/>
+                <w:szCs w:val="28"/>
+              </w:rPr>
+            </w:pPr>
+            <w:r>
+              <w:rPr>
+                <w:rFonts w:ascii="Times New Roman" w:eastAsia="標楷體" w:hAnsi="Times New Roman"/>
+                <w:bCs/>
+                <w:szCs w:val="28"/>
+              </w:rPr>
+              <w:t>E2</w:t>
+            </w:r>
+          </w:p>
+        </w:tc>
+      </w:tr>
+      <w:tr>
+        <w:tc>
+          <w:tcPr>
+            <w:tcW w:w="2405" w:type="dxa"/>
+            <w:shd w:val="clear" w:color="auto" w:fill="BFBFBF" w:themeFill="background1" w:themeFillShade="BF"/>
+          </w:tcPr>
+          <w:p>
+            <w:pPr>
+              <w:rPr>
+                <w:rFonts w:ascii="Times New Roman" w:eastAsia="標楷體" w:hAnsi="Times New Roman"/>
+                <w:bCs/>
+                <w:szCs w:val="28"/>
+              </w:rPr>
+            </w:pPr>
+            <w:r>
+              <w:rPr>
+                <w:rFonts w:ascii="Times New Roman" w:eastAsia="標楷體" w:hAnsi="Times New Roman" w:hint="eastAsia"/>
+                <w:bCs/>
+                <w:szCs w:val="28"/>
+              </w:rPr>
+              <w:t>功能名稱</w:t>
+            </w:r>
+          </w:p>
+        </w:tc>
+        <w:tc>
+          <w:tcPr>
+            <w:tcW w:w="7789" w:type="dxa"/>
+          </w:tcPr>
+          <w:p>
+            <w:pPr>
+              <w:rPr>
+                <w:rFonts w:ascii="Times New Roman" w:eastAsia="標楷體" w:hAnsi="Times New Roman"/>
+                <w:bCs/>
+                <w:szCs w:val="28"/>
+              </w:rPr>
+            </w:pPr>
+            <w:r>
+              <w:rPr>
+                <w:rFonts w:ascii="Times New Roman" w:eastAsia="標楷體" w:hAnsi="Times New Roman"/>
+                <w:bCs/>
+                <w:szCs w:val="28"/>
+              </w:rPr>
+              <w:t>修改嬰幼兒基本資料</w:t>
+            </w:r>
+          </w:p>
+        </w:tc>
+      </w:tr>
+      <w:tr>
+        <w:trPr>
+          <w:trHeight w:val="177"/>
+        </w:trPr>
+        <w:tc>
+          <w:tcPr>
+            <w:tcW w:w="2405" w:type="dxa"/>
+            <w:shd w:val="clear" w:color="auto" w:fill="BFBFBF" w:themeFill="background1" w:themeFillShade="BF"/>
+          </w:tcPr>
+          <w:p>
+            <w:pPr>
+              <w:rPr>
+                <w:rFonts w:ascii="Times New Roman" w:eastAsia="標楷體" w:hAnsi="Times New Roman"/>
+                <w:bCs/>
+                <w:szCs w:val="28"/>
+              </w:rPr>
+            </w:pPr>
+            <w:r>
+              <w:rPr>
+                <w:rFonts w:ascii="Times New Roman" w:eastAsia="標楷體" w:hAnsi="Times New Roman" w:hint="eastAsia"/>
+                <w:bCs/>
+                <w:szCs w:val="28"/>
+              </w:rPr>
+              <w:t>測試目的</w:t>
+            </w:r>
+          </w:p>
+        </w:tc>
+        <w:tc>
+          <w:tcPr>
+            <w:tcW w:w="7789" w:type="dxa"/>
+          </w:tcPr>
+          <w:p>
+            <w:pPr>
+              <w:rPr>
+                <w:rFonts w:ascii="Times New Roman" w:eastAsia="標楷體" w:hAnsi="Times New Roman"/>
+                <w:bCs/>
+                <w:szCs w:val="28"/>
+              </w:rPr>
+            </w:pPr>
+            <w:r>
+              <w:rPr>
+                <w:rFonts w:ascii="Times New Roman" w:eastAsia="標楷體" w:hAnsi="Times New Roman"/>
+                <w:bCs/>
+                <w:szCs w:val="28"/>
+              </w:rPr>
+              <w:t>確認使用者可以修改並儲存嬰幼兒基本資料</w:t>
+            </w:r>
+          </w:p>
+        </w:tc>
+      </w:tr>
+      <w:tr>
+        <w:tc>
+          <w:tcPr>
+            <w:tcW w:w="2405" w:type="dxa"/>
+            <w:shd w:val="clear" w:color="auto" w:fill="BFBFBF" w:themeFill="background1" w:themeFillShade="BF"/>
+          </w:tcPr>
+          <w:p>
+            <w:pPr>
+              <w:rPr>
+                <w:rFonts w:ascii="Times New Roman" w:eastAsia="標楷體" w:hAnsi="Times New Roman"/>
+                <w:bCs/>
+                <w:szCs w:val="28"/>
+              </w:rPr>
+            </w:pPr>
+            <w:r>
+              <w:rPr>
+                <w:rFonts w:ascii="Times New Roman" w:eastAsia="標楷體" w:hAnsi="Times New Roman" w:hint="eastAsia"/>
+                <w:bCs/>
+                <w:szCs w:val="28"/>
+              </w:rPr>
+              <w:t>測試流程</w:t>
+            </w:r>
+          </w:p>
+        </w:tc>
+        <w:tc>
+          <w:tcPr>
+            <w:tcW w:w="7789" w:type="dxa"/>
+          </w:tcPr>
+          <w:p>
+            <w:pPr>
+              <w:rPr>
+                <w:rFonts w:ascii="Times New Roman" w:eastAsia="標楷體" w:hAnsi="Times New Roman"/>
+                <w:bCs/>
+                <w:szCs w:val="28"/>
+              </w:rPr>
+            </w:pPr>
+            <w:r>
+              <w:rPr>
+                <w:rFonts w:ascii="Times New Roman" w:eastAsia="標楷體" w:hAnsi="Times New Roman" w:hint="eastAsia"/>
+                <w:bCs/>
+                <w:szCs w:val="28"/>
+              </w:rPr>
+              <w:t>進入嬰幼兒基本資料頁面，修改資料後儲存</w:t>
+            </w:r>
+          </w:p>
+        </w:tc>
+      </w:tr>
+      <w:tr>
+        <w:tc>
+          <w:tcPr>
+            <w:tcW w:w="2405" w:type="dxa"/>
+            <w:shd w:val="clear" w:color="auto" w:fill="BFBFBF" w:themeFill="background1" w:themeFillShade="BF"/>
+          </w:tcPr>
+          <w:p>
+            <w:pPr>
+              <w:rPr>
+                <w:rFonts w:ascii="Times New Roman" w:eastAsia="標楷體" w:hAnsi="Times New Roman"/>
+                <w:bCs/>
+                <w:szCs w:val="28"/>
+              </w:rPr>
+            </w:pPr>
+            <w:r>
+              <w:rPr>
+                <w:rFonts w:ascii="Times New Roman" w:eastAsia="標楷體" w:hAnsi="Times New Roman" w:hint="eastAsia"/>
+                <w:bCs/>
+                <w:szCs w:val="28"/>
+              </w:rPr>
+              <w:t>預期成果</w:t>
+            </w:r>
+          </w:p>
+        </w:tc>
+        <w:tc>
+          <w:tcPr>
+            <w:tcW w:w="7789" w:type="dxa"/>
+          </w:tcPr>
+          <w:p>
+            <w:pPr>
+              <w:rPr>
+                <w:rFonts w:ascii="Times New Roman" w:eastAsia="標楷體" w:hAnsi="Times New Roman"/>
+                <w:bCs/>
+                <w:szCs w:val="28"/>
+              </w:rPr>
+            </w:pPr>
+            <w:r>
+              <w:rPr>
+                <w:rFonts w:ascii="Times New Roman" w:eastAsia="標楷體" w:hAnsi="Times New Roman" w:hint="eastAsia"/>
+                <w:bCs/>
+                <w:szCs w:val="28"/>
+              </w:rPr>
+              <w:t>修改後的嬰幼兒基本資料成功儲存並正確顯示</w:t>
+            </w:r>
+          </w:p>
+        </w:tc>
+      </w:tr>
+      <w:tr>
+        <w:tc>
+          <w:tcPr>
+            <w:tcW w:w="2405" w:type="dxa"/>
+            <w:shd w:val="clear" w:color="auto" w:fill="BFBFBF" w:themeFill="background1" w:themeFillShade="BF"/>
+          </w:tcPr>
+          <w:p>
+            <w:pPr>
+              <w:rPr>
+                <w:rFonts w:ascii="Times New Roman" w:eastAsia="標楷體" w:hAnsi="Times New Roman"/>
+                <w:bCs/>
+                <w:szCs w:val="28"/>
+              </w:rPr>
+            </w:pPr>
+            <w:r>
+              <w:rPr>
+                <w:rFonts w:ascii="Times New Roman" w:eastAsia="標楷體" w:hAnsi="Times New Roman" w:hint="eastAsia"/>
+                <w:bCs/>
+                <w:szCs w:val="28"/>
+              </w:rPr>
+              <w:t>測試結果</w:t>
+            </w:r>
+          </w:p>
+        </w:tc>
+        <w:tc>
+          <w:tcPr>
+            <w:tcW w:w="7789" w:type="dxa"/>
+          </w:tcPr>
+          <w:p>
+            <w:pPr>
+              <w:rPr>
+                <w:rFonts w:ascii="Times New Roman" w:eastAsia="標楷體" w:hAnsi="Times New Roman"/>
+                <w:bCs/>
+                <w:szCs w:val="28"/>
+              </w:rPr>
+            </w:pPr>
+            <w:r>
+              <w:rPr>
+                <w:rFonts w:ascii="Times New Roman" w:eastAsia="標楷體" w:hAnsi="Times New Roman" w:hint="eastAsia"/>
+                <w:bCs/>
+                <w:szCs w:val="28"/>
+              </w:rPr>
+              <w:t>正常</w:t>
+            </w:r>
+          </w:p>
+        </w:tc>
+      </w:tr>
+    </w:tbl>
+    <w:p>
+      <w:pPr>
+        <w:rPr>
+          <w:rFonts w:ascii="Times New Roman" w:eastAsia="標楷體" w:hAnsi="Times New Roman"/>
+        </w:rPr>
+      </w:pPr>
     </w:p>
     <w:p>
       <w:pPr>
@@ -8934,7 +11785,7 @@
         <w:ind w:left="0"/>
         <w:jc w:val="center"/>
         <w:rPr>
-          <w:rFonts w:ascii="Times New Roman" w:eastAsia="標楷體" w:hAnsi="Times New Roman" w:hint="eastAsia"/>
+          <w:rFonts w:ascii="Times New Roman" w:eastAsia="標楷體" w:hAnsi="Times New Roman"/>
           <w:bCs/>
           <w:szCs w:val="28"/>
         </w:rPr>
@@ -8953,7 +11804,7 @@
           <w:bCs/>
           <w:szCs w:val="28"/>
         </w:rPr>
-        <w:t xml:space="preserve"> 10-2-</w:t>
+        <w:t xml:space="preserve"> 10-2-29 </w:t>
       </w:r>
       <w:r>
         <w:rPr>
@@ -8961,7 +11812,7 @@
           <w:bCs/>
           <w:szCs w:val="28"/>
         </w:rPr>
-        <w:t>21</w:t>
+        <w:t>上傳</w:t>
       </w:r>
       <w:r>
         <w:rPr>
@@ -8969,15 +11820,7 @@
           <w:bCs/>
           <w:szCs w:val="28"/>
         </w:rPr>
-        <w:t xml:space="preserve"> </w:t>
-      </w:r>
-      <w:r>
-        <w:rPr>
-          <w:rFonts w:ascii="Times New Roman" w:eastAsia="標楷體" w:hAnsi="Times New Roman"/>
-          <w:bCs/>
-          <w:szCs w:val="28"/>
-        </w:rPr>
-        <w:t>歷史回顧測試</w:t>
+        <w:t>圖片測試</w:t>
       </w:r>
     </w:p>
     <w:tbl>
@@ -9021,18 +11864,18 @@
           <w:p>
             <w:pPr>
               <w:rPr>
-                <w:rFonts w:ascii="Times New Roman" w:eastAsia="標楷體" w:hAnsi="Times New Roman" w:hint="eastAsia"/>
-                <w:bCs/>
-                <w:szCs w:val="28"/>
-              </w:rPr>
-            </w:pPr>
-            <w:r>
-              <w:rPr>
-                <w:rFonts w:ascii="Times New Roman" w:eastAsia="標楷體" w:hAnsi="Times New Roman" w:hint="eastAsia"/>
-                <w:bCs/>
-                <w:szCs w:val="28"/>
-              </w:rPr>
-              <w:t>E4</w:t>
+                <w:rFonts w:ascii="Times New Roman" w:eastAsia="標楷體" w:hAnsi="Times New Roman"/>
+                <w:bCs/>
+                <w:szCs w:val="28"/>
+              </w:rPr>
+            </w:pPr>
+            <w:r>
+              <w:rPr>
+                <w:rFonts w:ascii="Times New Roman" w:eastAsia="標楷體" w:hAnsi="Times New Roman"/>
+                <w:bCs/>
+                <w:szCs w:val="28"/>
+              </w:rPr>
+              <w:t>E3</w:t>
             </w:r>
           </w:p>
         </w:tc>
@@ -9079,12 +11922,23 @@
                 <w:bCs/>
                 <w:szCs w:val="28"/>
               </w:rPr>
-              <w:t>歷史回顧</w:t>
-            </w:r>
-          </w:p>
-        </w:tc>
-      </w:tr>
-      <w:tr>
+              <w:t>上傳</w:t>
+            </w:r>
+            <w:r>
+              <w:rPr>
+                <w:rFonts w:ascii="Times New Roman" w:eastAsia="標楷體" w:hAnsi="Times New Roman"/>
+                <w:bCs/>
+                <w:szCs w:val="28"/>
+              </w:rPr>
+              <w:t>圖片</w:t>
+            </w:r>
+          </w:p>
+        </w:tc>
+      </w:tr>
+      <w:tr>
+        <w:trPr>
+          <w:trHeight w:val="177"/>
+        </w:trPr>
         <w:tc>
           <w:tcPr>
             <w:tcW w:w="2405" w:type="dxa"/>
@@ -9122,11 +11976,27 @@
             </w:pPr>
             <w:r>
               <w:rPr>
-                <w:rFonts w:ascii="Times New Roman" w:eastAsia="標楷體" w:hAnsi="Times New Roman" w:hint="eastAsia"/>
-                <w:bCs/>
-                <w:szCs w:val="28"/>
-              </w:rPr>
-              <w:t>確認使用者可以查看過往成長紀錄</w:t>
+                <w:rFonts w:ascii="Times New Roman" w:eastAsia="標楷體" w:hAnsi="Times New Roman"/>
+                <w:bCs/>
+                <w:szCs w:val="28"/>
+              </w:rPr>
+              <w:t>確認系統可以正常</w:t>
+            </w:r>
+            <w:r>
+              <w:rPr>
+                <w:rFonts w:ascii="Times New Roman" w:eastAsia="標楷體" w:hAnsi="Times New Roman" w:hint="eastAsia"/>
+                <w:bCs/>
+                <w:szCs w:val="28"/>
+              </w:rPr>
+              <w:t>上傳</w:t>
+            </w:r>
+            <w:r>
+              <w:rPr>
+                <w:rFonts w:ascii="Times New Roman" w:eastAsia="標楷體" w:hAnsi="Times New Roman"/>
+                <w:bCs/>
+                <w:szCs w:val="28"/>
+              </w:rPr>
+              <w:t>嬰幼兒圖片</w:t>
             </w:r>
           </w:p>
         </w:tc>
@@ -9173,7 +12043,7 @@
                 <w:bCs/>
                 <w:szCs w:val="28"/>
               </w:rPr>
-              <w:t>進入歷史回顧頁面，查看過往的成長資料與紀錄</w:t>
+              <w:t>進入嬰幼兒紀錄頁面，上傳嬰幼兒圖片</w:t>
             </w:r>
           </w:p>
         </w:tc>
@@ -9220,7 +12090,31 @@
                 <w:bCs/>
                 <w:szCs w:val="28"/>
               </w:rPr>
-              <w:t>歷史紀錄正常顯示，無資料時顯示空狀態而非錯誤畫面</w:t>
+              <w:t>可以上傳</w:t>
+            </w:r>
+            <w:r>
+              <w:rPr>
+                <w:rFonts w:ascii="Times New Roman" w:eastAsia="標楷體" w:hAnsi="Times New Roman" w:hint="eastAsia"/>
+                <w:bCs/>
+                <w:szCs w:val="28"/>
+              </w:rPr>
+              <w:t>嬰幼兒圖片</w:t>
+            </w:r>
+            <w:r>
+              <w:rPr>
+                <w:rFonts w:ascii="Times New Roman" w:eastAsia="標楷體" w:hAnsi="Times New Roman" w:hint="eastAsia"/>
+                <w:bCs/>
+                <w:szCs w:val="28"/>
+              </w:rPr>
+              <w:t>，並且</w:t>
+            </w:r>
+            <w:r>
+              <w:rPr>
+                <w:rFonts w:ascii="Times New Roman" w:eastAsia="標楷體" w:hAnsi="Times New Roman" w:hint="eastAsia"/>
+                <w:bCs/>
+                <w:szCs w:val="28"/>
+              </w:rPr>
+              <w:t>正常顯示</w:t>
             </w:r>
           </w:p>
         </w:tc>
@@ -9286,7 +12180,7 @@
         <w:ind w:left="0"/>
         <w:jc w:val="center"/>
         <w:rPr>
-          <w:rFonts w:ascii="Times New Roman" w:eastAsia="標楷體" w:hAnsi="Times New Roman" w:hint="eastAsia"/>
+          <w:rFonts w:ascii="Times New Roman" w:eastAsia="標楷體" w:hAnsi="Times New Roman"/>
           <w:bCs/>
           <w:szCs w:val="28"/>
         </w:rPr>
@@ -9305,23 +12199,7 @@
           <w:bCs/>
           <w:szCs w:val="28"/>
         </w:rPr>
-        <w:t xml:space="preserve"> 10-2-</w:t>
-      </w:r>
-      <w:r>
-        <w:rPr>
-          <w:rFonts w:ascii="Times New Roman" w:eastAsia="標楷體" w:hAnsi="Times New Roman" w:hint="eastAsia"/>
-          <w:bCs/>
-          <w:szCs w:val="28"/>
-        </w:rPr>
-        <w:t>2</w:t>
-      </w:r>
-      <w:r>
-        <w:rPr>
-          <w:rFonts w:ascii="Times New Roman" w:eastAsia="標楷體" w:hAnsi="Times New Roman" w:hint="eastAsia"/>
-          <w:bCs/>
-          <w:szCs w:val="28"/>
-        </w:rPr>
-        <w:t>2</w:t>
+        <w:t xml:space="preserve"> 10-2-30 </w:t>
       </w:r>
       <w:r>
         <w:rPr>
@@ -9329,15 +12207,7 @@
           <w:bCs/>
           <w:szCs w:val="28"/>
         </w:rPr>
-        <w:t xml:space="preserve"> </w:t>
-      </w:r>
-      <w:r>
-        <w:rPr>
-          <w:rFonts w:ascii="Times New Roman" w:eastAsia="標楷體" w:hAnsi="Times New Roman"/>
-          <w:bCs/>
-          <w:szCs w:val="28"/>
-        </w:rPr>
-        <w:t>瀏覽個人資訊測試</w:t>
+        <w:t>顯示圖表測試</w:t>
       </w:r>
     </w:p>
     <w:tbl>
@@ -9381,18 +12251,18 @@
           <w:p>
             <w:pPr>
               <w:rPr>
-                <w:rFonts w:ascii="Times New Roman" w:eastAsia="標楷體" w:hAnsi="Times New Roman" w:hint="eastAsia"/>
-                <w:bCs/>
-                <w:szCs w:val="28"/>
-              </w:rPr>
-            </w:pPr>
-            <w:r>
-              <w:rPr>
-                <w:rFonts w:ascii="Times New Roman" w:eastAsia="標楷體" w:hAnsi="Times New Roman" w:hint="eastAsia"/>
-                <w:bCs/>
-                <w:szCs w:val="28"/>
-              </w:rPr>
-              <w:t>E5</w:t>
+                <w:rFonts w:ascii="Times New Roman" w:eastAsia="標楷體" w:hAnsi="Times New Roman"/>
+                <w:bCs/>
+                <w:szCs w:val="28"/>
+              </w:rPr>
+            </w:pPr>
+            <w:r>
+              <w:rPr>
+                <w:rFonts w:ascii="Times New Roman" w:eastAsia="標楷體" w:hAnsi="Times New Roman"/>
+                <w:bCs/>
+                <w:szCs w:val="28"/>
+              </w:rPr>
+              <w:t>E4</w:t>
             </w:r>
           </w:p>
         </w:tc>
@@ -9435,14 +12305,19 @@
             </w:pPr>
             <w:r>
               <w:rPr>
-                <w:rFonts w:ascii="Times New Roman" w:eastAsia="標楷體" w:hAnsi="Times New Roman" w:hint="eastAsia"/>
-              </w:rPr>
-              <w:t>分享卡片</w:t>
-            </w:r>
-          </w:p>
-        </w:tc>
-      </w:tr>
-      <w:tr>
+                <w:rFonts w:ascii="Times New Roman" w:eastAsia="標楷體" w:hAnsi="Times New Roman"/>
+                <w:bCs/>
+                <w:szCs w:val="28"/>
+              </w:rPr>
+              <w:t>顯示圖表</w:t>
+            </w:r>
+          </w:p>
+        </w:tc>
+      </w:tr>
+      <w:tr>
+        <w:trPr>
+          <w:trHeight w:val="177"/>
+        </w:trPr>
         <w:tc>
           <w:tcPr>
             <w:tcW w:w="2405" w:type="dxa"/>
@@ -9480,9 +12355,11 @@
             </w:pPr>
             <w:r>
               <w:rPr>
-                <w:rFonts w:ascii="Times New Roman" w:eastAsia="標楷體" w:hAnsi="Times New Roman" w:hint="eastAsia"/>
-              </w:rPr>
-              <w:t>確認使用者可以產生成長分享卡片</w:t>
+                <w:rFonts w:ascii="Times New Roman" w:eastAsia="標楷體" w:hAnsi="Times New Roman"/>
+                <w:bCs/>
+                <w:szCs w:val="28"/>
+              </w:rPr>
+              <w:t>確認系統可以將嬰幼兒成長資料以圖表呈現</w:t>
             </w:r>
           </w:p>
         </w:tc>
@@ -9526,8 +12403,10 @@
             <w:r>
               <w:rPr>
                 <w:rFonts w:ascii="Times New Roman" w:eastAsia="標楷體" w:hAnsi="Times New Roman" w:hint="eastAsia"/>
-              </w:rPr>
-              <w:t>選擇指定紀錄並產生分享卡片，再開啟分享連結</w:t>
+                <w:bCs/>
+                <w:szCs w:val="28"/>
+              </w:rPr>
+              <w:t>進入成長圖表頁面，查看身高、體重等成長資料</w:t>
             </w:r>
           </w:p>
         </w:tc>
@@ -9571,8 +12450,10 @@
             <w:r>
               <w:rPr>
                 <w:rFonts w:ascii="Times New Roman" w:eastAsia="標楷體" w:hAnsi="Times New Roman" w:hint="eastAsia"/>
-              </w:rPr>
-              <w:t>成功產生可分享的成長卡片，並可開啟對應的分享頁面</w:t>
+                <w:bCs/>
+                <w:szCs w:val="28"/>
+              </w:rPr>
+              <w:t>成長資料以圖表方式正常呈現，且數據與輸入紀錄相符</w:t>
             </w:r>
           </w:p>
         </w:tc>
@@ -9638,7 +12519,7 @@
         <w:ind w:left="0"/>
         <w:jc w:val="center"/>
         <w:rPr>
-          <w:rFonts w:ascii="Times New Roman" w:eastAsia="標楷體" w:hAnsi="Times New Roman" w:hint="eastAsia"/>
+          <w:rFonts w:ascii="Times New Roman" w:eastAsia="標楷體" w:hAnsi="Times New Roman"/>
           <w:bCs/>
           <w:szCs w:val="28"/>
         </w:rPr>
@@ -9657,23 +12538,7 @@
           <w:bCs/>
           <w:szCs w:val="28"/>
         </w:rPr>
-        <w:t xml:space="preserve"> 10-2-</w:t>
-      </w:r>
-      <w:r>
-        <w:rPr>
-          <w:rFonts w:ascii="Times New Roman" w:eastAsia="標楷體" w:hAnsi="Times New Roman" w:hint="eastAsia"/>
-          <w:bCs/>
-          <w:szCs w:val="28"/>
-        </w:rPr>
-        <w:t>2</w:t>
-      </w:r>
-      <w:r>
-        <w:rPr>
-          <w:rFonts w:ascii="Times New Roman" w:eastAsia="標楷體" w:hAnsi="Times New Roman" w:hint="eastAsia"/>
-          <w:bCs/>
-          <w:szCs w:val="28"/>
-        </w:rPr>
-        <w:t>3</w:t>
+        <w:t xml:space="preserve"> 10-2-31 </w:t>
       </w:r>
       <w:r>
         <w:rPr>
@@ -9681,15 +12546,7 @@
           <w:bCs/>
           <w:szCs w:val="28"/>
         </w:rPr>
-        <w:t xml:space="preserve"> </w:t>
-      </w:r>
-      <w:r>
-        <w:rPr>
-          <w:rFonts w:ascii="Times New Roman" w:eastAsia="標楷體" w:hAnsi="Times New Roman"/>
-          <w:bCs/>
-          <w:szCs w:val="28"/>
-        </w:rPr>
-        <w:t>瀏覽個人資訊測試</w:t>
+        <w:t>顯示歷史回顧測試</w:t>
       </w:r>
     </w:p>
     <w:tbl>
@@ -9733,26 +12590,18 @@
           <w:p>
             <w:pPr>
               <w:rPr>
-                <w:rFonts w:ascii="Times New Roman" w:eastAsia="標楷體" w:hAnsi="Times New Roman" w:hint="eastAsia"/>
-                <w:bCs/>
-                <w:szCs w:val="28"/>
-              </w:rPr>
-            </w:pPr>
-            <w:r>
-              <w:rPr>
-                <w:rFonts w:ascii="Times New Roman" w:eastAsia="標楷體" w:hAnsi="Times New Roman" w:hint="eastAsia"/>
-                <w:bCs/>
-                <w:szCs w:val="28"/>
-              </w:rPr>
-              <w:t>E</w:t>
-            </w:r>
-            <w:r>
-              <w:rPr>
-                <w:rFonts w:ascii="Times New Roman" w:eastAsia="標楷體" w:hAnsi="Times New Roman" w:hint="eastAsia"/>
-                <w:bCs/>
-                <w:szCs w:val="28"/>
-              </w:rPr>
-              <w:t>6</w:t>
+                <w:rFonts w:ascii="Times New Roman" w:eastAsia="標楷體" w:hAnsi="Times New Roman"/>
+                <w:bCs/>
+                <w:szCs w:val="28"/>
+              </w:rPr>
+            </w:pPr>
+            <w:r>
+              <w:rPr>
+                <w:rFonts w:ascii="Times New Roman" w:eastAsia="標楷體" w:hAnsi="Times New Roman"/>
+                <w:bCs/>
+                <w:szCs w:val="28"/>
+              </w:rPr>
+              <w:t>E5</w:t>
             </w:r>
           </w:p>
         </w:tc>
@@ -9795,14 +12644,19 @@
             </w:pPr>
             <w:r>
               <w:rPr>
-                <w:rFonts w:ascii="Times New Roman" w:eastAsia="標楷體" w:hAnsi="Times New Roman" w:hint="eastAsia"/>
-              </w:rPr>
-              <w:t>分享卡片</w:t>
-            </w:r>
-          </w:p>
-        </w:tc>
-      </w:tr>
-      <w:tr>
+                <w:rFonts w:ascii="Times New Roman" w:eastAsia="標楷體" w:hAnsi="Times New Roman"/>
+                <w:bCs/>
+                <w:szCs w:val="28"/>
+              </w:rPr>
+              <w:t>顯示歷史回顧</w:t>
+            </w:r>
+          </w:p>
+        </w:tc>
+      </w:tr>
+      <w:tr>
+        <w:trPr>
+          <w:trHeight w:val="177"/>
+        </w:trPr>
         <w:tc>
           <w:tcPr>
             <w:tcW w:w="2405" w:type="dxa"/>
@@ -9822,7 +12676,6 @@
                 <w:bCs/>
                 <w:szCs w:val="28"/>
               </w:rPr>
-              <w:lastRenderedPageBreak/>
               <w:t>測試目的</w:t>
             </w:r>
           </w:p>
@@ -9841,9 +12694,11 @@
             </w:pPr>
             <w:r>
               <w:rPr>
-                <w:rFonts w:ascii="Times New Roman" w:eastAsia="標楷體" w:hAnsi="Times New Roman" w:hint="eastAsia"/>
-              </w:rPr>
-              <w:t>確認使用者可以產生成長分享卡片</w:t>
+                <w:rFonts w:ascii="Times New Roman" w:eastAsia="標楷體" w:hAnsi="Times New Roman"/>
+                <w:bCs/>
+                <w:szCs w:val="28"/>
+              </w:rPr>
+              <w:t>確認使用者可以查看嬰幼兒過往的成長紀錄</w:t>
             </w:r>
           </w:p>
         </w:tc>
@@ -9887,8 +12742,10 @@
             <w:r>
               <w:rPr>
                 <w:rFonts w:ascii="Times New Roman" w:eastAsia="標楷體" w:hAnsi="Times New Roman" w:hint="eastAsia"/>
-              </w:rPr>
-              <w:t>選擇指定紀錄並產生分享卡片，再開啟分享連結</w:t>
+                <w:bCs/>
+                <w:szCs w:val="28"/>
+              </w:rPr>
+              <w:t>進入歷史回顧頁面，查看過往的成長資料與相關紀錄</w:t>
             </w:r>
           </w:p>
         </w:tc>
@@ -9932,8 +12789,10 @@
             <w:r>
               <w:rPr>
                 <w:rFonts w:ascii="Times New Roman" w:eastAsia="標楷體" w:hAnsi="Times New Roman" w:hint="eastAsia"/>
-              </w:rPr>
-              <w:t>成功產生可分享的成長卡片，並可開啟對應的分享頁面</w:t>
+                <w:bCs/>
+                <w:szCs w:val="28"/>
+              </w:rPr>
+              <w:t>歷史紀錄正常顯示，無資料時顯示適當的空狀態</w:t>
             </w:r>
           </w:p>
         </w:tc>
@@ -9999,7 +12858,7 @@
         <w:ind w:left="0"/>
         <w:jc w:val="center"/>
         <w:rPr>
-          <w:rFonts w:ascii="Times New Roman" w:eastAsia="標楷體" w:hAnsi="Times New Roman" w:hint="eastAsia"/>
+          <w:rFonts w:ascii="Times New Roman" w:eastAsia="標楷體" w:hAnsi="Times New Roman"/>
           <w:bCs/>
           <w:szCs w:val="28"/>
         </w:rPr>
@@ -10018,15 +12877,7 @@
           <w:bCs/>
           <w:szCs w:val="28"/>
         </w:rPr>
-        <w:t xml:space="preserve"> 10-2-</w:t>
-      </w:r>
-      <w:r>
-        <w:rPr>
-          <w:rFonts w:ascii="Times New Roman" w:eastAsia="標楷體" w:hAnsi="Times New Roman" w:hint="eastAsia"/>
-          <w:bCs/>
-          <w:szCs w:val="28"/>
-        </w:rPr>
-        <w:t>24</w:t>
+        <w:t xml:space="preserve"> 10-2-32 </w:t>
       </w:r>
       <w:r>
         <w:rPr>
@@ -10034,15 +12885,7 @@
           <w:bCs/>
           <w:szCs w:val="28"/>
         </w:rPr>
-        <w:t xml:space="preserve"> </w:t>
-      </w:r>
-      <w:r>
-        <w:rPr>
-          <w:rFonts w:ascii="Times New Roman" w:eastAsia="標楷體" w:hAnsi="Times New Roman"/>
-          <w:bCs/>
-          <w:szCs w:val="28"/>
-        </w:rPr>
-        <w:t>成長紀錄顯示測試</w:t>
+        <w:t>分享卡片測試</w:t>
       </w:r>
     </w:p>
     <w:tbl>
@@ -10086,26 +12929,18 @@
           <w:p>
             <w:pPr>
               <w:rPr>
-                <w:rFonts w:ascii="Times New Roman" w:eastAsia="標楷體" w:hAnsi="Times New Roman" w:hint="eastAsia"/>
-                <w:bCs/>
-                <w:szCs w:val="28"/>
-              </w:rPr>
-            </w:pPr>
-            <w:r>
-              <w:rPr>
-                <w:rFonts w:ascii="Times New Roman" w:eastAsia="標楷體" w:hAnsi="Times New Roman" w:hint="eastAsia"/>
-                <w:bCs/>
-                <w:szCs w:val="28"/>
-              </w:rPr>
-              <w:t>E</w:t>
-            </w:r>
-            <w:r>
-              <w:rPr>
-                <w:rFonts w:ascii="Times New Roman" w:eastAsia="標楷體" w:hAnsi="Times New Roman" w:hint="eastAsia"/>
-                <w:bCs/>
-                <w:szCs w:val="28"/>
-              </w:rPr>
-              <w:t>7</w:t>
+                <w:rFonts w:ascii="Times New Roman" w:eastAsia="標楷體" w:hAnsi="Times New Roman"/>
+                <w:bCs/>
+                <w:szCs w:val="28"/>
+              </w:rPr>
+            </w:pPr>
+            <w:r>
+              <w:rPr>
+                <w:rFonts w:ascii="Times New Roman" w:eastAsia="標楷體" w:hAnsi="Times New Roman"/>
+                <w:bCs/>
+                <w:szCs w:val="28"/>
+              </w:rPr>
+              <w:t>E6</w:t>
             </w:r>
           </w:p>
         </w:tc>
@@ -10148,14 +12983,19 @@
             </w:pPr>
             <w:r>
               <w:rPr>
-                <w:rFonts w:ascii="Times New Roman" w:eastAsia="標楷體" w:hAnsi="Times New Roman" w:hint="eastAsia"/>
-              </w:rPr>
-              <w:t>成長紀錄顯示</w:t>
-            </w:r>
-          </w:p>
-        </w:tc>
-      </w:tr>
-      <w:tr>
+                <w:rFonts w:ascii="Times New Roman" w:eastAsia="標楷體" w:hAnsi="Times New Roman"/>
+                <w:bCs/>
+                <w:szCs w:val="28"/>
+              </w:rPr>
+              <w:t>分享卡片</w:t>
+            </w:r>
+          </w:p>
+        </w:tc>
+      </w:tr>
+      <w:tr>
+        <w:trPr>
+          <w:trHeight w:val="177"/>
+        </w:trPr>
         <w:tc>
           <w:tcPr>
             <w:tcW w:w="2405" w:type="dxa"/>
@@ -10193,9 +13033,11 @@
             </w:pPr>
             <w:r>
               <w:rPr>
-                <w:rFonts w:ascii="Times New Roman" w:eastAsia="標楷體" w:hAnsi="Times New Roman" w:hint="eastAsia"/>
-              </w:rPr>
-              <w:t>確認系統可以依照嬰幼兒紀錄正確呈現成長資訊</w:t>
+                <w:rFonts w:ascii="Times New Roman" w:eastAsia="標楷體" w:hAnsi="Times New Roman"/>
+                <w:bCs/>
+                <w:szCs w:val="28"/>
+              </w:rPr>
+              <w:t>確認使用者可以產生成長分享卡片</w:t>
             </w:r>
           </w:p>
         </w:tc>
@@ -10239,8 +13081,10 @@
             <w:r>
               <w:rPr>
                 <w:rFonts w:ascii="Times New Roman" w:eastAsia="標楷體" w:hAnsi="Times New Roman" w:hint="eastAsia"/>
-              </w:rPr>
-              <w:t>進入成長紀錄頁面，查看已建立的身高、體重等成長資料</w:t>
+                <w:bCs/>
+                <w:szCs w:val="28"/>
+              </w:rPr>
+              <w:t>選擇指定紀錄並產生分享卡片，再開啟分享連結</w:t>
             </w:r>
           </w:p>
         </w:tc>
@@ -10284,8 +13128,10 @@
             <w:r>
               <w:rPr>
                 <w:rFonts w:ascii="Times New Roman" w:eastAsia="標楷體" w:hAnsi="Times New Roman" w:hint="eastAsia"/>
-              </w:rPr>
-              <w:t>成長紀錄完整顯示，且資料與實際紀錄一致</w:t>
+                <w:bCs/>
+                <w:szCs w:val="28"/>
+              </w:rPr>
+              <w:t>成功產生可分享的成長卡片，並可開啟對應的分享頁面</w:t>
             </w:r>
           </w:p>
         </w:tc>
@@ -10341,10 +13187,690 @@
     <w:p>
       <w:pPr>
         <w:rPr>
-          <w:rFonts w:ascii="Times New Roman" w:eastAsia="標楷體" w:hAnsi="Times New Roman" w:hint="eastAsia"/>
+          <w:rFonts w:ascii="Times New Roman" w:eastAsia="標楷體" w:hAnsi="Times New Roman"/>
         </w:rPr>
       </w:pPr>
     </w:p>
+    <w:p>
+      <w:pPr>
+        <w:pStyle w:val="a5"/>
+        <w:ind w:left="0"/>
+        <w:jc w:val="center"/>
+        <w:rPr>
+          <w:rFonts w:ascii="Times New Roman" w:eastAsia="標楷體" w:hAnsi="Times New Roman"/>
+          <w:bCs/>
+          <w:szCs w:val="28"/>
+        </w:rPr>
+      </w:pPr>
+      <w:r>
+        <w:rPr>
+          <w:rFonts w:ascii="Times New Roman" w:eastAsia="標楷體" w:hAnsi="Times New Roman"/>
+          <w:bCs/>
+          <w:szCs w:val="28"/>
+        </w:rPr>
+        <w:t>表</w:t>
+      </w:r>
+      <w:r>
+        <w:rPr>
+          <w:rFonts w:ascii="Times New Roman" w:eastAsia="標楷體" w:hAnsi="Times New Roman"/>
+          <w:bCs/>
+          <w:szCs w:val="28"/>
+        </w:rPr>
+        <w:t xml:space="preserve"> 10-2-33 </w:t>
+      </w:r>
+      <w:r>
+        <w:rPr>
+          <w:rFonts w:ascii="Times New Roman" w:eastAsia="標楷體" w:hAnsi="Times New Roman"/>
+          <w:bCs/>
+          <w:szCs w:val="28"/>
+        </w:rPr>
+        <w:t>顯示成長里程碑測試</w:t>
+      </w:r>
+    </w:p>
+    <w:tbl>
+      <w:tblPr>
+        <w:tblStyle w:val="a8"/>
+        <w:tblW w:w="0" w:type="auto"/>
+        <w:tblLook w:val="04A0" w:firstRow="1" w:lastRow="0" w:firstColumn="1" w:lastColumn="0" w:noHBand="0" w:noVBand="1"/>
+      </w:tblPr>
+      <w:tblGrid>
+        <w:gridCol w:w="2405"/>
+        <w:gridCol w:w="7789"/>
+      </w:tblGrid>
+      <w:tr>
+        <w:tc>
+          <w:tcPr>
+            <w:tcW w:w="2405" w:type="dxa"/>
+            <w:shd w:val="clear" w:color="auto" w:fill="BFBFBF" w:themeFill="background1" w:themeFillShade="BF"/>
+          </w:tcPr>
+          <w:p>
+            <w:pPr>
+              <w:rPr>
+                <w:rFonts w:ascii="Times New Roman" w:eastAsia="標楷體" w:hAnsi="Times New Roman"/>
+                <w:bCs/>
+                <w:szCs w:val="28"/>
+              </w:rPr>
+            </w:pPr>
+            <w:r>
+              <w:rPr>
+                <w:rFonts w:ascii="Times New Roman" w:eastAsia="標楷體" w:hAnsi="Times New Roman" w:hint="eastAsia"/>
+                <w:bCs/>
+                <w:szCs w:val="28"/>
+              </w:rPr>
+              <w:lastRenderedPageBreak/>
+              <w:t>測試標號</w:t>
+            </w:r>
+          </w:p>
+        </w:tc>
+        <w:tc>
+          <w:tcPr>
+            <w:tcW w:w="7789" w:type="dxa"/>
+          </w:tcPr>
+          <w:p>
+            <w:pPr>
+              <w:rPr>
+                <w:rFonts w:ascii="Times New Roman" w:eastAsia="標楷體" w:hAnsi="Times New Roman"/>
+                <w:bCs/>
+                <w:szCs w:val="28"/>
+              </w:rPr>
+            </w:pPr>
+            <w:r>
+              <w:rPr>
+                <w:rFonts w:ascii="Times New Roman" w:eastAsia="標楷體" w:hAnsi="Times New Roman"/>
+                <w:bCs/>
+                <w:szCs w:val="28"/>
+              </w:rPr>
+              <w:t>E7</w:t>
+            </w:r>
+          </w:p>
+        </w:tc>
+      </w:tr>
+      <w:tr>
+        <w:tc>
+          <w:tcPr>
+            <w:tcW w:w="2405" w:type="dxa"/>
+            <w:shd w:val="clear" w:color="auto" w:fill="BFBFBF" w:themeFill="background1" w:themeFillShade="BF"/>
+          </w:tcPr>
+          <w:p>
+            <w:pPr>
+              <w:rPr>
+                <w:rFonts w:ascii="Times New Roman" w:eastAsia="標楷體" w:hAnsi="Times New Roman"/>
+                <w:bCs/>
+                <w:szCs w:val="28"/>
+              </w:rPr>
+            </w:pPr>
+            <w:r>
+              <w:rPr>
+                <w:rFonts w:ascii="Times New Roman" w:eastAsia="標楷體" w:hAnsi="Times New Roman" w:hint="eastAsia"/>
+                <w:bCs/>
+                <w:szCs w:val="28"/>
+              </w:rPr>
+              <w:t>功能名稱</w:t>
+            </w:r>
+          </w:p>
+        </w:tc>
+        <w:tc>
+          <w:tcPr>
+            <w:tcW w:w="7789" w:type="dxa"/>
+          </w:tcPr>
+          <w:p>
+            <w:pPr>
+              <w:rPr>
+                <w:rFonts w:ascii="Times New Roman" w:eastAsia="標楷體" w:hAnsi="Times New Roman"/>
+                <w:bCs/>
+                <w:szCs w:val="28"/>
+              </w:rPr>
+            </w:pPr>
+            <w:r>
+              <w:rPr>
+                <w:rFonts w:ascii="Times New Roman" w:eastAsia="標楷體" w:hAnsi="Times New Roman"/>
+                <w:bCs/>
+                <w:szCs w:val="28"/>
+              </w:rPr>
+              <w:t>顯示成長里程碑</w:t>
+            </w:r>
+          </w:p>
+        </w:tc>
+      </w:tr>
+      <w:tr>
+        <w:trPr>
+          <w:trHeight w:val="177"/>
+        </w:trPr>
+        <w:tc>
+          <w:tcPr>
+            <w:tcW w:w="2405" w:type="dxa"/>
+            <w:shd w:val="clear" w:color="auto" w:fill="BFBFBF" w:themeFill="background1" w:themeFillShade="BF"/>
+          </w:tcPr>
+          <w:p>
+            <w:pPr>
+              <w:rPr>
+                <w:rFonts w:ascii="Times New Roman" w:eastAsia="標楷體" w:hAnsi="Times New Roman"/>
+                <w:bCs/>
+                <w:szCs w:val="28"/>
+              </w:rPr>
+            </w:pPr>
+            <w:r>
+              <w:rPr>
+                <w:rFonts w:ascii="Times New Roman" w:eastAsia="標楷體" w:hAnsi="Times New Roman" w:hint="eastAsia"/>
+                <w:bCs/>
+                <w:szCs w:val="28"/>
+              </w:rPr>
+              <w:t>測試目的</w:t>
+            </w:r>
+          </w:p>
+        </w:tc>
+        <w:tc>
+          <w:tcPr>
+            <w:tcW w:w="7789" w:type="dxa"/>
+          </w:tcPr>
+          <w:p>
+            <w:pPr>
+              <w:rPr>
+                <w:rFonts w:ascii="Times New Roman" w:eastAsia="標楷體" w:hAnsi="Times New Roman"/>
+                <w:bCs/>
+                <w:szCs w:val="28"/>
+              </w:rPr>
+            </w:pPr>
+            <w:r>
+              <w:rPr>
+                <w:rFonts w:ascii="Times New Roman" w:eastAsia="標楷體" w:hAnsi="Times New Roman"/>
+                <w:bCs/>
+                <w:szCs w:val="28"/>
+              </w:rPr>
+              <w:t>確認系統可以依照嬰幼兒成長資料顯示相關成長里程碑</w:t>
+            </w:r>
+          </w:p>
+        </w:tc>
+      </w:tr>
+      <w:tr>
+        <w:tc>
+          <w:tcPr>
+            <w:tcW w:w="2405" w:type="dxa"/>
+            <w:shd w:val="clear" w:color="auto" w:fill="BFBFBF" w:themeFill="background1" w:themeFillShade="BF"/>
+          </w:tcPr>
+          <w:p>
+            <w:pPr>
+              <w:rPr>
+                <w:rFonts w:ascii="Times New Roman" w:eastAsia="標楷體" w:hAnsi="Times New Roman"/>
+                <w:bCs/>
+                <w:szCs w:val="28"/>
+              </w:rPr>
+            </w:pPr>
+            <w:r>
+              <w:rPr>
+                <w:rFonts w:ascii="Times New Roman" w:eastAsia="標楷體" w:hAnsi="Times New Roman" w:hint="eastAsia"/>
+                <w:bCs/>
+                <w:szCs w:val="28"/>
+              </w:rPr>
+              <w:t>測試流程</w:t>
+            </w:r>
+          </w:p>
+        </w:tc>
+        <w:tc>
+          <w:tcPr>
+            <w:tcW w:w="7789" w:type="dxa"/>
+          </w:tcPr>
+          <w:p>
+            <w:pPr>
+              <w:rPr>
+                <w:rFonts w:ascii="Times New Roman" w:eastAsia="標楷體" w:hAnsi="Times New Roman"/>
+                <w:bCs/>
+                <w:szCs w:val="28"/>
+              </w:rPr>
+            </w:pPr>
+            <w:r>
+              <w:rPr>
+                <w:rFonts w:ascii="Times New Roman" w:eastAsia="標楷體" w:hAnsi="Times New Roman" w:hint="eastAsia"/>
+                <w:bCs/>
+                <w:szCs w:val="28"/>
+              </w:rPr>
+              <w:t>進入成長里程碑頁面，查看目前已達成及相關的成長里程碑</w:t>
+            </w:r>
+          </w:p>
+        </w:tc>
+      </w:tr>
+      <w:tr>
+        <w:tc>
+          <w:tcPr>
+            <w:tcW w:w="2405" w:type="dxa"/>
+            <w:shd w:val="clear" w:color="auto" w:fill="BFBFBF" w:themeFill="background1" w:themeFillShade="BF"/>
+          </w:tcPr>
+          <w:p>
+            <w:pPr>
+              <w:rPr>
+                <w:rFonts w:ascii="Times New Roman" w:eastAsia="標楷體" w:hAnsi="Times New Roman"/>
+                <w:bCs/>
+                <w:szCs w:val="28"/>
+              </w:rPr>
+            </w:pPr>
+            <w:r>
+              <w:rPr>
+                <w:rFonts w:ascii="Times New Roman" w:eastAsia="標楷體" w:hAnsi="Times New Roman" w:hint="eastAsia"/>
+                <w:bCs/>
+                <w:szCs w:val="28"/>
+              </w:rPr>
+              <w:t>預期成果</w:t>
+            </w:r>
+          </w:p>
+        </w:tc>
+        <w:tc>
+          <w:tcPr>
+            <w:tcW w:w="7789" w:type="dxa"/>
+          </w:tcPr>
+          <w:p>
+            <w:pPr>
+              <w:rPr>
+                <w:rFonts w:ascii="Times New Roman" w:eastAsia="標楷體" w:hAnsi="Times New Roman"/>
+                <w:bCs/>
+                <w:szCs w:val="28"/>
+              </w:rPr>
+            </w:pPr>
+            <w:r>
+              <w:rPr>
+                <w:rFonts w:ascii="Times New Roman" w:eastAsia="標楷體" w:hAnsi="Times New Roman" w:hint="eastAsia"/>
+                <w:bCs/>
+                <w:szCs w:val="28"/>
+              </w:rPr>
+              <w:t>成長里程碑正常顯示，且與嬰幼兒目前的成長資料相符</w:t>
+            </w:r>
+          </w:p>
+        </w:tc>
+      </w:tr>
+      <w:tr>
+        <w:tc>
+          <w:tcPr>
+            <w:tcW w:w="2405" w:type="dxa"/>
+            <w:shd w:val="clear" w:color="auto" w:fill="BFBFBF" w:themeFill="background1" w:themeFillShade="BF"/>
+          </w:tcPr>
+          <w:p>
+            <w:pPr>
+              <w:rPr>
+                <w:rFonts w:ascii="Times New Roman" w:eastAsia="標楷體" w:hAnsi="Times New Roman"/>
+                <w:bCs/>
+                <w:szCs w:val="28"/>
+              </w:rPr>
+            </w:pPr>
+            <w:r>
+              <w:rPr>
+                <w:rFonts w:ascii="Times New Roman" w:eastAsia="標楷體" w:hAnsi="Times New Roman" w:hint="eastAsia"/>
+                <w:bCs/>
+                <w:szCs w:val="28"/>
+              </w:rPr>
+              <w:t>測試結果</w:t>
+            </w:r>
+          </w:p>
+        </w:tc>
+        <w:tc>
+          <w:tcPr>
+            <w:tcW w:w="7789" w:type="dxa"/>
+          </w:tcPr>
+          <w:p>
+            <w:pPr>
+              <w:rPr>
+                <w:rFonts w:ascii="Times New Roman" w:eastAsia="標楷體" w:hAnsi="Times New Roman"/>
+                <w:bCs/>
+                <w:szCs w:val="28"/>
+              </w:rPr>
+            </w:pPr>
+            <w:r>
+              <w:rPr>
+                <w:rFonts w:ascii="Times New Roman" w:eastAsia="標楷體" w:hAnsi="Times New Roman" w:hint="eastAsia"/>
+                <w:bCs/>
+                <w:szCs w:val="28"/>
+              </w:rPr>
+              <w:t>正常</w:t>
+            </w:r>
+          </w:p>
+        </w:tc>
+      </w:tr>
+    </w:tbl>
+    <w:p>
+      <w:pPr>
+        <w:rPr>
+          <w:rFonts w:ascii="Times New Roman" w:eastAsia="標楷體" w:hAnsi="Times New Roman"/>
+        </w:rPr>
+      </w:pPr>
+    </w:p>
+    <w:p>
+      <w:pPr>
+        <w:pStyle w:val="a5"/>
+        <w:ind w:left="0"/>
+        <w:jc w:val="center"/>
+        <w:rPr>
+          <w:rFonts w:ascii="Times New Roman" w:eastAsia="標楷體" w:hAnsi="Times New Roman"/>
+          <w:bCs/>
+          <w:szCs w:val="28"/>
+        </w:rPr>
+      </w:pPr>
+      <w:r>
+        <w:rPr>
+          <w:rFonts w:ascii="Times New Roman" w:eastAsia="標楷體" w:hAnsi="Times New Roman"/>
+          <w:bCs/>
+          <w:szCs w:val="28"/>
+        </w:rPr>
+        <w:t>表</w:t>
+      </w:r>
+      <w:r>
+        <w:rPr>
+          <w:rFonts w:ascii="Times New Roman" w:eastAsia="標楷體" w:hAnsi="Times New Roman"/>
+          <w:bCs/>
+          <w:szCs w:val="28"/>
+        </w:rPr>
+        <w:t xml:space="preserve"> 10-2-34 </w:t>
+      </w:r>
+      <w:r>
+        <w:rPr>
+          <w:rFonts w:ascii="Times New Roman" w:eastAsia="標楷體" w:hAnsi="Times New Roman"/>
+          <w:bCs/>
+          <w:szCs w:val="28"/>
+        </w:rPr>
+        <w:t>成長評估助手測試</w:t>
+      </w:r>
+    </w:p>
+    <w:tbl>
+      <w:tblPr>
+        <w:tblStyle w:val="a8"/>
+        <w:tblW w:w="0" w:type="auto"/>
+        <w:tblLook w:val="04A0" w:firstRow="1" w:lastRow="0" w:firstColumn="1" w:lastColumn="0" w:noHBand="0" w:noVBand="1"/>
+      </w:tblPr>
+      <w:tblGrid>
+        <w:gridCol w:w="2405"/>
+        <w:gridCol w:w="7789"/>
+      </w:tblGrid>
+      <w:tr>
+        <w:tc>
+          <w:tcPr>
+            <w:tcW w:w="2405" w:type="dxa"/>
+            <w:shd w:val="clear" w:color="auto" w:fill="BFBFBF" w:themeFill="background1" w:themeFillShade="BF"/>
+          </w:tcPr>
+          <w:p>
+            <w:pPr>
+              <w:rPr>
+                <w:rFonts w:ascii="Times New Roman" w:eastAsia="標楷體" w:hAnsi="Times New Roman"/>
+                <w:bCs/>
+                <w:szCs w:val="28"/>
+              </w:rPr>
+            </w:pPr>
+            <w:r>
+              <w:rPr>
+                <w:rFonts w:ascii="Times New Roman" w:eastAsia="標楷體" w:hAnsi="Times New Roman" w:hint="eastAsia"/>
+                <w:bCs/>
+                <w:szCs w:val="28"/>
+              </w:rPr>
+              <w:t>測試標號</w:t>
+            </w:r>
+          </w:p>
+        </w:tc>
+        <w:tc>
+          <w:tcPr>
+            <w:tcW w:w="7789" w:type="dxa"/>
+          </w:tcPr>
+          <w:p>
+            <w:pPr>
+              <w:rPr>
+                <w:rFonts w:ascii="Times New Roman" w:eastAsia="標楷體" w:hAnsi="Times New Roman"/>
+                <w:bCs/>
+                <w:szCs w:val="28"/>
+              </w:rPr>
+            </w:pPr>
+            <w:r>
+              <w:rPr>
+                <w:rFonts w:ascii="Times New Roman" w:eastAsia="標楷體" w:hAnsi="Times New Roman"/>
+                <w:bCs/>
+                <w:szCs w:val="28"/>
+              </w:rPr>
+              <w:t>E8</w:t>
+            </w:r>
+          </w:p>
+        </w:tc>
+      </w:tr>
+      <w:tr>
+        <w:tc>
+          <w:tcPr>
+            <w:tcW w:w="2405" w:type="dxa"/>
+            <w:shd w:val="clear" w:color="auto" w:fill="BFBFBF" w:themeFill="background1" w:themeFillShade="BF"/>
+          </w:tcPr>
+          <w:p>
+            <w:pPr>
+              <w:rPr>
+                <w:rFonts w:ascii="Times New Roman" w:eastAsia="標楷體" w:hAnsi="Times New Roman"/>
+                <w:bCs/>
+                <w:szCs w:val="28"/>
+              </w:rPr>
+            </w:pPr>
+            <w:r>
+              <w:rPr>
+                <w:rFonts w:ascii="Times New Roman" w:eastAsia="標楷體" w:hAnsi="Times New Roman" w:hint="eastAsia"/>
+                <w:bCs/>
+                <w:szCs w:val="28"/>
+              </w:rPr>
+              <w:t>功能名稱</w:t>
+            </w:r>
+          </w:p>
+        </w:tc>
+        <w:tc>
+          <w:tcPr>
+            <w:tcW w:w="7789" w:type="dxa"/>
+          </w:tcPr>
+          <w:p>
+            <w:pPr>
+              <w:rPr>
+                <w:rFonts w:ascii="Times New Roman" w:eastAsia="標楷體" w:hAnsi="Times New Roman"/>
+                <w:bCs/>
+                <w:szCs w:val="28"/>
+              </w:rPr>
+            </w:pPr>
+            <w:r>
+              <w:rPr>
+                <w:rFonts w:ascii="Times New Roman" w:eastAsia="標楷體" w:hAnsi="Times New Roman"/>
+                <w:bCs/>
+                <w:szCs w:val="28"/>
+              </w:rPr>
+              <w:t>成長評估助手</w:t>
+            </w:r>
+          </w:p>
+        </w:tc>
+      </w:tr>
+      <w:tr>
+        <w:trPr>
+          <w:trHeight w:val="177"/>
+        </w:trPr>
+        <w:tc>
+          <w:tcPr>
+            <w:tcW w:w="2405" w:type="dxa"/>
+            <w:shd w:val="clear" w:color="auto" w:fill="BFBFBF" w:themeFill="background1" w:themeFillShade="BF"/>
+          </w:tcPr>
+          <w:p>
+            <w:pPr>
+              <w:rPr>
+                <w:rFonts w:ascii="Times New Roman" w:eastAsia="標楷體" w:hAnsi="Times New Roman"/>
+                <w:bCs/>
+                <w:szCs w:val="28"/>
+              </w:rPr>
+            </w:pPr>
+            <w:r>
+              <w:rPr>
+                <w:rFonts w:ascii="Times New Roman" w:eastAsia="標楷體" w:hAnsi="Times New Roman" w:hint="eastAsia"/>
+                <w:bCs/>
+                <w:szCs w:val="28"/>
+              </w:rPr>
+              <w:t>測試目的</w:t>
+            </w:r>
+          </w:p>
+        </w:tc>
+        <w:tc>
+          <w:tcPr>
+            <w:tcW w:w="7789" w:type="dxa"/>
+          </w:tcPr>
+          <w:p>
+            <w:pPr>
+              <w:rPr>
+                <w:rFonts w:ascii="Times New Roman" w:eastAsia="標楷體" w:hAnsi="Times New Roman"/>
+                <w:bCs/>
+                <w:szCs w:val="28"/>
+              </w:rPr>
+            </w:pPr>
+            <w:r>
+              <w:rPr>
+                <w:rFonts w:ascii="Times New Roman" w:eastAsia="標楷體" w:hAnsi="Times New Roman"/>
+                <w:bCs/>
+                <w:szCs w:val="28"/>
+              </w:rPr>
+              <w:t>確認成長評估助手可以根據嬰幼兒成長資料提供評估資訊</w:t>
+            </w:r>
+          </w:p>
+        </w:tc>
+      </w:tr>
+      <w:tr>
+        <w:tc>
+          <w:tcPr>
+            <w:tcW w:w="2405" w:type="dxa"/>
+            <w:shd w:val="clear" w:color="auto" w:fill="BFBFBF" w:themeFill="background1" w:themeFillShade="BF"/>
+          </w:tcPr>
+          <w:p>
+            <w:pPr>
+              <w:rPr>
+                <w:rFonts w:ascii="Times New Roman" w:eastAsia="標楷體" w:hAnsi="Times New Roman"/>
+                <w:bCs/>
+                <w:szCs w:val="28"/>
+              </w:rPr>
+            </w:pPr>
+            <w:r>
+              <w:rPr>
+                <w:rFonts w:ascii="Times New Roman" w:eastAsia="標楷體" w:hAnsi="Times New Roman" w:hint="eastAsia"/>
+                <w:bCs/>
+                <w:szCs w:val="28"/>
+              </w:rPr>
+              <w:t>測試流程</w:t>
+            </w:r>
+          </w:p>
+        </w:tc>
+        <w:tc>
+          <w:tcPr>
+            <w:tcW w:w="7789" w:type="dxa"/>
+          </w:tcPr>
+          <w:p>
+            <w:pPr>
+              <w:rPr>
+                <w:rFonts w:ascii="Times New Roman" w:eastAsia="標楷體" w:hAnsi="Times New Roman"/>
+                <w:bCs/>
+                <w:szCs w:val="28"/>
+              </w:rPr>
+            </w:pPr>
+            <w:r>
+              <w:rPr>
+                <w:rFonts w:ascii="Times New Roman" w:eastAsia="標楷體" w:hAnsi="Times New Roman" w:hint="eastAsia"/>
+                <w:bCs/>
+                <w:szCs w:val="28"/>
+              </w:rPr>
+              <w:t>進入成長評估助手，查看系統根據已建立的身高、體重等資料產生的評估內容</w:t>
+            </w:r>
+          </w:p>
+        </w:tc>
+      </w:tr>
+      <w:tr>
+        <w:tc>
+          <w:tcPr>
+            <w:tcW w:w="2405" w:type="dxa"/>
+            <w:shd w:val="clear" w:color="auto" w:fill="BFBFBF" w:themeFill="background1" w:themeFillShade="BF"/>
+          </w:tcPr>
+          <w:p>
+            <w:pPr>
+              <w:rPr>
+                <w:rFonts w:ascii="Times New Roman" w:eastAsia="標楷體" w:hAnsi="Times New Roman"/>
+                <w:bCs/>
+                <w:szCs w:val="28"/>
+              </w:rPr>
+            </w:pPr>
+            <w:r>
+              <w:rPr>
+                <w:rFonts w:ascii="Times New Roman" w:eastAsia="標楷體" w:hAnsi="Times New Roman" w:hint="eastAsia"/>
+                <w:bCs/>
+                <w:szCs w:val="28"/>
+              </w:rPr>
+              <w:t>預期成果</w:t>
+            </w:r>
+          </w:p>
+        </w:tc>
+        <w:tc>
+          <w:tcPr>
+            <w:tcW w:w="7789" w:type="dxa"/>
+          </w:tcPr>
+          <w:p>
+            <w:pPr>
+              <w:rPr>
+                <w:rFonts w:ascii="Times New Roman" w:eastAsia="標楷體" w:hAnsi="Times New Roman"/>
+                <w:bCs/>
+                <w:szCs w:val="28"/>
+              </w:rPr>
+            </w:pPr>
+            <w:r>
+              <w:rPr>
+                <w:rFonts w:ascii="Times New Roman" w:eastAsia="標楷體" w:hAnsi="Times New Roman" w:hint="eastAsia"/>
+                <w:bCs/>
+                <w:szCs w:val="28"/>
+              </w:rPr>
+              <w:t>系統成功顯示成長評估結果，並與目前輸入的成長資料相符</w:t>
+            </w:r>
+          </w:p>
+        </w:tc>
+      </w:tr>
+      <w:tr>
+        <w:tc>
+          <w:tcPr>
+            <w:tcW w:w="2405" w:type="dxa"/>
+            <w:shd w:val="clear" w:color="auto" w:fill="BFBFBF" w:themeFill="background1" w:themeFillShade="BF"/>
+          </w:tcPr>
+          <w:p>
+            <w:pPr>
+              <w:rPr>
+                <w:rFonts w:ascii="Times New Roman" w:eastAsia="標楷體" w:hAnsi="Times New Roman"/>
+                <w:bCs/>
+                <w:szCs w:val="28"/>
+              </w:rPr>
+            </w:pPr>
+            <w:r>
+              <w:rPr>
+                <w:rFonts w:ascii="Times New Roman" w:eastAsia="標楷體" w:hAnsi="Times New Roman" w:hint="eastAsia"/>
+                <w:bCs/>
+                <w:szCs w:val="28"/>
+              </w:rPr>
+              <w:t>測試結果</w:t>
+            </w:r>
+          </w:p>
+        </w:tc>
+        <w:tc>
+          <w:tcPr>
+            <w:tcW w:w="7789" w:type="dxa"/>
+          </w:tcPr>
+          <w:p>
+            <w:pPr>
+              <w:rPr>
+                <w:rFonts w:ascii="Times New Roman" w:eastAsia="標楷體" w:hAnsi="Times New Roman"/>
+                <w:bCs/>
+                <w:szCs w:val="28"/>
+              </w:rPr>
+            </w:pPr>
+            <w:r>
+              <w:rPr>
+                <w:rFonts w:ascii="Times New Roman" w:eastAsia="標楷體" w:hAnsi="Times New Roman" w:hint="eastAsia"/>
+                <w:bCs/>
+                <w:szCs w:val="28"/>
+              </w:rPr>
+              <w:t>正常</w:t>
+            </w:r>
+          </w:p>
+        </w:tc>
+      </w:tr>
+    </w:tbl>
+    <w:p>
+      <w:pPr>
+        <w:rPr>
+          <w:rFonts w:ascii="Times New Roman" w:eastAsia="標楷體" w:hAnsi="Times New Roman"/>
+        </w:rPr>
+      </w:pPr>
+    </w:p>
+    <w:p/>
     <w:sectPr>
       <w:pgSz w:w="11906" w:h="16838" w:code="9"/>
       <w:pgMar w:top="851" w:right="851" w:bottom="851" w:left="851" w:header="567" w:footer="567" w:gutter="0"/>
